--- a/proposals/Btakka_Consulting_Agreement.docx
+++ b/proposals/Btakka_Consulting_Agreement.docx
@@ -115,7 +115,7 @@
                 <w:i w:val="0"/>
                 <w:sz w:val="17"/>
               </w:rPr>
-              <w:t>Abdelrhman Soliman — Investment &amp; Business Expert</w:t>
+              <w:t>Abdelrhman Soliman and Mustafa [ insert full name ] — Business &amp; Investment Consultants</w:t>
             </w:r>
           </w:p>
         </w:tc>
@@ -526,7 +526,7 @@
                 <w:i w:val="0"/>
                 <w:sz w:val="17"/>
               </w:rPr>
-              <w:t>Abdelrhman Soliman, Independent Investment Advisor &amp; Consultant</w:t>
+              <w:t>Abdelrhman Soliman and Mustafa [ insert full name ], Business &amp; Investment Consultants, acting jointly (Clause 1.2)</w:t>
             </w:r>
           </w:p>
         </w:tc>
@@ -591,7 +591,7 @@
                 <w:i w:val="0"/>
                 <w:sz w:val="17"/>
               </w:rPr>
-              <w:t>Client (trade name)</w:t>
+              <w:t>Signatories required</w:t>
             </w:r>
           </w:p>
         </w:tc>
@@ -612,7 +612,7 @@
                 <w:i w:val="0"/>
                 <w:sz w:val="17"/>
               </w:rPr>
-              <w:t>Btakka</w:t>
+              <w:t>Both Consultants and the Client</w:t>
             </w:r>
           </w:p>
         </w:tc>
@@ -634,7 +634,7 @@
                 <w:i w:val="0"/>
                 <w:sz w:val="17"/>
               </w:rPr>
-              <w:t>Client (legal entity)</w:t>
+              <w:t>Client (trade name)</w:t>
             </w:r>
           </w:p>
         </w:tc>
@@ -654,7 +654,7 @@
                 <w:i w:val="0"/>
                 <w:sz w:val="17"/>
               </w:rPr>
-              <w:t>[Insert full registered name]</w:t>
+              <w:t>Btakka</w:t>
             </w:r>
           </w:p>
         </w:tc>
@@ -677,7 +677,7 @@
                 <w:i w:val="0"/>
                 <w:sz w:val="17"/>
               </w:rPr>
-              <w:t>Commercial Register No.</w:t>
+              <w:t>Client (legal entity)</w:t>
             </w:r>
           </w:p>
         </w:tc>
@@ -698,7 +698,7 @@
                 <w:i w:val="0"/>
                 <w:sz w:val="17"/>
               </w:rPr>
-              <w:t>[Insert CR number]</w:t>
+              <w:t>[Insert full registered name]</w:t>
             </w:r>
           </w:p>
         </w:tc>
@@ -720,7 +720,7 @@
                 <w:i w:val="0"/>
                 <w:sz w:val="17"/>
               </w:rPr>
-              <w:t>Tax Card No.</w:t>
+              <w:t>Commercial Register No.</w:t>
             </w:r>
           </w:p>
         </w:tc>
@@ -740,7 +740,7 @@
                 <w:i w:val="0"/>
                 <w:sz w:val="17"/>
               </w:rPr>
-              <w:t>[Insert tax ID]</w:t>
+              <w:t>[Insert CR number]</w:t>
             </w:r>
           </w:p>
         </w:tc>
@@ -763,7 +763,7 @@
                 <w:i w:val="0"/>
                 <w:sz w:val="17"/>
               </w:rPr>
-              <w:t>Registered address</w:t>
+              <w:t>Tax Card No.</w:t>
             </w:r>
           </w:p>
         </w:tc>
@@ -784,7 +784,7 @@
                 <w:i w:val="0"/>
                 <w:sz w:val="17"/>
               </w:rPr>
-              <w:t>[Insert address]</w:t>
+              <w:t>[Insert tax ID]</w:t>
             </w:r>
           </w:p>
         </w:tc>
@@ -806,7 +806,7 @@
                 <w:i w:val="0"/>
                 <w:sz w:val="17"/>
               </w:rPr>
-              <w:t>Client signatory</w:t>
+              <w:t>Registered address</w:t>
             </w:r>
           </w:p>
         </w:tc>
@@ -826,7 +826,7 @@
                 <w:i w:val="0"/>
                 <w:sz w:val="17"/>
               </w:rPr>
-              <w:t>[Insert name and title]</w:t>
+              <w:t>[Insert address]</w:t>
             </w:r>
           </w:p>
         </w:tc>
@@ -849,7 +849,7 @@
                 <w:i w:val="0"/>
                 <w:sz w:val="17"/>
               </w:rPr>
-              <w:t>Total engagement fee</w:t>
+              <w:t>Client signatory</w:t>
             </w:r>
           </w:p>
         </w:tc>
@@ -870,7 +870,7 @@
                 <w:i w:val="0"/>
                 <w:sz w:val="17"/>
               </w:rPr>
-              <w:t>EGP 150,000 plus a 10% Success Fee on Consultant-introduced tickets</w:t>
+              <w:t>[Insert name and title]</w:t>
             </w:r>
           </w:p>
         </w:tc>
@@ -892,6 +892,49 @@
                 <w:i w:val="0"/>
                 <w:sz w:val="17"/>
               </w:rPr>
+              <w:t>Total engagement fee</w:t>
+            </w:r>
+          </w:p>
+        </w:tc>
+        <w:tc>
+          <w:tcPr>
+            <w:tcW w:type="dxa" w:w="4819"/>
+          </w:tcPr>
+          <w:p>
+            <w:pPr>
+              <w:spacing w:after="40" w:before="40"/>
+            </w:pPr>
+            <w:r/>
+            <w:r>
+              <w:rPr>
+                <w:rFonts w:ascii="Cambria" w:hAnsi="Cambria"/>
+                <w:b w:val="0"/>
+                <w:i w:val="0"/>
+                <w:sz w:val="17"/>
+              </w:rPr>
+              <w:t>EGP 150,000 plus a 10% Success Fee on Consultant-introduced tickets</w:t>
+            </w:r>
+          </w:p>
+        </w:tc>
+      </w:tr>
+      <w:tr>
+        <w:tc>
+          <w:tcPr>
+            <w:tcW w:type="dxa" w:w="4819"/>
+            <w:shd w:val="clear" w:color="auto" w:fill="F2F5F8"/>
+          </w:tcPr>
+          <w:p>
+            <w:pPr>
+              <w:spacing w:after="40" w:before="40"/>
+            </w:pPr>
+            <w:r/>
+            <w:r>
+              <w:rPr>
+                <w:rFonts w:ascii="Cambria" w:hAnsi="Cambria"/>
+                <w:b w:val="0"/>
+                <w:i w:val="0"/>
+                <w:sz w:val="17"/>
+              </w:rPr>
               <w:t>Governing law</w:t>
             </w:r>
           </w:p>
@@ -899,6 +942,7 @@
         <w:tc>
           <w:tcPr>
             <w:tcW w:type="dxa" w:w="4819"/>
+            <w:shd w:val="clear" w:color="auto" w:fill="F2F5F8"/>
           </w:tcPr>
           <w:p>
             <w:pPr>
@@ -1132,7 +1176,7 @@
           <w:b w:val="0"/>
           <w:i w:val="0"/>
         </w:rPr>
-        <w:t xml:space="preserve">, an independent investment advisor and consultant, of Cairo, Arab Republic of Egypt, National ID / Tax Registration No. </w:t>
+        <w:t xml:space="preserve">, a business and investment consultant, of Cairo, Arab Republic of Egypt, National ID / Tax Registration No. </w:t>
       </w:r>
       <w:r>
         <w:rPr>
@@ -1164,23 +1208,7 @@
           <w:b w:val="0"/>
           <w:i w:val="0"/>
         </w:rPr>
-        <w:t xml:space="preserve"> (the "</w:t>
-      </w:r>
-      <w:r>
-        <w:rPr>
-          <w:rFonts w:ascii="Cambria" w:hAnsi="Cambria"/>
-          <w:b/>
-          <w:i w:val="0"/>
-        </w:rPr>
-        <w:t>Consultant</w:t>
-      </w:r>
-      <w:r>
-        <w:rPr>
-          <w:rFonts w:ascii="Cambria" w:hAnsi="Cambria"/>
-          <w:b w:val="0"/>
-          <w:i w:val="0"/>
-        </w:rPr>
-        <w:t>"); and</w:t>
+        <w:t>; and</w:t>
       </w:r>
     </w:p>
     <w:p>
@@ -1193,7 +1221,7 @@
           <w:b/>
           <w:i w:val="0"/>
         </w:rPr>
-        <w:t>(2) [ INSERT FULL REGISTERED LEGAL NAME ]</w:t>
+        <w:t>(2) MUSTAFA [ INSERT FULL NAME ]</w:t>
       </w:r>
       <w:r>
         <w:rPr>
@@ -1201,7 +1229,7 @@
           <w:b w:val="0"/>
           <w:i w:val="0"/>
         </w:rPr>
-        <w:t xml:space="preserve">, trading as </w:t>
+        <w:t xml:space="preserve">, a business and investment consultant, of </w:t>
       </w:r>
       <w:r>
         <w:rPr>
@@ -1209,7 +1237,7 @@
           <w:b/>
           <w:i w:val="0"/>
         </w:rPr>
-        <w:t>Btakka</w:t>
+        <w:t>[ city ]</w:t>
       </w:r>
       <w:r>
         <w:rPr>
@@ -1217,7 +1245,7 @@
           <w:b w:val="0"/>
           <w:i w:val="0"/>
         </w:rPr>
-        <w:t xml:space="preserve">, a company registered in the Arab Republic of Egypt under Commercial Register No. </w:t>
+        <w:t xml:space="preserve">, Arab Republic of Egypt, National ID / Tax Registration No. </w:t>
       </w:r>
       <w:r>
         <w:rPr>
@@ -1233,7 +1261,7 @@
           <w:b w:val="0"/>
           <w:i w:val="0"/>
         </w:rPr>
-        <w:t xml:space="preserve">, Tax Card No. </w:t>
+        <w:t xml:space="preserve">, of </w:t>
       </w:r>
       <w:r>
         <w:rPr>
@@ -1241,7 +1269,7 @@
           <w:b/>
           <w:i w:val="0"/>
         </w:rPr>
-        <w:t>[ ]</w:t>
+        <w:t>[ address ]</w:t>
       </w:r>
       <w:r>
         <w:rPr>
@@ -1249,71 +1277,7 @@
           <w:b w:val="0"/>
           <w:i w:val="0"/>
         </w:rPr>
-        <w:t xml:space="preserve">, with its registered office at </w:t>
-      </w:r>
-      <w:r>
-        <w:rPr>
-          <w:rFonts w:ascii="Cambria" w:hAnsi="Cambria"/>
-          <w:b/>
-          <w:i w:val="0"/>
-        </w:rPr>
-        <w:t>[ address ]</w:t>
-      </w:r>
-      <w:r>
-        <w:rPr>
-          <w:rFonts w:ascii="Cambria" w:hAnsi="Cambria"/>
-          <w:b w:val="0"/>
-          <w:i w:val="0"/>
-        </w:rPr>
-        <w:t xml:space="preserve">, represented by </w:t>
-      </w:r>
-      <w:r>
-        <w:rPr>
-          <w:rFonts w:ascii="Cambria" w:hAnsi="Cambria"/>
-          <w:b/>
-          <w:i w:val="0"/>
-        </w:rPr>
-        <w:t>[ name ]</w:t>
-      </w:r>
-      <w:r>
-        <w:rPr>
-          <w:rFonts w:ascii="Cambria" w:hAnsi="Cambria"/>
-          <w:b w:val="0"/>
-          <w:i w:val="0"/>
-        </w:rPr>
-        <w:t xml:space="preserve">, </w:t>
-      </w:r>
-      <w:r>
-        <w:rPr>
-          <w:rFonts w:ascii="Cambria" w:hAnsi="Cambria"/>
-          <w:b/>
-          <w:i w:val="0"/>
-        </w:rPr>
-        <w:t>[ title ]</w:t>
-      </w:r>
-      <w:r>
-        <w:rPr>
-          <w:rFonts w:ascii="Cambria" w:hAnsi="Cambria"/>
-          <w:b w:val="0"/>
-          <w:i w:val="0"/>
-        </w:rPr>
-        <w:t xml:space="preserve"> (the "</w:t>
-      </w:r>
-      <w:r>
-        <w:rPr>
-          <w:rFonts w:ascii="Cambria" w:hAnsi="Cambria"/>
-          <w:b/>
-          <w:i w:val="0"/>
-        </w:rPr>
-        <w:t>Client</w:t>
-      </w:r>
-      <w:r>
-        <w:rPr>
-          <w:rFonts w:ascii="Cambria" w:hAnsi="Cambria"/>
-          <w:b w:val="0"/>
-          <w:i w:val="0"/>
-        </w:rPr>
-        <w:t>").</w:t>
+        <w:t>,</w:t>
       </w:r>
     </w:p>
     <w:p>
@@ -1326,7 +1290,169 @@
           <w:b w:val="0"/>
           <w:i w:val="0"/>
         </w:rPr>
-        <w:t>The Consultant and the Client are each a "</w:t>
+        <w:t>(together the "</w:t>
+      </w:r>
+      <w:r>
+        <w:rPr>
+          <w:rFonts w:ascii="Cambria" w:hAnsi="Cambria"/>
+          <w:b/>
+          <w:i w:val="0"/>
+        </w:rPr>
+        <w:t>Consultant</w:t>
+      </w:r>
+      <w:r>
+        <w:rPr>
+          <w:rFonts w:ascii="Cambria" w:hAnsi="Cambria"/>
+          <w:b w:val="0"/>
+          <w:i w:val="0"/>
+        </w:rPr>
+        <w:t>"); and</w:t>
+      </w:r>
+    </w:p>
+    <w:p>
+      <w:pPr>
+        <w:spacing w:after="120"/>
+      </w:pPr>
+      <w:r>
+        <w:rPr>
+          <w:rFonts w:ascii="Cambria" w:hAnsi="Cambria"/>
+          <w:b/>
+          <w:i w:val="0"/>
+        </w:rPr>
+        <w:t>(3) [ INSERT FULL REGISTERED LEGAL NAME ]</w:t>
+      </w:r>
+      <w:r>
+        <w:rPr>
+          <w:rFonts w:ascii="Cambria" w:hAnsi="Cambria"/>
+          <w:b w:val="0"/>
+          <w:i w:val="0"/>
+        </w:rPr>
+        <w:t xml:space="preserve">, trading as </w:t>
+      </w:r>
+      <w:r>
+        <w:rPr>
+          <w:rFonts w:ascii="Cambria" w:hAnsi="Cambria"/>
+          <w:b/>
+          <w:i w:val="0"/>
+        </w:rPr>
+        <w:t>Btakka</w:t>
+      </w:r>
+      <w:r>
+        <w:rPr>
+          <w:rFonts w:ascii="Cambria" w:hAnsi="Cambria"/>
+          <w:b w:val="0"/>
+          <w:i w:val="0"/>
+        </w:rPr>
+        <w:t xml:space="preserve">, a company registered in the Arab Republic of Egypt under Commercial Register No. </w:t>
+      </w:r>
+      <w:r>
+        <w:rPr>
+          <w:rFonts w:ascii="Cambria" w:hAnsi="Cambria"/>
+          <w:b/>
+          <w:i w:val="0"/>
+        </w:rPr>
+        <w:t>[ ]</w:t>
+      </w:r>
+      <w:r>
+        <w:rPr>
+          <w:rFonts w:ascii="Cambria" w:hAnsi="Cambria"/>
+          <w:b w:val="0"/>
+          <w:i w:val="0"/>
+        </w:rPr>
+        <w:t xml:space="preserve">, Tax Card No. </w:t>
+      </w:r>
+      <w:r>
+        <w:rPr>
+          <w:rFonts w:ascii="Cambria" w:hAnsi="Cambria"/>
+          <w:b/>
+          <w:i w:val="0"/>
+        </w:rPr>
+        <w:t>[ ]</w:t>
+      </w:r>
+      <w:r>
+        <w:rPr>
+          <w:rFonts w:ascii="Cambria" w:hAnsi="Cambria"/>
+          <w:b w:val="0"/>
+          <w:i w:val="0"/>
+        </w:rPr>
+        <w:t xml:space="preserve">, with its registered office at </w:t>
+      </w:r>
+      <w:r>
+        <w:rPr>
+          <w:rFonts w:ascii="Cambria" w:hAnsi="Cambria"/>
+          <w:b/>
+          <w:i w:val="0"/>
+        </w:rPr>
+        <w:t>[ address ]</w:t>
+      </w:r>
+      <w:r>
+        <w:rPr>
+          <w:rFonts w:ascii="Cambria" w:hAnsi="Cambria"/>
+          <w:b w:val="0"/>
+          <w:i w:val="0"/>
+        </w:rPr>
+        <w:t xml:space="preserve">, represented by </w:t>
+      </w:r>
+      <w:r>
+        <w:rPr>
+          <w:rFonts w:ascii="Cambria" w:hAnsi="Cambria"/>
+          <w:b/>
+          <w:i w:val="0"/>
+        </w:rPr>
+        <w:t>[ name ]</w:t>
+      </w:r>
+      <w:r>
+        <w:rPr>
+          <w:rFonts w:ascii="Cambria" w:hAnsi="Cambria"/>
+          <w:b w:val="0"/>
+          <w:i w:val="0"/>
+        </w:rPr>
+        <w:t xml:space="preserve">, </w:t>
+      </w:r>
+      <w:r>
+        <w:rPr>
+          <w:rFonts w:ascii="Cambria" w:hAnsi="Cambria"/>
+          <w:b/>
+          <w:i w:val="0"/>
+        </w:rPr>
+        <w:t>[ title ]</w:t>
+      </w:r>
+      <w:r>
+        <w:rPr>
+          <w:rFonts w:ascii="Cambria" w:hAnsi="Cambria"/>
+          <w:b w:val="0"/>
+          <w:i w:val="0"/>
+        </w:rPr>
+        <w:t xml:space="preserve"> (the "</w:t>
+      </w:r>
+      <w:r>
+        <w:rPr>
+          <w:rFonts w:ascii="Cambria" w:hAnsi="Cambria"/>
+          <w:b/>
+          <w:i w:val="0"/>
+        </w:rPr>
+        <w:t>Client</w:t>
+      </w:r>
+      <w:r>
+        <w:rPr>
+          <w:rFonts w:ascii="Cambria" w:hAnsi="Cambria"/>
+          <w:b w:val="0"/>
+          <w:i w:val="0"/>
+        </w:rPr>
+        <w:t>").</w:t>
+      </w:r>
+    </w:p>
+    <w:p>
+      <w:pPr>
+        <w:spacing w:after="120"/>
+      </w:pPr>
+      <w:r>
+        <w:rPr>
+          <w:rFonts w:ascii="Cambria" w:hAnsi="Cambria"/>
+          <w:b w:val="0"/>
+          <w:i w:val="0"/>
+        </w:rPr>
+        <w:t>Abdelrhman Soliman and Mustafa [ insert full name ] together constitute the Consultant and are, for the purposes of this Agreement, a single Party. The Consultant and the Client are each a "</w:t>
       </w:r>
       <w:r>
         <w:rPr>
@@ -1783,7 +1909,7 @@
                 <w:i w:val="0"/>
                 <w:sz w:val="17"/>
               </w:rPr>
-              <w:t>Deliverables</w:t>
+              <w:t>Consultant</w:t>
             </w:r>
           </w:p>
         </w:tc>
@@ -1803,7 +1929,7 @@
                 <w:i w:val="0"/>
                 <w:sz w:val="17"/>
               </w:rPr>
-              <w:t>The items listed at section 7 of, and Annex A to, the Proposal, summarised at Schedule 1</w:t>
+              <w:t>Abdelrhman Soliman and Mustafa [ insert full name ] together. Every obligation, right and entitlement of the Consultant under this Agreement belongs to them jointly, as set out at Clause 1.2</w:t>
             </w:r>
           </w:p>
         </w:tc>
@@ -1826,7 +1952,7 @@
                 <w:i w:val="0"/>
                 <w:sz w:val="17"/>
               </w:rPr>
-              <w:t>Engagement Standard</w:t>
+              <w:t>Deliverables</w:t>
             </w:r>
           </w:p>
         </w:tc>
@@ -1847,7 +1973,7 @@
                 <w:i w:val="0"/>
                 <w:sz w:val="17"/>
               </w:rPr>
-              <w:t>The Client response obligations at Clause 5.3</w:t>
+              <w:t>The items listed at section 7 of, and Annex A to, the Proposal, summarised at Schedule 1</w:t>
             </w:r>
           </w:p>
         </w:tc>
@@ -1869,7 +1995,7 @@
                 <w:i w:val="0"/>
                 <w:sz w:val="17"/>
               </w:rPr>
-              <w:t>Final Close</w:t>
+              <w:t>Engagement Standard</w:t>
             </w:r>
           </w:p>
         </w:tc>
@@ -1889,7 +2015,7 @@
                 <w:i w:val="0"/>
                 <w:sz w:val="17"/>
               </w:rPr>
-              <w:t>The date the Round is declared closed by the Client or the target Round size is fully subscribed and funded, whichever is earlier</w:t>
+              <w:t>The Client response obligations at Clause 5.3</w:t>
             </w:r>
           </w:p>
         </w:tc>
@@ -1912,7 +2038,7 @@
                 <w:i w:val="0"/>
                 <w:sz w:val="17"/>
               </w:rPr>
-              <w:t>First Close</w:t>
+              <w:t>Final Close</w:t>
             </w:r>
           </w:p>
         </w:tc>
@@ -1933,7 +2059,7 @@
                 <w:i w:val="0"/>
                 <w:sz w:val="17"/>
               </w:rPr>
-              <w:t>The date on which the first Investment Amount is received in cleared funds into the Client's bank account</w:t>
+              <w:t>The date the Round is declared closed by the Client or the target Round size is fully subscribed and funded, whichever is earlier</w:t>
             </w:r>
           </w:p>
         </w:tc>
@@ -1955,7 +2081,7 @@
                 <w:i w:val="0"/>
                 <w:sz w:val="17"/>
               </w:rPr>
-              <w:t>Fixed Fee</w:t>
+              <w:t>First Close</w:t>
             </w:r>
           </w:p>
         </w:tc>
@@ -1975,7 +2101,7 @@
                 <w:i w:val="0"/>
                 <w:sz w:val="17"/>
               </w:rPr>
-              <w:t>EGP 150,000, payable per Clause 6.1</w:t>
+              <w:t>The date on which the first Investment Amount is received in cleared funds into the Client's bank account</w:t>
             </w:r>
           </w:p>
         </w:tc>
@@ -1998,7 +2124,7 @@
                 <w:i w:val="0"/>
                 <w:sz w:val="17"/>
               </w:rPr>
-              <w:t>Introduced Investor</w:t>
+              <w:t>Fixed Fee</w:t>
             </w:r>
           </w:p>
         </w:tc>
@@ -2019,7 +2145,7 @@
                 <w:i w:val="0"/>
                 <w:sz w:val="17"/>
               </w:rPr>
-              <w:t>An Investor falling within Clause 5.1</w:t>
+              <w:t>EGP 150,000, payable per Clause 6.1</w:t>
             </w:r>
           </w:p>
         </w:tc>
@@ -2041,7 +2167,7 @@
                 <w:i w:val="0"/>
                 <w:sz w:val="17"/>
               </w:rPr>
-              <w:t>Investment Amount</w:t>
+              <w:t>Introduced Investor</w:t>
             </w:r>
           </w:p>
         </w:tc>
@@ -2061,7 +2187,7 @@
                 <w:i w:val="0"/>
                 <w:sz w:val="17"/>
               </w:rPr>
-              <w:t>The aggregate consideration received by the Client in cleared funds in respect of a Ticket, comprising equity subscription proceeds, and proceeds under convertible or quasi-equity instruments including SAFEs and convertible notes at their face or principal amount. It excludes bank debt, commercial lending, government or institutional grants and non-dilutive soft funding, unless the Parties agree otherwise in writing</w:t>
+              <w:t>An Investor falling within Clause 5.1</w:t>
             </w:r>
           </w:p>
         </w:tc>
@@ -2084,7 +2210,7 @@
                 <w:i w:val="0"/>
                 <w:sz w:val="17"/>
               </w:rPr>
-              <w:t>Investor</w:t>
+              <w:t>Investment Amount</w:t>
             </w:r>
           </w:p>
         </w:tc>
@@ -2105,7 +2231,7 @@
                 <w:i w:val="0"/>
                 <w:sz w:val="17"/>
               </w:rPr>
-              <w:t>Any angel, syndicate, venture capital fund, family office, corporate or strategic investor, accelerator, investment vehicle or other provider of capital</w:t>
+              <w:t>The aggregate consideration received by the Client in cleared funds in respect of a Ticket, comprising equity subscription proceeds, and proceeds under convertible or quasi-equity instruments including SAFEs and convertible notes at their face or principal amount. It excludes bank debt, commercial lending, government or institutional grants and non-dilutive soft funding, unless the Parties agree otherwise in writing</w:t>
             </w:r>
           </w:p>
         </w:tc>
@@ -2127,7 +2253,7 @@
                 <w:i w:val="0"/>
                 <w:sz w:val="17"/>
               </w:rPr>
-              <w:t>Investor Log</w:t>
+              <w:t>Investor</w:t>
             </w:r>
           </w:p>
         </w:tc>
@@ -2147,7 +2273,7 @@
                 <w:i w:val="0"/>
                 <w:sz w:val="17"/>
               </w:rPr>
-              <w:t>The register maintained under Clause 5.2 in the form at Schedule 3</w:t>
+              <w:t>Any angel, syndicate, venture capital fund, family office, corporate or strategic investor, accelerator, investment vehicle or other provider of capital</w:t>
             </w:r>
           </w:p>
         </w:tc>
@@ -2170,7 +2296,7 @@
                 <w:i w:val="0"/>
                 <w:sz w:val="17"/>
               </w:rPr>
-              <w:t>Phase 1</w:t>
+              <w:t>Investor Log</w:t>
             </w:r>
           </w:p>
         </w:tc>
@@ -2191,7 +2317,7 @@
                 <w:i w:val="0"/>
                 <w:sz w:val="17"/>
               </w:rPr>
-              <w:t>The Investment Readiness services at section 5 of the Proposal, summarised at Schedule 1</w:t>
+              <w:t>The register maintained under Clause 5.2 in the form at Schedule 3</w:t>
             </w:r>
           </w:p>
         </w:tc>
@@ -2213,7 +2339,7 @@
                 <w:i w:val="0"/>
                 <w:sz w:val="17"/>
               </w:rPr>
-              <w:t>Proposal</w:t>
+              <w:t>Phase 1</w:t>
             </w:r>
           </w:p>
         </w:tc>
@@ -2233,7 +2359,7 @@
                 <w:i w:val="0"/>
                 <w:sz w:val="17"/>
               </w:rPr>
-              <w:t>The document titled "Investment Readiness &amp; Investment Round Management — Proposal", version 1.0, dated 13 September 2026, issued by the Consultant to the Client and annexed to this Agreement</w:t>
+              <w:t>The Investment Readiness services at section 5 of the Proposal, summarised at Schedule 1</w:t>
             </w:r>
           </w:p>
         </w:tc>
@@ -2256,7 +2382,7 @@
                 <w:i w:val="0"/>
                 <w:sz w:val="17"/>
               </w:rPr>
-              <w:t>Phase 2</w:t>
+              <w:t>Proposal</w:t>
             </w:r>
           </w:p>
         </w:tc>
@@ -2277,7 +2403,7 @@
                 <w:i w:val="0"/>
                 <w:sz w:val="17"/>
               </w:rPr>
-              <w:t>The Investment Round Management services at section 5 of the Proposal, summarised at Schedule 1</w:t>
+              <w:t>The document titled "Investment Readiness &amp; Investment Round Management — Proposal", version 1.0, dated 13 September 2026, issued by the Consultant to the Client and annexed to this Agreement</w:t>
             </w:r>
           </w:p>
         </w:tc>
@@ -2299,7 +2425,7 @@
                 <w:i w:val="0"/>
                 <w:sz w:val="17"/>
               </w:rPr>
-              <w:t>Round</w:t>
+              <w:t>Phase 2</w:t>
             </w:r>
           </w:p>
         </w:tc>
@@ -2319,7 +2445,7 @@
                 <w:i w:val="0"/>
                 <w:sz w:val="17"/>
               </w:rPr>
-              <w:t>The pre-seed investment round contemplated by this Agreement</w:t>
+              <w:t>The Investment Round Management services at section 5 of the Proposal, summarised at Schedule 1</w:t>
             </w:r>
           </w:p>
         </w:tc>
@@ -2342,7 +2468,7 @@
                 <w:i w:val="0"/>
                 <w:sz w:val="17"/>
               </w:rPr>
-              <w:t>Services</w:t>
+              <w:t>Round</w:t>
             </w:r>
           </w:p>
         </w:tc>
@@ -2363,7 +2489,7 @@
                 <w:i w:val="0"/>
                 <w:sz w:val="17"/>
               </w:rPr>
-              <w:t>Phase 1 and Phase 2 collectively</w:t>
+              <w:t>The pre-seed investment round contemplated by this Agreement</w:t>
             </w:r>
           </w:p>
         </w:tc>
@@ -2385,7 +2511,7 @@
                 <w:i w:val="0"/>
                 <w:sz w:val="17"/>
               </w:rPr>
-              <w:t>Success Fee</w:t>
+              <w:t>Services</w:t>
             </w:r>
           </w:p>
         </w:tc>
@@ -2405,7 +2531,7 @@
                 <w:i w:val="0"/>
                 <w:sz w:val="17"/>
               </w:rPr>
-              <w:t>The fee payable under Clause 6.2</w:t>
+              <w:t>Phase 1 and Phase 2 collectively</w:t>
             </w:r>
           </w:p>
         </w:tc>
@@ -2428,7 +2554,7 @@
                 <w:i w:val="0"/>
                 <w:sz w:val="17"/>
               </w:rPr>
-              <w:t>Tail Period</w:t>
+              <w:t>Success Fee</w:t>
             </w:r>
           </w:p>
         </w:tc>
@@ -2449,7 +2575,7 @@
                 <w:i w:val="0"/>
                 <w:sz w:val="17"/>
               </w:rPr>
-              <w:t>Twelve (12) months from expiry or termination of this Agreement</w:t>
+              <w:t>The fee payable under Clause 6.2</w:t>
             </w:r>
           </w:p>
         </w:tc>
@@ -2471,7 +2597,7 @@
                 <w:i w:val="0"/>
                 <w:sz w:val="17"/>
               </w:rPr>
-              <w:t>Target Investor Map</w:t>
+              <w:t>Tail Period</w:t>
             </w:r>
           </w:p>
         </w:tc>
@@ -2491,7 +2617,7 @@
                 <w:i w:val="0"/>
                 <w:sz w:val="17"/>
               </w:rPr>
-              <w:t>The tiered investor target list delivered under Phase 2 Stage 1</w:t>
+              <w:t>Twelve (12) months from expiry or termination of this Agreement</w:t>
             </w:r>
           </w:p>
         </w:tc>
@@ -2514,7 +2640,7 @@
                 <w:i w:val="0"/>
                 <w:sz w:val="17"/>
               </w:rPr>
-              <w:t>Ticket</w:t>
+              <w:t>Target Investor Map</w:t>
             </w:r>
           </w:p>
         </w:tc>
@@ -2522,6 +2648,48 @@
           <w:tcPr>
             <w:tcW w:type="dxa" w:w="4819"/>
             <w:shd w:val="clear" w:color="auto" w:fill="F2F5F8"/>
+          </w:tcPr>
+          <w:p>
+            <w:pPr>
+              <w:spacing w:after="40" w:before="40"/>
+            </w:pPr>
+            <w:r/>
+            <w:r>
+              <w:rPr>
+                <w:rFonts w:ascii="Cambria" w:hAnsi="Cambria"/>
+                <w:b w:val="0"/>
+                <w:i w:val="0"/>
+                <w:sz w:val="17"/>
+              </w:rPr>
+              <w:t>The tiered investor target list delivered under Phase 2 Stage 1</w:t>
+            </w:r>
+          </w:p>
+        </w:tc>
+      </w:tr>
+      <w:tr>
+        <w:tc>
+          <w:tcPr>
+            <w:tcW w:type="dxa" w:w="4819"/>
+          </w:tcPr>
+          <w:p>
+            <w:pPr>
+              <w:spacing w:after="40" w:before="40"/>
+            </w:pPr>
+            <w:r/>
+            <w:r>
+              <w:rPr>
+                <w:rFonts w:ascii="Cambria" w:hAnsi="Cambria"/>
+                <w:b/>
+                <w:i w:val="0"/>
+                <w:sz w:val="17"/>
+              </w:rPr>
+              <w:t>Ticket</w:t>
+            </w:r>
+          </w:p>
+        </w:tc>
+        <w:tc>
+          <w:tcPr>
+            <w:tcW w:type="dxa" w:w="4819"/>
           </w:tcPr>
           <w:p>
             <w:pPr>
@@ -2556,7 +2724,7 @@
           <w:b/>
           <w:i w:val="0"/>
         </w:rPr>
-        <w:t>1.2</w:t>
+        <w:t>1.2 The Consultant acts jointly.</w:t>
       </w:r>
       <w:r>
         <w:rPr>
@@ -2564,11 +2732,158 @@
           <w:b w:val="0"/>
           <w:i w:val="0"/>
         </w:rPr>
-        <w:t xml:space="preserve"> Headings are for convenience only. The singular includes the plural. "Including" means "including without limitation". References to a Clause or Schedule are to a clause or schedule of this Agreement.</w:t>
+        <w:t xml:space="preserve"> The Consultant comprises two individuals, Abdelrhman Soliman and Mustafa [ insert full name ], who deliver the Services together. Accordingly:</w:t>
       </w:r>
     </w:p>
     <w:p>
       <w:pPr>
+        <w:pStyle w:val="ListBullet"/>
+        <w:spacing w:after="60"/>
+        <w:ind w:left="397"/>
+      </w:pPr>
+      <w:r>
+        <w:rPr>
+          <w:rFonts w:ascii="Cambria" w:hAnsi="Cambria"/>
+          <w:b/>
+          <w:i w:val="0"/>
+        </w:rPr>
+        <w:t>(a)</w:t>
+      </w:r>
+      <w:r>
+        <w:rPr>
+          <w:rFonts w:ascii="Cambria" w:hAnsi="Cambria"/>
+          <w:b w:val="0"/>
+          <w:i w:val="0"/>
+        </w:rPr>
+        <w:t xml:space="preserve"> every reference in this Agreement to "the Consultant" is a reference to both of them together, and every obligation of the Consultant binds each of them </w:t>
+      </w:r>
+      <w:r>
+        <w:rPr>
+          <w:rFonts w:ascii="Cambria" w:hAnsi="Cambria"/>
+          <w:b/>
+          <w:i w:val="0"/>
+        </w:rPr>
+        <w:t>jointly and severally</w:t>
+      </w:r>
+      <w:r>
+        <w:rPr>
+          <w:rFonts w:ascii="Cambria" w:hAnsi="Cambria"/>
+          <w:b w:val="0"/>
+          <w:i w:val="0"/>
+        </w:rPr>
+        <w:t>, so that the Client may enforce the whole of any obligation against either;</w:t>
+      </w:r>
+    </w:p>
+    <w:p>
+      <w:pPr>
+        <w:pStyle w:val="ListBullet"/>
+        <w:spacing w:after="60"/>
+        <w:ind w:left="397"/>
+      </w:pPr>
+      <w:r>
+        <w:rPr>
+          <w:rFonts w:ascii="Cambria" w:hAnsi="Cambria"/>
+          <w:b/>
+          <w:i w:val="0"/>
+        </w:rPr>
+        <w:t>(b)</w:t>
+      </w:r>
+      <w:r>
+        <w:rPr>
+          <w:rFonts w:ascii="Cambria" w:hAnsi="Cambria"/>
+          <w:b w:val="0"/>
+          <w:i w:val="0"/>
+        </w:rPr>
+        <w:t xml:space="preserve"> each of them is authorised to give and receive notices, approvals and instructions on behalf of both, and anything done or omitted by one is treated as done or omitted by both;</w:t>
+      </w:r>
+    </w:p>
+    <w:p>
+      <w:pPr>
+        <w:pStyle w:val="ListBullet"/>
+        <w:spacing w:after="60"/>
+        <w:ind w:left="397"/>
+      </w:pPr>
+      <w:r>
+        <w:rPr>
+          <w:rFonts w:ascii="Cambria" w:hAnsi="Cambria"/>
+          <w:b/>
+          <w:i w:val="0"/>
+        </w:rPr>
+        <w:t>(c)</w:t>
+      </w:r>
+      <w:r>
+        <w:rPr>
+          <w:rFonts w:ascii="Cambria" w:hAnsi="Cambria"/>
+          <w:b w:val="0"/>
+          <w:i w:val="0"/>
+        </w:rPr>
+        <w:t xml:space="preserve"> the Client shall deal with </w:t>
+      </w:r>
+      <w:r>
+        <w:rPr>
+          <w:rFonts w:ascii="Cambria" w:hAnsi="Cambria"/>
+          <w:b/>
+          <w:i w:val="0"/>
+        </w:rPr>
+        <w:t>[ Abdelrhman Soliman / to be confirmed ]</w:t>
+      </w:r>
+      <w:r>
+        <w:rPr>
+          <w:rFonts w:ascii="Cambria" w:hAnsi="Cambria"/>
+          <w:b w:val="0"/>
+          <w:i w:val="0"/>
+        </w:rPr>
+        <w:t xml:space="preserve"> as the Consultant's single point of contact, and is entitled to rely on that person's authority to bind the Consultant;</w:t>
+      </w:r>
+    </w:p>
+    <w:p>
+      <w:pPr>
+        <w:pStyle w:val="ListBullet"/>
+        <w:spacing w:after="60"/>
+        <w:ind w:left="397"/>
+      </w:pPr>
+      <w:r>
+        <w:rPr>
+          <w:rFonts w:ascii="Cambria" w:hAnsi="Cambria"/>
+          <w:b/>
+          <w:i w:val="0"/>
+        </w:rPr>
+        <w:t>(d)</w:t>
+      </w:r>
+      <w:r>
+        <w:rPr>
+          <w:rFonts w:ascii="Cambria" w:hAnsi="Cambria"/>
+          <w:b w:val="0"/>
+          <w:i w:val="0"/>
+        </w:rPr>
+        <w:t xml:space="preserve"> all Fees under Clause 6 are payable to the single account nominated at Schedule 2.4, and payment into that account discharges the Client's payment obligation to both of them in full. The apportionment of Fees between them is a matter solely between themselves and is no concern of the Client; and</w:t>
+      </w:r>
+    </w:p>
+    <w:p>
+      <w:pPr>
+        <w:pStyle w:val="ListBullet"/>
+        <w:spacing w:after="60"/>
+        <w:ind w:left="397"/>
+      </w:pPr>
+      <w:r>
+        <w:rPr>
+          <w:rFonts w:ascii="Cambria" w:hAnsi="Cambria"/>
+          <w:b/>
+          <w:i w:val="0"/>
+        </w:rPr>
+        <w:t>(e)</w:t>
+      </w:r>
+      <w:r>
+        <w:rPr>
+          <w:rFonts w:ascii="Cambria" w:hAnsi="Cambria"/>
+          <w:b w:val="0"/>
+          <w:i w:val="0"/>
+        </w:rPr>
+        <w:t xml:space="preserve"> Clauses 5.5 (non-circumvention), 10 (confidentiality) and 11 (intellectual property) bind each of them individually as well as together.</w:t>
+      </w:r>
+    </w:p>
+    <w:p>
+      <w:pPr>
         <w:spacing w:after="120"/>
       </w:pPr>
       <w:r>
@@ -2578,6 +2893,27 @@
           <w:i w:val="0"/>
         </w:rPr>
         <w:t>1.3</w:t>
+      </w:r>
+      <w:r>
+        <w:rPr>
+          <w:rFonts w:ascii="Cambria" w:hAnsi="Cambria"/>
+          <w:b w:val="0"/>
+          <w:i w:val="0"/>
+        </w:rPr>
+        <w:t xml:space="preserve"> Headings are for convenience only. The singular includes the plural. "Including" means "including without limitation". References to a Clause or Schedule are to a clause or schedule of this Agreement.</w:t>
+      </w:r>
+    </w:p>
+    <w:p>
+      <w:pPr>
+        <w:spacing w:after="120"/>
+      </w:pPr>
+      <w:r>
+        <w:rPr>
+          <w:rFonts w:ascii="Cambria" w:hAnsi="Cambria"/>
+          <w:b/>
+          <w:i w:val="0"/>
+        </w:rPr>
+        <w:t>1.4</w:t>
       </w:r>
       <w:r>
         <w:rPr>
@@ -6114,7 +6450,7 @@
                 <w:i w:val="0"/>
                 <w:sz w:val="17"/>
               </w:rPr>
-              <w:t>Abdelrhman Soliman</w:t>
+              <w:t>Abdelrhman Soliman and Mustafa [ insert full name ]</w:t>
             </w:r>
           </w:p>
         </w:tc>
@@ -6178,7 +6514,7 @@
                 <w:i w:val="0"/>
                 <w:sz w:val="17"/>
               </w:rPr>
-              <w:t>abdelrhmansoliman96@gmail.com</w:t>
+              <w:t>abdelrhmansoliman96@gmail.com · [ Mustafa — email ]</w:t>
             </w:r>
           </w:p>
         </w:tc>
@@ -6241,7 +6577,7 @@
                 <w:i w:val="0"/>
                 <w:sz w:val="17"/>
               </w:rPr>
-              <w:t>+20 109 651 5287</w:t>
+              <w:t>+20 109 651 5287 · [ Mustafa — phone ]</w:t>
             </w:r>
           </w:p>
         </w:tc>
@@ -6336,6 +6672,19 @@
       <w:pPr>
         <w:spacing w:after="40"/>
       </w:pPr>
+    </w:p>
+    <w:p>
+      <w:pPr>
+        <w:spacing w:after="120"/>
+      </w:pPr>
+      <w:r>
+        <w:rPr>
+          <w:rFonts w:ascii="Cambria" w:hAnsi="Cambria"/>
+          <w:b w:val="0"/>
+          <w:i w:val="0"/>
+        </w:rPr>
+        <w:t>Notice given to either individual comprising the Consultant is notice to both (Clause 1.2(b)).</w:t>
+      </w:r>
     </w:p>
     <w:p>
       <w:pPr>
@@ -6800,6 +7149,802 @@
           <w:i w:val="0"/>
         </w:rPr>
         <w:t xml:space="preserve"> the Parties have executed this Agreement on the Effective Date first written above.</w:t>
+      </w:r>
+    </w:p>
+    <w:tbl>
+      <w:tblPr>
+        <w:tblStyle w:val="TableGrid"/>
+        <w:tblW w:type="auto" w:w="0"/>
+        <w:jc w:val="center"/>
+        <w:tblLayout w:type="autofit"/>
+        <w:tblLook w:firstColumn="1" w:firstRow="1" w:lastColumn="0" w:lastRow="0" w:noHBand="0" w:noVBand="1" w:val="04A0"/>
+      </w:tblPr>
+      <w:tblGrid>
+        <w:gridCol w:w="3213"/>
+        <w:gridCol w:w="3213"/>
+        <w:gridCol w:w="3213"/>
+      </w:tblGrid>
+      <w:tr>
+        <w:trPr>
+          <w:tblHeader w:val="true"/>
+        </w:trPr>
+        <w:tc>
+          <w:tcPr>
+            <w:tcW w:type="dxa" w:w="3213"/>
+            <w:shd w:val="clear" w:color="auto" w:fill="0F2C4A"/>
+          </w:tcPr>
+          <w:p>
+            <w:pPr>
+              <w:spacing w:after="40" w:before="40"/>
+            </w:pPr>
+            <w:r/>
+            <w:r>
+              <w:rPr>
+                <w:rFonts w:ascii="Calibri" w:hAnsi="Calibri"/>
+                <w:b/>
+                <w:i w:val="0"/>
+                <w:color w:val="FFFFFF"/>
+                <w:sz w:val="17"/>
+              </w:rPr>
+              <w:t>THE CONSULTANT (1)</w:t>
+            </w:r>
+          </w:p>
+        </w:tc>
+        <w:tc>
+          <w:tcPr>
+            <w:tcW w:type="dxa" w:w="3213"/>
+            <w:shd w:val="clear" w:color="auto" w:fill="0F2C4A"/>
+          </w:tcPr>
+          <w:p>
+            <w:pPr>
+              <w:spacing w:after="40" w:before="40"/>
+            </w:pPr>
+            <w:r/>
+            <w:r>
+              <w:rPr>
+                <w:rFonts w:ascii="Calibri" w:hAnsi="Calibri"/>
+                <w:b/>
+                <w:i w:val="0"/>
+                <w:color w:val="FFFFFF"/>
+                <w:sz w:val="17"/>
+              </w:rPr>
+              <w:t>THE CONSULTANT (2)</w:t>
+            </w:r>
+          </w:p>
+        </w:tc>
+        <w:tc>
+          <w:tcPr>
+            <w:tcW w:type="dxa" w:w="3213"/>
+            <w:shd w:val="clear" w:color="auto" w:fill="0F2C4A"/>
+          </w:tcPr>
+          <w:p>
+            <w:pPr>
+              <w:spacing w:after="40" w:before="40"/>
+            </w:pPr>
+            <w:r/>
+            <w:r>
+              <w:rPr>
+                <w:rFonts w:ascii="Calibri" w:hAnsi="Calibri"/>
+                <w:b/>
+                <w:i w:val="0"/>
+                <w:color w:val="FFFFFF"/>
+                <w:sz w:val="17"/>
+              </w:rPr>
+              <w:t>THE CLIENT</w:t>
+            </w:r>
+          </w:p>
+        </w:tc>
+      </w:tr>
+      <w:tr>
+        <w:tc>
+          <w:tcPr>
+            <w:tcW w:type="dxa" w:w="3213"/>
+          </w:tcPr>
+          <w:p>
+            <w:pPr>
+              <w:spacing w:after="40" w:before="40"/>
+            </w:pPr>
+            <w:r/>
+            <w:r>
+              <w:rPr>
+                <w:rFonts w:ascii="Cambria" w:hAnsi="Cambria"/>
+                <w:b/>
+                <w:i w:val="0"/>
+                <w:sz w:val="17"/>
+              </w:rPr>
+              <w:t>ABDELRHMAN SOLIMAN</w:t>
+            </w:r>
+          </w:p>
+        </w:tc>
+        <w:tc>
+          <w:tcPr>
+            <w:tcW w:type="dxa" w:w="3213"/>
+          </w:tcPr>
+          <w:p>
+            <w:pPr>
+              <w:spacing w:after="40" w:before="40"/>
+            </w:pPr>
+            <w:r/>
+            <w:r>
+              <w:rPr>
+                <w:rFonts w:ascii="Cambria" w:hAnsi="Cambria"/>
+                <w:b/>
+                <w:i w:val="0"/>
+                <w:sz w:val="17"/>
+              </w:rPr>
+              <w:t>MUSTAFA [ FULL NAME ]</w:t>
+            </w:r>
+          </w:p>
+        </w:tc>
+        <w:tc>
+          <w:tcPr>
+            <w:tcW w:type="dxa" w:w="3213"/>
+          </w:tcPr>
+          <w:p>
+            <w:pPr>
+              <w:spacing w:after="40" w:before="40"/>
+            </w:pPr>
+            <w:r/>
+            <w:r>
+              <w:rPr>
+                <w:rFonts w:ascii="Cambria" w:hAnsi="Cambria"/>
+                <w:b/>
+                <w:i w:val="0"/>
+                <w:sz w:val="17"/>
+              </w:rPr>
+              <w:t>[ FULL REGISTERED LEGAL NAME ]</w:t>
+            </w:r>
+            <w:r>
+              <w:rPr>
+                <w:rFonts w:ascii="Cambria" w:hAnsi="Cambria"/>
+                <w:b w:val="0"/>
+                <w:i w:val="0"/>
+                <w:sz w:val="17"/>
+              </w:rPr>
+              <w:t xml:space="preserve"> trading as </w:t>
+            </w:r>
+            <w:r>
+              <w:rPr>
+                <w:rFonts w:ascii="Cambria" w:hAnsi="Cambria"/>
+                <w:b/>
+                <w:i w:val="0"/>
+                <w:sz w:val="17"/>
+              </w:rPr>
+              <w:t>Btakka</w:t>
+            </w:r>
+          </w:p>
+        </w:tc>
+      </w:tr>
+      <w:tr>
+        <w:tc>
+          <w:tcPr>
+            <w:tcW w:type="dxa" w:w="3213"/>
+            <w:shd w:val="clear" w:color="auto" w:fill="F2F5F8"/>
+          </w:tcPr>
+          <w:p>
+            <w:pPr>
+              <w:spacing w:after="40" w:before="40"/>
+            </w:pPr>
+            <w:r/>
+            <w:r>
+              <w:rPr>
+                <w:rFonts w:ascii="Cambria" w:hAnsi="Cambria"/>
+                <w:b w:val="0"/>
+                <w:i w:val="0"/>
+                <w:sz w:val="17"/>
+              </w:rPr>
+              <w:t>Business &amp; Investment Consultant</w:t>
+            </w:r>
+          </w:p>
+        </w:tc>
+        <w:tc>
+          <w:tcPr>
+            <w:tcW w:type="dxa" w:w="3213"/>
+            <w:shd w:val="clear" w:color="auto" w:fill="F2F5F8"/>
+          </w:tcPr>
+          <w:p>
+            <w:pPr>
+              <w:spacing w:after="40" w:before="40"/>
+            </w:pPr>
+            <w:r/>
+            <w:r>
+              <w:rPr>
+                <w:rFonts w:ascii="Cambria" w:hAnsi="Cambria"/>
+                <w:b w:val="0"/>
+                <w:i w:val="0"/>
+                <w:sz w:val="17"/>
+              </w:rPr>
+              <w:t>Business &amp; Investment Consultant</w:t>
+            </w:r>
+          </w:p>
+        </w:tc>
+        <w:tc>
+          <w:tcPr>
+            <w:tcW w:type="dxa" w:w="3213"/>
+            <w:shd w:val="clear" w:color="auto" w:fill="F2F5F8"/>
+          </w:tcPr>
+          <w:p>
+            <w:pPr>
+              <w:spacing w:after="40" w:before="40"/>
+            </w:pPr>
+            <w:r/>
+          </w:p>
+        </w:tc>
+      </w:tr>
+      <w:tr>
+        <w:tc>
+          <w:tcPr>
+            <w:tcW w:type="dxa" w:w="3213"/>
+          </w:tcPr>
+          <w:p>
+            <w:pPr>
+              <w:spacing w:after="40" w:before="40"/>
+            </w:pPr>
+            <w:r/>
+          </w:p>
+        </w:tc>
+        <w:tc>
+          <w:tcPr>
+            <w:tcW w:type="dxa" w:w="3213"/>
+          </w:tcPr>
+          <w:p>
+            <w:pPr>
+              <w:spacing w:after="40" w:before="40"/>
+            </w:pPr>
+            <w:r/>
+          </w:p>
+        </w:tc>
+        <w:tc>
+          <w:tcPr>
+            <w:tcW w:type="dxa" w:w="3213"/>
+          </w:tcPr>
+          <w:p>
+            <w:pPr>
+              <w:spacing w:after="40" w:before="40"/>
+            </w:pPr>
+            <w:r/>
+          </w:p>
+        </w:tc>
+      </w:tr>
+      <w:tr>
+        <w:tc>
+          <w:tcPr>
+            <w:tcW w:type="dxa" w:w="3213"/>
+            <w:shd w:val="clear" w:color="auto" w:fill="F2F5F8"/>
+          </w:tcPr>
+          <w:p>
+            <w:pPr>
+              <w:spacing w:after="40" w:before="40"/>
+            </w:pPr>
+            <w:r/>
+            <w:r>
+              <w:rPr>
+                <w:rFonts w:ascii="Cambria" w:hAnsi="Cambria"/>
+                <w:b w:val="0"/>
+                <w:i w:val="0"/>
+                <w:sz w:val="17"/>
+              </w:rPr>
+              <w:t>Signature: ...........................</w:t>
+            </w:r>
+          </w:p>
+        </w:tc>
+        <w:tc>
+          <w:tcPr>
+            <w:tcW w:type="dxa" w:w="3213"/>
+            <w:shd w:val="clear" w:color="auto" w:fill="F2F5F8"/>
+          </w:tcPr>
+          <w:p>
+            <w:pPr>
+              <w:spacing w:after="40" w:before="40"/>
+            </w:pPr>
+            <w:r/>
+            <w:r>
+              <w:rPr>
+                <w:rFonts w:ascii="Cambria" w:hAnsi="Cambria"/>
+                <w:b w:val="0"/>
+                <w:i w:val="0"/>
+                <w:sz w:val="17"/>
+              </w:rPr>
+              <w:t>Signature: ...........................</w:t>
+            </w:r>
+          </w:p>
+        </w:tc>
+        <w:tc>
+          <w:tcPr>
+            <w:tcW w:type="dxa" w:w="3213"/>
+            <w:shd w:val="clear" w:color="auto" w:fill="F2F5F8"/>
+          </w:tcPr>
+          <w:p>
+            <w:pPr>
+              <w:spacing w:after="40" w:before="40"/>
+            </w:pPr>
+            <w:r/>
+            <w:r>
+              <w:rPr>
+                <w:rFonts w:ascii="Cambria" w:hAnsi="Cambria"/>
+                <w:b w:val="0"/>
+                <w:i w:val="0"/>
+                <w:sz w:val="17"/>
+              </w:rPr>
+              <w:t>Signature: ...........................</w:t>
+            </w:r>
+          </w:p>
+        </w:tc>
+      </w:tr>
+      <w:tr>
+        <w:tc>
+          <w:tcPr>
+            <w:tcW w:type="dxa" w:w="3213"/>
+          </w:tcPr>
+          <w:p>
+            <w:pPr>
+              <w:spacing w:after="40" w:before="40"/>
+            </w:pPr>
+            <w:r/>
+          </w:p>
+        </w:tc>
+        <w:tc>
+          <w:tcPr>
+            <w:tcW w:type="dxa" w:w="3213"/>
+          </w:tcPr>
+          <w:p>
+            <w:pPr>
+              <w:spacing w:after="40" w:before="40"/>
+            </w:pPr>
+            <w:r/>
+          </w:p>
+        </w:tc>
+        <w:tc>
+          <w:tcPr>
+            <w:tcW w:type="dxa" w:w="3213"/>
+          </w:tcPr>
+          <w:p>
+            <w:pPr>
+              <w:spacing w:after="40" w:before="40"/>
+            </w:pPr>
+            <w:r/>
+          </w:p>
+        </w:tc>
+      </w:tr>
+      <w:tr>
+        <w:tc>
+          <w:tcPr>
+            <w:tcW w:type="dxa" w:w="3213"/>
+            <w:shd w:val="clear" w:color="auto" w:fill="F2F5F8"/>
+          </w:tcPr>
+          <w:p>
+            <w:pPr>
+              <w:spacing w:after="40" w:before="40"/>
+            </w:pPr>
+            <w:r/>
+            <w:r>
+              <w:rPr>
+                <w:rFonts w:ascii="Cambria" w:hAnsi="Cambria"/>
+                <w:b w:val="0"/>
+                <w:i w:val="0"/>
+                <w:sz w:val="17"/>
+              </w:rPr>
+              <w:t>Name: Abdelrhman Soliman</w:t>
+            </w:r>
+          </w:p>
+        </w:tc>
+        <w:tc>
+          <w:tcPr>
+            <w:tcW w:type="dxa" w:w="3213"/>
+            <w:shd w:val="clear" w:color="auto" w:fill="F2F5F8"/>
+          </w:tcPr>
+          <w:p>
+            <w:pPr>
+              <w:spacing w:after="40" w:before="40"/>
+            </w:pPr>
+            <w:r/>
+            <w:r>
+              <w:rPr>
+                <w:rFonts w:ascii="Cambria" w:hAnsi="Cambria"/>
+                <w:b w:val="0"/>
+                <w:i w:val="0"/>
+                <w:sz w:val="17"/>
+              </w:rPr>
+              <w:t>Name: .....................................</w:t>
+            </w:r>
+          </w:p>
+        </w:tc>
+        <w:tc>
+          <w:tcPr>
+            <w:tcW w:type="dxa" w:w="3213"/>
+            <w:shd w:val="clear" w:color="auto" w:fill="F2F5F8"/>
+          </w:tcPr>
+          <w:p>
+            <w:pPr>
+              <w:spacing w:after="40" w:before="40"/>
+            </w:pPr>
+            <w:r/>
+            <w:r>
+              <w:rPr>
+                <w:rFonts w:ascii="Cambria" w:hAnsi="Cambria"/>
+                <w:b w:val="0"/>
+                <w:i w:val="0"/>
+                <w:sz w:val="17"/>
+              </w:rPr>
+              <w:t>Name: .....................................</w:t>
+            </w:r>
+          </w:p>
+        </w:tc>
+      </w:tr>
+      <w:tr>
+        <w:tc>
+          <w:tcPr>
+            <w:tcW w:type="dxa" w:w="3213"/>
+          </w:tcPr>
+          <w:p>
+            <w:pPr>
+              <w:spacing w:after="40" w:before="40"/>
+            </w:pPr>
+            <w:r/>
+          </w:p>
+        </w:tc>
+        <w:tc>
+          <w:tcPr>
+            <w:tcW w:type="dxa" w:w="3213"/>
+          </w:tcPr>
+          <w:p>
+            <w:pPr>
+              <w:spacing w:after="40" w:before="40"/>
+            </w:pPr>
+            <w:r/>
+          </w:p>
+        </w:tc>
+        <w:tc>
+          <w:tcPr>
+            <w:tcW w:type="dxa" w:w="3213"/>
+          </w:tcPr>
+          <w:p>
+            <w:pPr>
+              <w:spacing w:after="40" w:before="40"/>
+            </w:pPr>
+            <w:r/>
+          </w:p>
+        </w:tc>
+      </w:tr>
+      <w:tr>
+        <w:tc>
+          <w:tcPr>
+            <w:tcW w:type="dxa" w:w="3213"/>
+            <w:shd w:val="clear" w:color="auto" w:fill="F2F5F8"/>
+          </w:tcPr>
+          <w:p>
+            <w:pPr>
+              <w:spacing w:after="40" w:before="40"/>
+            </w:pPr>
+            <w:r/>
+            <w:r>
+              <w:rPr>
+                <w:rFonts w:ascii="Cambria" w:hAnsi="Cambria"/>
+                <w:b w:val="0"/>
+                <w:i w:val="0"/>
+                <w:sz w:val="17"/>
+              </w:rPr>
+              <w:t>Title: Consultant</w:t>
+            </w:r>
+          </w:p>
+        </w:tc>
+        <w:tc>
+          <w:tcPr>
+            <w:tcW w:type="dxa" w:w="3213"/>
+            <w:shd w:val="clear" w:color="auto" w:fill="F2F5F8"/>
+          </w:tcPr>
+          <w:p>
+            <w:pPr>
+              <w:spacing w:after="40" w:before="40"/>
+            </w:pPr>
+            <w:r/>
+            <w:r>
+              <w:rPr>
+                <w:rFonts w:ascii="Cambria" w:hAnsi="Cambria"/>
+                <w:b w:val="0"/>
+                <w:i w:val="0"/>
+                <w:sz w:val="17"/>
+              </w:rPr>
+              <w:t>Title: Consultant</w:t>
+            </w:r>
+          </w:p>
+        </w:tc>
+        <w:tc>
+          <w:tcPr>
+            <w:tcW w:type="dxa" w:w="3213"/>
+            <w:shd w:val="clear" w:color="auto" w:fill="F2F5F8"/>
+          </w:tcPr>
+          <w:p>
+            <w:pPr>
+              <w:spacing w:after="40" w:before="40"/>
+            </w:pPr>
+            <w:r/>
+            <w:r>
+              <w:rPr>
+                <w:rFonts w:ascii="Cambria" w:hAnsi="Cambria"/>
+                <w:b w:val="0"/>
+                <w:i w:val="0"/>
+                <w:sz w:val="17"/>
+              </w:rPr>
+              <w:t>Title: ........................................</w:t>
+            </w:r>
+          </w:p>
+        </w:tc>
+      </w:tr>
+      <w:tr>
+        <w:tc>
+          <w:tcPr>
+            <w:tcW w:type="dxa" w:w="3213"/>
+          </w:tcPr>
+          <w:p>
+            <w:pPr>
+              <w:spacing w:after="40" w:before="40"/>
+            </w:pPr>
+            <w:r/>
+          </w:p>
+        </w:tc>
+        <w:tc>
+          <w:tcPr>
+            <w:tcW w:type="dxa" w:w="3213"/>
+          </w:tcPr>
+          <w:p>
+            <w:pPr>
+              <w:spacing w:after="40" w:before="40"/>
+            </w:pPr>
+            <w:r/>
+          </w:p>
+        </w:tc>
+        <w:tc>
+          <w:tcPr>
+            <w:tcW w:type="dxa" w:w="3213"/>
+          </w:tcPr>
+          <w:p>
+            <w:pPr>
+              <w:spacing w:after="40" w:before="40"/>
+            </w:pPr>
+            <w:r/>
+          </w:p>
+        </w:tc>
+      </w:tr>
+      <w:tr>
+        <w:tc>
+          <w:tcPr>
+            <w:tcW w:type="dxa" w:w="3213"/>
+            <w:shd w:val="clear" w:color="auto" w:fill="F2F5F8"/>
+          </w:tcPr>
+          <w:p>
+            <w:pPr>
+              <w:spacing w:after="40" w:before="40"/>
+            </w:pPr>
+            <w:r/>
+            <w:r>
+              <w:rPr>
+                <w:rFonts w:ascii="Cambria" w:hAnsi="Cambria"/>
+                <w:b w:val="0"/>
+                <w:i w:val="0"/>
+                <w:sz w:val="17"/>
+              </w:rPr>
+              <w:t>Date: .....................................</w:t>
+            </w:r>
+          </w:p>
+        </w:tc>
+        <w:tc>
+          <w:tcPr>
+            <w:tcW w:type="dxa" w:w="3213"/>
+            <w:shd w:val="clear" w:color="auto" w:fill="F2F5F8"/>
+          </w:tcPr>
+          <w:p>
+            <w:pPr>
+              <w:spacing w:after="40" w:before="40"/>
+            </w:pPr>
+            <w:r/>
+            <w:r>
+              <w:rPr>
+                <w:rFonts w:ascii="Cambria" w:hAnsi="Cambria"/>
+                <w:b w:val="0"/>
+                <w:i w:val="0"/>
+                <w:sz w:val="17"/>
+              </w:rPr>
+              <w:t>Date: .....................................</w:t>
+            </w:r>
+          </w:p>
+        </w:tc>
+        <w:tc>
+          <w:tcPr>
+            <w:tcW w:type="dxa" w:w="3213"/>
+            <w:shd w:val="clear" w:color="auto" w:fill="F2F5F8"/>
+          </w:tcPr>
+          <w:p>
+            <w:pPr>
+              <w:spacing w:after="40" w:before="40"/>
+            </w:pPr>
+            <w:r/>
+            <w:r>
+              <w:rPr>
+                <w:rFonts w:ascii="Cambria" w:hAnsi="Cambria"/>
+                <w:b w:val="0"/>
+                <w:i w:val="0"/>
+                <w:sz w:val="17"/>
+              </w:rPr>
+              <w:t>Date: .....................................</w:t>
+            </w:r>
+          </w:p>
+        </w:tc>
+      </w:tr>
+      <w:tr>
+        <w:tc>
+          <w:tcPr>
+            <w:tcW w:type="dxa" w:w="3213"/>
+          </w:tcPr>
+          <w:p>
+            <w:pPr>
+              <w:spacing w:after="40" w:before="40"/>
+            </w:pPr>
+            <w:r/>
+          </w:p>
+        </w:tc>
+        <w:tc>
+          <w:tcPr>
+            <w:tcW w:type="dxa" w:w="3213"/>
+          </w:tcPr>
+          <w:p>
+            <w:pPr>
+              <w:spacing w:after="40" w:before="40"/>
+            </w:pPr>
+            <w:r/>
+          </w:p>
+        </w:tc>
+        <w:tc>
+          <w:tcPr>
+            <w:tcW w:type="dxa" w:w="3213"/>
+          </w:tcPr>
+          <w:p>
+            <w:pPr>
+              <w:spacing w:after="40" w:before="40"/>
+            </w:pPr>
+            <w:r/>
+          </w:p>
+        </w:tc>
+      </w:tr>
+      <w:tr>
+        <w:tc>
+          <w:tcPr>
+            <w:tcW w:type="dxa" w:w="3213"/>
+            <w:shd w:val="clear" w:color="auto" w:fill="F2F5F8"/>
+          </w:tcPr>
+          <w:p>
+            <w:pPr>
+              <w:spacing w:after="40" w:before="40"/>
+            </w:pPr>
+            <w:r/>
+          </w:p>
+        </w:tc>
+        <w:tc>
+          <w:tcPr>
+            <w:tcW w:type="dxa" w:w="3213"/>
+            <w:shd w:val="clear" w:color="auto" w:fill="F2F5F8"/>
+          </w:tcPr>
+          <w:p>
+            <w:pPr>
+              <w:spacing w:after="40" w:before="40"/>
+            </w:pPr>
+            <w:r/>
+          </w:p>
+        </w:tc>
+        <w:tc>
+          <w:tcPr>
+            <w:tcW w:type="dxa" w:w="3213"/>
+            <w:shd w:val="clear" w:color="auto" w:fill="F2F5F8"/>
+          </w:tcPr>
+          <w:p>
+            <w:pPr>
+              <w:spacing w:after="40" w:before="40"/>
+            </w:pPr>
+            <w:r/>
+            <w:r>
+              <w:rPr>
+                <w:rFonts w:ascii="Cambria" w:hAnsi="Cambria"/>
+                <w:b w:val="0"/>
+                <w:i w:val="0"/>
+                <w:sz w:val="17"/>
+              </w:rPr>
+              <w:t>Company stamp:</w:t>
+            </w:r>
+          </w:p>
+        </w:tc>
+      </w:tr>
+    </w:tbl>
+    <w:p>
+      <w:pPr>
+        <w:spacing w:after="40"/>
+      </w:pPr>
+    </w:p>
+    <w:p>
+      <w:pPr>
+        <w:spacing w:after="120"/>
+      </w:pPr>
+      <w:r>
+        <w:rPr>
+          <w:rFonts w:ascii="Cambria" w:hAnsi="Cambria"/>
+          <w:b w:val="0"/>
+          <w:i w:val="0"/>
+        </w:rPr>
+        <w:t>Both individuals comprising the Consultant must sign. A signature by only one of them does not bind the Consultant.</w:t>
+      </w:r>
+    </w:p>
+    <w:p>
+      <w:pPr>
+        <w:spacing w:before="120" w:after="120"/>
+        <w:pBdr>
+          <w:bottom w:val="single" w:sz="6" w:space="1" w:color="C2CCD6"/>
+        </w:pBdr>
+      </w:pPr>
+    </w:p>
+    <w:p>
+      <w:pPr>
+        <w:spacing w:before="0" w:after="200"/>
+        <w:keepNext/>
+        <w:pBdr>
+          <w:bottom w:val="single" w:sz="12" w:space="4" w:color="0F2C4A"/>
+        </w:pBdr>
+      </w:pPr>
+      <w:r>
+        <w:br w:type="page"/>
+      </w:r>
+      <w:r>
+        <w:rPr>
+          <w:rFonts w:ascii="Calibri" w:hAnsi="Calibri"/>
+          <w:b/>
+          <w:i w:val="0"/>
+          <w:color w:val="0F2C4A"/>
+          <w:sz w:val="38"/>
+        </w:rPr>
+        <w:t>SCHEDULES</w:t>
+      </w:r>
+    </w:p>
+    <w:p>
+      <w:pPr>
+        <w:keepNext/>
+        <w:spacing w:before="320" w:after="100"/>
+      </w:pPr>
+      <w:r>
+        <w:rPr>
+          <w:rFonts w:ascii="Calibri" w:hAnsi="Calibri"/>
+          <w:b/>
+          <w:i w:val="0"/>
+          <w:color w:val="0F2C4A"/>
+          <w:sz w:val="27"/>
+        </w:rPr>
+        <w:t>Schedule 1 — Services and Deliverables Summary</w:t>
+      </w:r>
+    </w:p>
+    <w:p>
+      <w:pPr>
+        <w:spacing w:after="120"/>
+      </w:pPr>
+      <w:r>
+        <w:rPr>
+          <w:rFonts w:ascii="Cambria" w:hAnsi="Cambria"/>
+          <w:b w:val="0"/>
+          <w:i w:val="0"/>
+        </w:rPr>
+        <w:t>This Schedule summarises the Services for ease of reference. The full description is at sections 5, 6 and 7 of, and Annexes A to C to, the Proposal, which prevail over this summary in the event of any inconsistency in detail.</w:t>
+      </w:r>
+    </w:p>
+    <w:p>
+      <w:pPr>
+        <w:keepNext/>
+        <w:spacing w:before="240" w:after="80"/>
+      </w:pPr>
+      <w:r>
+        <w:rPr>
+          <w:rFonts w:ascii="Calibri" w:hAnsi="Calibri"/>
+          <w:b/>
+          <w:i w:val="0"/>
+          <w:color w:val="1C4A73"/>
+          <w:sz w:val="23"/>
+        </w:rPr>
+        <w:t>1.1 Phase 1 — Investment Readiness (4 weeks)</w:t>
       </w:r>
     </w:p>
     <w:tbl>
@@ -6836,7 +7981,7 @@
                 <w:color w:val="FFFFFF"/>
                 <w:sz w:val="17"/>
               </w:rPr>
-              <w:t>THE CONSULTANT</w:t>
+              <w:t>Workstream</w:t>
             </w:r>
           </w:p>
         </w:tc>
@@ -6858,7 +8003,7 @@
                 <w:color w:val="FFFFFF"/>
                 <w:sz w:val="17"/>
               </w:rPr>
-              <w:t>THE CLIENT</w:t>
+              <w:t>Covers</w:t>
             </w:r>
           </w:p>
         </w:tc>
@@ -6880,13 +8025,36 @@
                 <w:i w:val="0"/>
                 <w:sz w:val="17"/>
               </w:rPr>
-              <w:t>ABDELRHMAN SOLIMAN</w:t>
+              <w:t>A — Story, positioning &amp; market</w:t>
             </w:r>
           </w:p>
         </w:tc>
         <w:tc>
           <w:tcPr>
             <w:tcW w:type="dxa" w:w="4819"/>
+          </w:tcPr>
+          <w:p>
+            <w:pPr>
+              <w:spacing w:after="40" w:before="40"/>
+            </w:pPr>
+            <w:r/>
+            <w:r>
+              <w:rPr>
+                <w:rFonts w:ascii="Cambria" w:hAnsi="Cambria"/>
+                <w:b w:val="0"/>
+                <w:i w:val="0"/>
+                <w:sz w:val="17"/>
+              </w:rPr>
+              <w:t>Investment thesis and narrative; problem/solution framing; TAM, SAM and SOM; competitive analysis; go-to-market strategy; customer development evidence and traction narrative</w:t>
+            </w:r>
+          </w:p>
+        </w:tc>
+      </w:tr>
+      <w:tr>
+        <w:tc>
+          <w:tcPr>
+            <w:tcW w:type="dxa" w:w="4819"/>
+            <w:shd w:val="clear" w:color="auto" w:fill="F2F5F8"/>
           </w:tcPr>
           <w:p>
             <w:pPr>
@@ -6900,8 +8068,20 @@
                 <w:i w:val="0"/>
                 <w:sz w:val="17"/>
               </w:rPr>
-              <w:t>[ FULL REGISTERED LEGAL NAME ]</w:t>
-            </w:r>
+              <w:t>B — Financial model, expectations &amp; valuation</w:t>
+            </w:r>
+          </w:p>
+        </w:tc>
+        <w:tc>
+          <w:tcPr>
+            <w:tcW w:type="dxa" w:w="4819"/>
+            <w:shd w:val="clear" w:color="auto" w:fill="F2F5F8"/>
+          </w:tcPr>
+          <w:p>
+            <w:pPr>
+              <w:spacing w:after="40" w:before="40"/>
+            </w:pPr>
+            <w:r/>
             <w:r>
               <w:rPr>
                 <w:rFonts w:ascii="Cambria" w:hAnsi="Cambria"/>
@@ -6909,610 +8089,7 @@
                 <w:i w:val="0"/>
                 <w:sz w:val="17"/>
               </w:rPr>
-              <w:t xml:space="preserve"> trading as </w:t>
-            </w:r>
-            <w:r>
-              <w:rPr>
-                <w:rFonts w:ascii="Cambria" w:hAnsi="Cambria"/>
-                <w:b/>
-                <w:i w:val="0"/>
-                <w:sz w:val="17"/>
-              </w:rPr>
-              <w:t>Btakka</w:t>
-            </w:r>
-          </w:p>
-        </w:tc>
-      </w:tr>
-      <w:tr>
-        <w:tc>
-          <w:tcPr>
-            <w:tcW w:type="dxa" w:w="4819"/>
-            <w:shd w:val="clear" w:color="auto" w:fill="F2F5F8"/>
-          </w:tcPr>
-          <w:p>
-            <w:pPr>
-              <w:spacing w:after="40" w:before="40"/>
-            </w:pPr>
-            <w:r/>
-            <w:r>
-              <w:rPr>
-                <w:rFonts w:ascii="Cambria" w:hAnsi="Cambria"/>
-                <w:b w:val="0"/>
-                <w:i w:val="0"/>
-                <w:sz w:val="17"/>
-              </w:rPr>
-              <w:t>Independent Investment Advisor &amp; Consultant</w:t>
-            </w:r>
-          </w:p>
-        </w:tc>
-        <w:tc>
-          <w:tcPr>
-            <w:tcW w:type="dxa" w:w="4819"/>
-            <w:shd w:val="clear" w:color="auto" w:fill="F2F5F8"/>
-          </w:tcPr>
-          <w:p>
-            <w:pPr>
-              <w:spacing w:after="40" w:before="40"/>
-            </w:pPr>
-            <w:r/>
-          </w:p>
-        </w:tc>
-      </w:tr>
-      <w:tr>
-        <w:tc>
-          <w:tcPr>
-            <w:tcW w:type="dxa" w:w="4819"/>
-          </w:tcPr>
-          <w:p>
-            <w:pPr>
-              <w:spacing w:after="40" w:before="40"/>
-            </w:pPr>
-            <w:r/>
-          </w:p>
-        </w:tc>
-        <w:tc>
-          <w:tcPr>
-            <w:tcW w:type="dxa" w:w="4819"/>
-          </w:tcPr>
-          <w:p>
-            <w:pPr>
-              <w:spacing w:after="40" w:before="40"/>
-            </w:pPr>
-            <w:r/>
-          </w:p>
-        </w:tc>
-      </w:tr>
-      <w:tr>
-        <w:tc>
-          <w:tcPr>
-            <w:tcW w:type="dxa" w:w="4819"/>
-            <w:shd w:val="clear" w:color="auto" w:fill="F2F5F8"/>
-          </w:tcPr>
-          <w:p>
-            <w:pPr>
-              <w:spacing w:after="40" w:before="40"/>
-            </w:pPr>
-            <w:r/>
-            <w:r>
-              <w:rPr>
-                <w:rFonts w:ascii="Cambria" w:hAnsi="Cambria"/>
-                <w:b w:val="0"/>
-                <w:i w:val="0"/>
-                <w:sz w:val="17"/>
-              </w:rPr>
-              <w:t>Signature: .............................................</w:t>
-            </w:r>
-          </w:p>
-        </w:tc>
-        <w:tc>
-          <w:tcPr>
-            <w:tcW w:type="dxa" w:w="4819"/>
-            <w:shd w:val="clear" w:color="auto" w:fill="F2F5F8"/>
-          </w:tcPr>
-          <w:p>
-            <w:pPr>
-              <w:spacing w:after="40" w:before="40"/>
-            </w:pPr>
-            <w:r/>
-            <w:r>
-              <w:rPr>
-                <w:rFonts w:ascii="Cambria" w:hAnsi="Cambria"/>
-                <w:b w:val="0"/>
-                <w:i w:val="0"/>
-                <w:sz w:val="17"/>
-              </w:rPr>
-              <w:t>Signature: .............................................</w:t>
-            </w:r>
-          </w:p>
-        </w:tc>
-      </w:tr>
-      <w:tr>
-        <w:tc>
-          <w:tcPr>
-            <w:tcW w:type="dxa" w:w="4819"/>
-          </w:tcPr>
-          <w:p>
-            <w:pPr>
-              <w:spacing w:after="40" w:before="40"/>
-            </w:pPr>
-            <w:r/>
-          </w:p>
-        </w:tc>
-        <w:tc>
-          <w:tcPr>
-            <w:tcW w:type="dxa" w:w="4819"/>
-          </w:tcPr>
-          <w:p>
-            <w:pPr>
-              <w:spacing w:after="40" w:before="40"/>
-            </w:pPr>
-            <w:r/>
-          </w:p>
-        </w:tc>
-      </w:tr>
-      <w:tr>
-        <w:tc>
-          <w:tcPr>
-            <w:tcW w:type="dxa" w:w="4819"/>
-            <w:shd w:val="clear" w:color="auto" w:fill="F2F5F8"/>
-          </w:tcPr>
-          <w:p>
-            <w:pPr>
-              <w:spacing w:after="40" w:before="40"/>
-            </w:pPr>
-            <w:r/>
-            <w:r>
-              <w:rPr>
-                <w:rFonts w:ascii="Cambria" w:hAnsi="Cambria"/>
-                <w:b w:val="0"/>
-                <w:i w:val="0"/>
-                <w:sz w:val="17"/>
-              </w:rPr>
-              <w:t>Name: Abdelrhman Soliman</w:t>
-            </w:r>
-          </w:p>
-        </w:tc>
-        <w:tc>
-          <w:tcPr>
-            <w:tcW w:type="dxa" w:w="4819"/>
-            <w:shd w:val="clear" w:color="auto" w:fill="F2F5F8"/>
-          </w:tcPr>
-          <w:p>
-            <w:pPr>
-              <w:spacing w:after="40" w:before="40"/>
-            </w:pPr>
-            <w:r/>
-            <w:r>
-              <w:rPr>
-                <w:rFonts w:ascii="Cambria" w:hAnsi="Cambria"/>
-                <w:b w:val="0"/>
-                <w:i w:val="0"/>
-                <w:sz w:val="17"/>
-              </w:rPr>
-              <w:t>Name: ......................................................</w:t>
-            </w:r>
-          </w:p>
-        </w:tc>
-      </w:tr>
-      <w:tr>
-        <w:tc>
-          <w:tcPr>
-            <w:tcW w:type="dxa" w:w="4819"/>
-          </w:tcPr>
-          <w:p>
-            <w:pPr>
-              <w:spacing w:after="40" w:before="40"/>
-            </w:pPr>
-            <w:r/>
-          </w:p>
-        </w:tc>
-        <w:tc>
-          <w:tcPr>
-            <w:tcW w:type="dxa" w:w="4819"/>
-          </w:tcPr>
-          <w:p>
-            <w:pPr>
-              <w:spacing w:after="40" w:before="40"/>
-            </w:pPr>
-            <w:r/>
-          </w:p>
-        </w:tc>
-      </w:tr>
-      <w:tr>
-        <w:tc>
-          <w:tcPr>
-            <w:tcW w:type="dxa" w:w="4819"/>
-            <w:shd w:val="clear" w:color="auto" w:fill="F2F5F8"/>
-          </w:tcPr>
-          <w:p>
-            <w:pPr>
-              <w:spacing w:after="40" w:before="40"/>
-            </w:pPr>
-            <w:r/>
-            <w:r>
-              <w:rPr>
-                <w:rFonts w:ascii="Cambria" w:hAnsi="Cambria"/>
-                <w:b w:val="0"/>
-                <w:i w:val="0"/>
-                <w:sz w:val="17"/>
-              </w:rPr>
-              <w:t>Title: Consultant</w:t>
-            </w:r>
-          </w:p>
-        </w:tc>
-        <w:tc>
-          <w:tcPr>
-            <w:tcW w:type="dxa" w:w="4819"/>
-            <w:shd w:val="clear" w:color="auto" w:fill="F2F5F8"/>
-          </w:tcPr>
-          <w:p>
-            <w:pPr>
-              <w:spacing w:after="40" w:before="40"/>
-            </w:pPr>
-            <w:r/>
-            <w:r>
-              <w:rPr>
-                <w:rFonts w:ascii="Cambria" w:hAnsi="Cambria"/>
-                <w:b w:val="0"/>
-                <w:i w:val="0"/>
-                <w:sz w:val="17"/>
-              </w:rPr>
-              <w:t>Title: .........................................................</w:t>
-            </w:r>
-          </w:p>
-        </w:tc>
-      </w:tr>
-      <w:tr>
-        <w:tc>
-          <w:tcPr>
-            <w:tcW w:type="dxa" w:w="4819"/>
-          </w:tcPr>
-          <w:p>
-            <w:pPr>
-              <w:spacing w:after="40" w:before="40"/>
-            </w:pPr>
-            <w:r/>
-          </w:p>
-        </w:tc>
-        <w:tc>
-          <w:tcPr>
-            <w:tcW w:type="dxa" w:w="4819"/>
-          </w:tcPr>
-          <w:p>
-            <w:pPr>
-              <w:spacing w:after="40" w:before="40"/>
-            </w:pPr>
-            <w:r/>
-          </w:p>
-        </w:tc>
-      </w:tr>
-      <w:tr>
-        <w:tc>
-          <w:tcPr>
-            <w:tcW w:type="dxa" w:w="4819"/>
-            <w:shd w:val="clear" w:color="auto" w:fill="F2F5F8"/>
-          </w:tcPr>
-          <w:p>
-            <w:pPr>
-              <w:spacing w:after="40" w:before="40"/>
-            </w:pPr>
-            <w:r/>
-            <w:r>
-              <w:rPr>
-                <w:rFonts w:ascii="Cambria" w:hAnsi="Cambria"/>
-                <w:b w:val="0"/>
-                <w:i w:val="0"/>
-                <w:sz w:val="17"/>
-              </w:rPr>
-              <w:t>Date: .......................................................</w:t>
-            </w:r>
-          </w:p>
-        </w:tc>
-        <w:tc>
-          <w:tcPr>
-            <w:tcW w:type="dxa" w:w="4819"/>
-            <w:shd w:val="clear" w:color="auto" w:fill="F2F5F8"/>
-          </w:tcPr>
-          <w:p>
-            <w:pPr>
-              <w:spacing w:after="40" w:before="40"/>
-            </w:pPr>
-            <w:r/>
-            <w:r>
-              <w:rPr>
-                <w:rFonts w:ascii="Cambria" w:hAnsi="Cambria"/>
-                <w:b w:val="0"/>
-                <w:i w:val="0"/>
-                <w:sz w:val="17"/>
-              </w:rPr>
-              <w:t>Date: .......................................................</w:t>
-            </w:r>
-          </w:p>
-        </w:tc>
-      </w:tr>
-      <w:tr>
-        <w:tc>
-          <w:tcPr>
-            <w:tcW w:type="dxa" w:w="4819"/>
-          </w:tcPr>
-          <w:p>
-            <w:pPr>
-              <w:spacing w:after="40" w:before="40"/>
-            </w:pPr>
-            <w:r/>
-          </w:p>
-        </w:tc>
-        <w:tc>
-          <w:tcPr>
-            <w:tcW w:type="dxa" w:w="4819"/>
-          </w:tcPr>
-          <w:p>
-            <w:pPr>
-              <w:spacing w:after="40" w:before="40"/>
-            </w:pPr>
-            <w:r/>
-          </w:p>
-        </w:tc>
-      </w:tr>
-      <w:tr>
-        <w:tc>
-          <w:tcPr>
-            <w:tcW w:type="dxa" w:w="4819"/>
-            <w:shd w:val="clear" w:color="auto" w:fill="F2F5F8"/>
-          </w:tcPr>
-          <w:p>
-            <w:pPr>
-              <w:spacing w:after="40" w:before="40"/>
-            </w:pPr>
-            <w:r/>
-          </w:p>
-        </w:tc>
-        <w:tc>
-          <w:tcPr>
-            <w:tcW w:type="dxa" w:w="4819"/>
-            <w:shd w:val="clear" w:color="auto" w:fill="F2F5F8"/>
-          </w:tcPr>
-          <w:p>
-            <w:pPr>
-              <w:spacing w:after="40" w:before="40"/>
-            </w:pPr>
-            <w:r/>
-            <w:r>
-              <w:rPr>
-                <w:rFonts w:ascii="Cambria" w:hAnsi="Cambria"/>
-                <w:b w:val="0"/>
-                <w:i w:val="0"/>
-                <w:sz w:val="17"/>
-              </w:rPr>
-              <w:t>Company stamp:</w:t>
-            </w:r>
-          </w:p>
-        </w:tc>
-      </w:tr>
-    </w:tbl>
-    <w:p>
-      <w:pPr>
-        <w:spacing w:after="40"/>
-      </w:pPr>
-    </w:p>
-    <w:p>
-      <w:pPr>
-        <w:spacing w:before="120" w:after="120"/>
-        <w:pBdr>
-          <w:bottom w:val="single" w:sz="6" w:space="1" w:color="C2CCD6"/>
-        </w:pBdr>
-      </w:pPr>
-    </w:p>
-    <w:p>
-      <w:pPr>
-        <w:spacing w:before="0" w:after="200"/>
-        <w:keepNext/>
-        <w:pBdr>
-          <w:bottom w:val="single" w:sz="12" w:space="4" w:color="0F2C4A"/>
-        </w:pBdr>
-      </w:pPr>
-      <w:r>
-        <w:br w:type="page"/>
-      </w:r>
-      <w:r>
-        <w:rPr>
-          <w:rFonts w:ascii="Calibri" w:hAnsi="Calibri"/>
-          <w:b/>
-          <w:i w:val="0"/>
-          <w:color w:val="0F2C4A"/>
-          <w:sz w:val="38"/>
-        </w:rPr>
-        <w:t>SCHEDULES</w:t>
-      </w:r>
-    </w:p>
-    <w:p>
-      <w:pPr>
-        <w:keepNext/>
-        <w:spacing w:before="320" w:after="100"/>
-      </w:pPr>
-      <w:r>
-        <w:rPr>
-          <w:rFonts w:ascii="Calibri" w:hAnsi="Calibri"/>
-          <w:b/>
-          <w:i w:val="0"/>
-          <w:color w:val="0F2C4A"/>
-          <w:sz w:val="27"/>
-        </w:rPr>
-        <w:t>Schedule 1 — Services and Deliverables Summary</w:t>
-      </w:r>
-    </w:p>
-    <w:p>
-      <w:pPr>
-        <w:spacing w:after="120"/>
-      </w:pPr>
-      <w:r>
-        <w:rPr>
-          <w:rFonts w:ascii="Cambria" w:hAnsi="Cambria"/>
-          <w:b w:val="0"/>
-          <w:i w:val="0"/>
-        </w:rPr>
-        <w:t>This Schedule summarises the Services for ease of reference. The full description is at sections 5, 6 and 7 of, and Annexes A to C to, the Proposal, which prevail over this summary in the event of any inconsistency in detail.</w:t>
-      </w:r>
-    </w:p>
-    <w:p>
-      <w:pPr>
-        <w:keepNext/>
-        <w:spacing w:before="240" w:after="80"/>
-      </w:pPr>
-      <w:r>
-        <w:rPr>
-          <w:rFonts w:ascii="Calibri" w:hAnsi="Calibri"/>
-          <w:b/>
-          <w:i w:val="0"/>
-          <w:color w:val="1C4A73"/>
-          <w:sz w:val="23"/>
-        </w:rPr>
-        <w:t>1.1 Phase 1 — Investment Readiness (4 weeks)</w:t>
-      </w:r>
-    </w:p>
-    <w:tbl>
-      <w:tblPr>
-        <w:tblStyle w:val="TableGrid"/>
-        <w:tblW w:type="auto" w:w="0"/>
-        <w:jc w:val="center"/>
-        <w:tblLayout w:type="autofit"/>
-        <w:tblLook w:firstColumn="1" w:firstRow="1" w:lastColumn="0" w:lastRow="0" w:noHBand="0" w:noVBand="1" w:val="04A0"/>
-      </w:tblPr>
-      <w:tblGrid>
-        <w:gridCol w:w="4819"/>
-        <w:gridCol w:w="4819"/>
-      </w:tblGrid>
-      <w:tr>
-        <w:trPr>
-          <w:tblHeader w:val="true"/>
-        </w:trPr>
-        <w:tc>
-          <w:tcPr>
-            <w:tcW w:type="dxa" w:w="4819"/>
-            <w:shd w:val="clear" w:color="auto" w:fill="0F2C4A"/>
-          </w:tcPr>
-          <w:p>
-            <w:pPr>
-              <w:spacing w:after="40" w:before="40"/>
-            </w:pPr>
-            <w:r/>
-            <w:r>
-              <w:rPr>
-                <w:rFonts w:ascii="Calibri" w:hAnsi="Calibri"/>
-                <w:b/>
-                <w:i w:val="0"/>
-                <w:color w:val="FFFFFF"/>
-                <w:sz w:val="17"/>
-              </w:rPr>
-              <w:t>Workstream</w:t>
-            </w:r>
-          </w:p>
-        </w:tc>
-        <w:tc>
-          <w:tcPr>
-            <w:tcW w:type="dxa" w:w="4819"/>
-            <w:shd w:val="clear" w:color="auto" w:fill="0F2C4A"/>
-          </w:tcPr>
-          <w:p>
-            <w:pPr>
-              <w:spacing w:after="40" w:before="40"/>
-            </w:pPr>
-            <w:r/>
-            <w:r>
-              <w:rPr>
-                <w:rFonts w:ascii="Calibri" w:hAnsi="Calibri"/>
-                <w:b/>
-                <w:i w:val="0"/>
-                <w:color w:val="FFFFFF"/>
-                <w:sz w:val="17"/>
-              </w:rPr>
-              <w:t>Covers</w:t>
-            </w:r>
-          </w:p>
-        </w:tc>
-      </w:tr>
-      <w:tr>
-        <w:tc>
-          <w:tcPr>
-            <w:tcW w:type="dxa" w:w="4819"/>
-          </w:tcPr>
-          <w:p>
-            <w:pPr>
-              <w:spacing w:after="40" w:before="40"/>
-            </w:pPr>
-            <w:r/>
-            <w:r>
-              <w:rPr>
-                <w:rFonts w:ascii="Cambria" w:hAnsi="Cambria"/>
-                <w:b/>
-                <w:i w:val="0"/>
-                <w:sz w:val="17"/>
-              </w:rPr>
-              <w:t>A — Story, positioning &amp; market</w:t>
-            </w:r>
-          </w:p>
-        </w:tc>
-        <w:tc>
-          <w:tcPr>
-            <w:tcW w:type="dxa" w:w="4819"/>
-          </w:tcPr>
-          <w:p>
-            <w:pPr>
-              <w:spacing w:after="40" w:before="40"/>
-            </w:pPr>
-            <w:r/>
-            <w:r>
-              <w:rPr>
-                <w:rFonts w:ascii="Cambria" w:hAnsi="Cambria"/>
-                <w:b w:val="0"/>
-                <w:i w:val="0"/>
-                <w:sz w:val="17"/>
-              </w:rPr>
-              <w:t>Investment thesis and narrative; problem/solution framing; TAM, SAM and SOM; competitive analysis; go-to-market strategy; customer development evidence and traction narrative</w:t>
-            </w:r>
-          </w:p>
-        </w:tc>
-      </w:tr>
-      <w:tr>
-        <w:tc>
-          <w:tcPr>
-            <w:tcW w:type="dxa" w:w="4819"/>
-            <w:shd w:val="clear" w:color="auto" w:fill="F2F5F8"/>
-          </w:tcPr>
-          <w:p>
-            <w:pPr>
-              <w:spacing w:after="40" w:before="40"/>
-            </w:pPr>
-            <w:r/>
-            <w:r>
-              <w:rPr>
-                <w:rFonts w:ascii="Cambria" w:hAnsi="Cambria"/>
-                <w:b/>
-                <w:i w:val="0"/>
-                <w:sz w:val="17"/>
-              </w:rPr>
-              <w:t>B — Financial model, expectations &amp; valuation</w:t>
-            </w:r>
-          </w:p>
-        </w:tc>
-        <w:tc>
-          <w:tcPr>
-            <w:tcW w:type="dxa" w:w="4819"/>
-            <w:shd w:val="clear" w:color="auto" w:fill="F2F5F8"/>
-          </w:tcPr>
-          <w:p>
-            <w:pPr>
-              <w:spacing w:after="40" w:before="40"/>
-            </w:pPr>
-            <w:r/>
-            <w:r>
-              <w:rPr>
-                <w:rFonts w:ascii="Cambria" w:hAnsi="Cambria"/>
-                <w:b w:val="0"/>
-                <w:i w:val="0"/>
-                <w:sz w:val="17"/>
-              </w:rPr>
-              <w:t>Driver-based model (3–5 years, monthly for years 1–2); revenue model across both product lines; cost structure and headcount from the HR plan; cash flow, burn and runway; base / conservative / upside scenarios; financial expectations pack; Use of Funds; pre-seed valuation; cap table and dilution; key metrics dashboard</w:t>
+              <w:t>Driver-based model (3–5 years, monthly for years 1–2); revenue model across both product lines; cost structure and headcount from the HR plan; cash flow, burn and runway; financial expectations pack; Use of Funds; pre-seed valuation; cap table and dilution; key metrics dashboard</w:t>
             </w:r>
           </w:p>
         </w:tc>
@@ -8420,7 +8997,7 @@
           <w:b w:val="0"/>
           <w:i w:val="0"/>
         </w:rPr>
-        <w:t>Twenty-five (25) Phase 1 deliverables and thirteen (13) Phase 2 deliverables, itemised with formats and due dates at section 7 of the Proposal. All 36 items of the Client's Pre-Seed Round Data Room Checklist are allocated to an owner at Annex A to the Proposal: twelve prepared by the Consultant, twelve jointly produced, and twelve provided by the Client.</w:t>
+        <w:t>Twenty-four (24) Phase 1 deliverables and thirteen (13) Phase 2 deliverables, itemised with formats and due dates at section 7 of the Proposal. All 36 items of the Client's Pre-Seed Round Data Room Checklist are allocated to an owner at Annex A to the Proposal: twelve prepared by the Consultant, twelve jointly produced, and twelve provided by the Client.</w:t>
       </w:r>
     </w:p>
     <w:p>
@@ -12448,7 +13025,7 @@
                 <w:i w:val="0"/>
                 <w:sz w:val="17"/>
               </w:rPr>
-              <w:t>Consultant's National ID / Tax Registration number and address</w:t>
+              <w:t>Abdelrhman Soliman's National ID / Tax Registration number and address</w:t>
             </w:r>
           </w:p>
         </w:tc>
@@ -12470,7 +13047,7 @@
                 <w:i w:val="0"/>
                 <w:sz w:val="17"/>
               </w:rPr>
-              <w:t>Clause 4.5</w:t>
+              <w:t>Preamble</w:t>
             </w:r>
           </w:p>
         </w:tc>
@@ -12483,6 +13060,15 @@
               <w:spacing w:after="40" w:before="40"/>
             </w:pPr>
             <w:r/>
+            <w:r>
+              <w:rPr>
+                <w:rFonts w:ascii="Cambria" w:hAnsi="Cambria"/>
+                <w:b/>
+                <w:i w:val="0"/>
+                <w:sz w:val="17"/>
+              </w:rPr>
+              <w:t>Mustafa's full legal name</w:t>
+            </w:r>
             <w:r>
               <w:rPr>
                 <w:rFonts w:ascii="Cambria" w:hAnsi="Cambria"/>
@@ -12490,7 +13076,7 @@
                 <w:i w:val="0"/>
                 <w:sz w:val="17"/>
               </w:rPr>
-              <w:t>Client's nominated point of contact — name, title, email, mobile</w:t>
+              <w:t>, National ID / Tax Registration number, city and address</w:t>
             </w:r>
           </w:p>
         </w:tc>
@@ -12513,7 +13099,7 @@
                 <w:i w:val="0"/>
                 <w:sz w:val="17"/>
               </w:rPr>
-              <w:t>Clause 3.5</w:t>
+              <w:t>Clause 1.2(c)</w:t>
             </w:r>
           </w:p>
         </w:tc>
@@ -12534,7 +13120,7 @@
                 <w:i w:val="0"/>
                 <w:sz w:val="17"/>
               </w:rPr>
-              <w:t>Hourly rate for out-of-scope revisions</w:t>
+              <w:t>Which of the two Consultants is the Client's single point of contact</w:t>
             </w:r>
           </w:p>
         </w:tc>
@@ -12556,7 +13142,7 @@
                 <w:i w:val="0"/>
                 <w:sz w:val="17"/>
               </w:rPr>
-              <w:t>Schedule 2.4</w:t>
+              <w:t>Clause 16.1</w:t>
             </w:r>
           </w:p>
         </w:tc>
@@ -12576,7 +13162,7 @@
                 <w:i w:val="0"/>
                 <w:sz w:val="17"/>
               </w:rPr>
-              <w:t>Consultant's bank account details</w:t>
+              <w:t>Mustafa's email and phone for notices</w:t>
             </w:r>
           </w:p>
         </w:tc>
@@ -12599,7 +13185,7 @@
                 <w:i w:val="0"/>
                 <w:sz w:val="17"/>
               </w:rPr>
-              <w:t>Clause 19</w:t>
+              <w:t>Clause 4.5</w:t>
             </w:r>
           </w:p>
         </w:tc>
@@ -12607,6 +13193,134 @@
           <w:tcPr>
             <w:tcW w:type="dxa" w:w="4819"/>
             <w:shd w:val="clear" w:color="auto" w:fill="F2F5F8"/>
+          </w:tcPr>
+          <w:p>
+            <w:pPr>
+              <w:spacing w:after="40" w:before="40"/>
+            </w:pPr>
+            <w:r/>
+            <w:r>
+              <w:rPr>
+                <w:rFonts w:ascii="Cambria" w:hAnsi="Cambria"/>
+                <w:b w:val="0"/>
+                <w:i w:val="0"/>
+                <w:sz w:val="17"/>
+              </w:rPr>
+              <w:t>Client's nominated point of contact — name, title, email, mobile</w:t>
+            </w:r>
+          </w:p>
+        </w:tc>
+      </w:tr>
+      <w:tr>
+        <w:tc>
+          <w:tcPr>
+            <w:tcW w:type="dxa" w:w="4819"/>
+          </w:tcPr>
+          <w:p>
+            <w:pPr>
+              <w:spacing w:after="40" w:before="40"/>
+            </w:pPr>
+            <w:r/>
+            <w:r>
+              <w:rPr>
+                <w:rFonts w:ascii="Cambria" w:hAnsi="Cambria"/>
+                <w:b w:val="0"/>
+                <w:i w:val="0"/>
+                <w:sz w:val="17"/>
+              </w:rPr>
+              <w:t>Clause 3.5</w:t>
+            </w:r>
+          </w:p>
+        </w:tc>
+        <w:tc>
+          <w:tcPr>
+            <w:tcW w:type="dxa" w:w="4819"/>
+          </w:tcPr>
+          <w:p>
+            <w:pPr>
+              <w:spacing w:after="40" w:before="40"/>
+            </w:pPr>
+            <w:r/>
+            <w:r>
+              <w:rPr>
+                <w:rFonts w:ascii="Cambria" w:hAnsi="Cambria"/>
+                <w:b w:val="0"/>
+                <w:i w:val="0"/>
+                <w:sz w:val="17"/>
+              </w:rPr>
+              <w:t>Hourly rate for out-of-scope revisions</w:t>
+            </w:r>
+          </w:p>
+        </w:tc>
+      </w:tr>
+      <w:tr>
+        <w:tc>
+          <w:tcPr>
+            <w:tcW w:type="dxa" w:w="4819"/>
+            <w:shd w:val="clear" w:color="auto" w:fill="F2F5F8"/>
+          </w:tcPr>
+          <w:p>
+            <w:pPr>
+              <w:spacing w:after="40" w:before="40"/>
+            </w:pPr>
+            <w:r/>
+            <w:r>
+              <w:rPr>
+                <w:rFonts w:ascii="Cambria" w:hAnsi="Cambria"/>
+                <w:b w:val="0"/>
+                <w:i w:val="0"/>
+                <w:sz w:val="17"/>
+              </w:rPr>
+              <w:t>Schedule 2.4</w:t>
+            </w:r>
+          </w:p>
+        </w:tc>
+        <w:tc>
+          <w:tcPr>
+            <w:tcW w:type="dxa" w:w="4819"/>
+            <w:shd w:val="clear" w:color="auto" w:fill="F2F5F8"/>
+          </w:tcPr>
+          <w:p>
+            <w:pPr>
+              <w:spacing w:after="40" w:before="40"/>
+            </w:pPr>
+            <w:r/>
+            <w:r>
+              <w:rPr>
+                <w:rFonts w:ascii="Cambria" w:hAnsi="Cambria"/>
+                <w:b w:val="0"/>
+                <w:i w:val="0"/>
+                <w:sz w:val="17"/>
+              </w:rPr>
+              <w:t>Consultant's bank account details</w:t>
+            </w:r>
+          </w:p>
+        </w:tc>
+      </w:tr>
+      <w:tr>
+        <w:tc>
+          <w:tcPr>
+            <w:tcW w:type="dxa" w:w="4819"/>
+          </w:tcPr>
+          <w:p>
+            <w:pPr>
+              <w:spacing w:after="40" w:before="40"/>
+            </w:pPr>
+            <w:r/>
+            <w:r>
+              <w:rPr>
+                <w:rFonts w:ascii="Cambria" w:hAnsi="Cambria"/>
+                <w:b w:val="0"/>
+                <w:i w:val="0"/>
+                <w:sz w:val="17"/>
+              </w:rPr>
+              <w:t>Clause 19</w:t>
+            </w:r>
+          </w:p>
+        </w:tc>
+        <w:tc>
+          <w:tcPr>
+            <w:tcW w:type="dxa" w:w="4819"/>
           </w:tcPr>
           <w:p>
             <w:pPr>

--- a/proposals/Btakka_Consulting_Agreement.docx
+++ b/proposals/Btakka_Consulting_Agreement.docx
@@ -4,265 +4,358 @@
   <w:body>
     <w:p>
       <w:pPr>
-        <w:spacing w:before="0" w:after="200"/>
-        <w:keepNext/>
-        <w:pBdr>
-          <w:bottom w:val="single" w:sz="12" w:space="4" w:color="0F2C4A"/>
-        </w:pBdr>
-      </w:pPr>
-      <w:r>
-        <w:rPr>
-          <w:rFonts w:ascii="Calibri" w:hAnsi="Calibri"/>
+        <w:spacing w:before="0" w:after="80" w:line="240" w:lineRule="auto"/>
+        <w:jc w:val="center"/>
+      </w:pPr>
+      <w:r>
+        <w:rPr>
+          <w:rFonts w:ascii="Calibri" w:hAnsi="Calibri" w:eastAsia="Calibri"/>
           <w:b/>
           <w:i w:val="0"/>
-          <w:color w:val="0F2C4A"/>
-          <w:sz w:val="38"/>
-        </w:rPr>
-        <w:t>Investment Readiness &amp; Investment Round Management</w:t>
+          <w:color w:val="8A6115"/>
+          <w:sz w:val="17"/>
+          <w:spacing w:val="24"/>
+        </w:rPr>
+        <w:t>P R I V A T E   &amp;   C O N F I D E N T I A L</w:t>
       </w:r>
     </w:p>
     <w:p>
       <w:pPr>
-        <w:keepNext/>
-        <w:spacing w:before="320" w:after="100"/>
-      </w:pPr>
-      <w:r>
-        <w:rPr>
-          <w:rFonts w:ascii="Calibri" w:hAnsi="Calibri"/>
-          <w:b/>
-          <w:i w:val="0"/>
-          <w:color w:val="0F2C4A"/>
-          <w:sz w:val="27"/>
-        </w:rPr>
-        <w:t>Consulting Agreement</w:t>
-      </w:r>
-    </w:p>
-    <w:tbl>
-      <w:tblPr>
-        <w:tblStyle w:val="TableGrid"/>
-        <w:tblW w:type="auto" w:w="0"/>
+        <w:spacing w:before="0" w:after="0" w:line="240" w:lineRule="auto"/>
         <w:jc w:val="center"/>
-        <w:tblLayout w:type="autofit"/>
-        <w:tblLook w:firstColumn="1" w:firstRow="1" w:lastColumn="0" w:lastRow="0" w:noHBand="0" w:noVBand="1" w:val="04A0"/>
-      </w:tblPr>
-      <w:tblGrid>
-        <w:gridCol w:w="4819"/>
-        <w:gridCol w:w="4819"/>
-      </w:tblGrid>
-      <w:tr>
-        <w:trPr>
-          <w:tblHeader w:val="true"/>
-        </w:trPr>
-        <w:tc>
-          <w:tcPr>
-            <w:tcW w:type="dxa" w:w="4819"/>
-            <w:shd w:val="clear" w:color="auto" w:fill="0F2C4A"/>
-          </w:tcPr>
-          <w:p>
-            <w:pPr>
-              <w:spacing w:after="40" w:before="40"/>
-            </w:pPr>
-            <w:r/>
-          </w:p>
-        </w:tc>
-        <w:tc>
-          <w:tcPr>
-            <w:tcW w:type="dxa" w:w="4819"/>
-            <w:shd w:val="clear" w:color="auto" w:fill="0F2C4A"/>
-          </w:tcPr>
-          <w:p>
-            <w:pPr>
-              <w:spacing w:after="40" w:before="40"/>
-            </w:pPr>
-            <w:r/>
-          </w:p>
-        </w:tc>
-      </w:tr>
-      <w:tr>
-        <w:tc>
-          <w:tcPr>
-            <w:tcW w:type="dxa" w:w="4819"/>
-          </w:tcPr>
-          <w:p>
-            <w:pPr>
-              <w:spacing w:after="40" w:before="40"/>
-            </w:pPr>
-            <w:r/>
-            <w:r>
-              <w:rPr>
-                <w:rFonts w:ascii="Cambria" w:hAnsi="Cambria"/>
-                <w:b/>
-                <w:i w:val="0"/>
-                <w:sz w:val="17"/>
-              </w:rPr>
-              <w:t>Between</w:t>
-            </w:r>
-          </w:p>
-        </w:tc>
-        <w:tc>
-          <w:tcPr>
-            <w:tcW w:type="dxa" w:w="4819"/>
-          </w:tcPr>
-          <w:p>
-            <w:pPr>
-              <w:spacing w:after="40" w:before="40"/>
-            </w:pPr>
-            <w:r/>
-            <w:r>
-              <w:rPr>
-                <w:rFonts w:ascii="Cambria" w:hAnsi="Cambria"/>
-                <w:b w:val="0"/>
-                <w:i w:val="0"/>
-                <w:sz w:val="17"/>
-              </w:rPr>
-              <w:t>Abdelrhman Soliman and Mustafa [ insert full name ] — Business &amp; Investment Consultants</w:t>
-            </w:r>
-          </w:p>
-        </w:tc>
-      </w:tr>
-      <w:tr>
-        <w:tc>
-          <w:tcPr>
-            <w:tcW w:type="dxa" w:w="4819"/>
-            <w:shd w:val="clear" w:color="auto" w:fill="F2F5F8"/>
-          </w:tcPr>
-          <w:p>
-            <w:pPr>
-              <w:spacing w:after="40" w:before="40"/>
-            </w:pPr>
-            <w:r/>
-            <w:r>
-              <w:rPr>
-                <w:rFonts w:ascii="Cambria" w:hAnsi="Cambria"/>
-                <w:b/>
-                <w:i w:val="0"/>
-                <w:sz w:val="17"/>
-              </w:rPr>
-              <w:t>And</w:t>
-            </w:r>
-          </w:p>
-        </w:tc>
-        <w:tc>
-          <w:tcPr>
-            <w:tcW w:type="dxa" w:w="4819"/>
-            <w:shd w:val="clear" w:color="auto" w:fill="F2F5F8"/>
-          </w:tcPr>
-          <w:p>
-            <w:pPr>
-              <w:spacing w:after="40" w:before="40"/>
-            </w:pPr>
-            <w:r/>
-            <w:r>
-              <w:rPr>
-                <w:rFonts w:ascii="Cambria" w:hAnsi="Cambria"/>
-                <w:b w:val="0"/>
-                <w:i w:val="0"/>
-                <w:sz w:val="17"/>
-              </w:rPr>
-              <w:t>Btakka — [Insert Registered Legal Entity Name]</w:t>
-            </w:r>
-          </w:p>
-        </w:tc>
-      </w:tr>
-      <w:tr>
-        <w:tc>
-          <w:tcPr>
-            <w:tcW w:type="dxa" w:w="4819"/>
-          </w:tcPr>
-          <w:p>
-            <w:pPr>
-              <w:spacing w:after="40" w:before="40"/>
-            </w:pPr>
-            <w:r/>
-            <w:r>
-              <w:rPr>
-                <w:rFonts w:ascii="Cambria" w:hAnsi="Cambria"/>
-                <w:b/>
-                <w:i w:val="0"/>
-                <w:sz w:val="17"/>
-              </w:rPr>
-              <w:t>Date</w:t>
-            </w:r>
-          </w:p>
-        </w:tc>
-        <w:tc>
-          <w:tcPr>
-            <w:tcW w:type="dxa" w:w="4819"/>
-          </w:tcPr>
-          <w:p>
-            <w:pPr>
-              <w:spacing w:after="40" w:before="40"/>
-            </w:pPr>
-            <w:r/>
-            <w:r>
-              <w:rPr>
-                <w:rFonts w:ascii="Cambria" w:hAnsi="Cambria"/>
-                <w:b w:val="0"/>
-                <w:i w:val="0"/>
-                <w:sz w:val="17"/>
-              </w:rPr>
-              <w:t>[ ___ / ___ / 2026 ]</w:t>
-            </w:r>
-          </w:p>
-        </w:tc>
-      </w:tr>
-      <w:tr>
-        <w:tc>
-          <w:tcPr>
-            <w:tcW w:type="dxa" w:w="4819"/>
-            <w:shd w:val="clear" w:color="auto" w:fill="F2F5F8"/>
-          </w:tcPr>
-          <w:p>
-            <w:pPr>
-              <w:spacing w:after="40" w:before="40"/>
-            </w:pPr>
-            <w:r/>
-            <w:r>
-              <w:rPr>
-                <w:rFonts w:ascii="Cambria" w:hAnsi="Cambria"/>
-                <w:b/>
-                <w:i w:val="0"/>
-                <w:sz w:val="17"/>
-              </w:rPr>
-              <w:t>Relates to</w:t>
-            </w:r>
-          </w:p>
-        </w:tc>
-        <w:tc>
-          <w:tcPr>
-            <w:tcW w:type="dxa" w:w="4819"/>
-            <w:shd w:val="clear" w:color="auto" w:fill="F2F5F8"/>
-          </w:tcPr>
-          <w:p>
-            <w:pPr>
-              <w:spacing w:after="40" w:before="40"/>
-            </w:pPr>
-            <w:r/>
-            <w:r>
-              <w:rPr>
-                <w:rFonts w:ascii="Cambria" w:hAnsi="Cambria"/>
-                <w:b w:val="0"/>
-                <w:i w:val="0"/>
-                <w:sz w:val="17"/>
-              </w:rPr>
-              <w:t>The Proposal dated 13 September 2026, annexed to this Agreement</w:t>
-            </w:r>
-          </w:p>
-        </w:tc>
-      </w:tr>
-    </w:tbl>
-    <w:p>
-      <w:pPr>
-        <w:spacing w:after="40"/>
-      </w:pPr>
+      </w:pPr>
+      <w:r/>
     </w:p>
     <w:p>
       <w:pPr>
-        <w:spacing w:before="120" w:after="120"/>
+        <w:spacing w:before="0" w:after="0" w:line="240" w:lineRule="auto"/>
+        <w:jc w:val="center"/>
+      </w:pPr>
+      <w:r/>
+    </w:p>
+    <w:p>
+      <w:pPr>
+        <w:spacing w:before="0" w:after="0" w:line="240" w:lineRule="auto"/>
+        <w:jc w:val="center"/>
+      </w:pPr>
+      <w:r/>
+    </w:p>
+    <w:p>
+      <w:pPr>
+        <w:spacing w:before="0" w:after="0" w:line="240" w:lineRule="auto"/>
+        <w:jc w:val="center"/>
+      </w:pPr>
+      <w:r/>
+    </w:p>
+    <w:p>
+      <w:pPr>
+        <w:spacing w:before="0" w:after="0" w:line="240" w:lineRule="auto"/>
+        <w:jc w:val="center"/>
+      </w:pPr>
+      <w:r/>
+    </w:p>
+    <w:p>
+      <w:pPr>
+        <w:spacing w:before="0" w:after="0" w:line="240" w:lineRule="auto"/>
+        <w:jc w:val="center"/>
+      </w:pPr>
+      <w:r/>
+    </w:p>
+    <w:p>
+      <w:pPr>
+        <w:spacing w:before="0" w:after="320" w:line="240" w:lineRule="auto"/>
+        <w:ind w:left="1735" w:right="1735"/>
+        <w:jc w:val="center"/>
         <w:pBdr>
-          <w:bottom w:val="single" w:sz="6" w:space="1" w:color="C2CCD6"/>
+          <w:bottom w:val="single" w:sz="12" w:space="0" w:color="0F2C4A"/>
         </w:pBdr>
       </w:pPr>
+    </w:p>
+    <w:p>
+      <w:pPr>
+        <w:spacing w:before="0" w:after="120" w:line="240" w:lineRule="auto"/>
+        <w:jc w:val="center"/>
+      </w:pPr>
+      <w:r>
+        <w:rPr>
+          <w:rFonts w:ascii="Calibri" w:hAnsi="Calibri" w:eastAsia="Calibri"/>
+          <w:b/>
+          <w:i w:val="0"/>
+          <w:color w:val="0F2C4A"/>
+          <w:sz w:val="54"/>
+          <w:spacing w:val="52"/>
+        </w:rPr>
+        <w:t>CONSULTING AGREEMENT</w:t>
+      </w:r>
+    </w:p>
+    <w:p>
+      <w:pPr>
+        <w:spacing w:before="80" w:after="80" w:line="240" w:lineRule="auto"/>
+        <w:jc w:val="center"/>
+      </w:pPr>
+      <w:r>
+        <w:rPr>
+          <w:rFonts w:ascii="Cambria" w:hAnsi="Cambria" w:eastAsia="Cambria"/>
+          <w:b w:val="0"/>
+          <w:i/>
+          <w:color w:val="555F6B"/>
+          <w:sz w:val="27"/>
+        </w:rPr>
+        <w:t>Investment Readiness &amp; Investment Round Management</w:t>
+      </w:r>
+    </w:p>
+    <w:p>
+      <w:pPr>
+        <w:spacing w:before="280" w:after="0" w:line="240" w:lineRule="auto"/>
+        <w:ind w:left="1735" w:right="1735"/>
+        <w:jc w:val="center"/>
+        <w:pBdr>
+          <w:bottom w:val="single" w:sz="12" w:space="0" w:color="0F2C4A"/>
+        </w:pBdr>
+      </w:pPr>
+    </w:p>
+    <w:p>
+      <w:pPr>
+        <w:spacing w:before="0" w:after="0" w:line="240" w:lineRule="auto"/>
+        <w:jc w:val="center"/>
+      </w:pPr>
+      <w:r/>
+    </w:p>
+    <w:p>
+      <w:pPr>
+        <w:spacing w:before="0" w:after="0" w:line="240" w:lineRule="auto"/>
+        <w:jc w:val="center"/>
+      </w:pPr>
+      <w:r/>
+    </w:p>
+    <w:p>
+      <w:pPr>
+        <w:spacing w:before="0" w:after="0" w:line="240" w:lineRule="auto"/>
+        <w:jc w:val="center"/>
+      </w:pPr>
+      <w:r/>
+    </w:p>
+    <w:p>
+      <w:pPr>
+        <w:spacing w:before="0" w:after="0" w:line="240" w:lineRule="auto"/>
+        <w:jc w:val="center"/>
+      </w:pPr>
+      <w:r/>
+    </w:p>
+    <w:p>
+      <w:pPr>
+        <w:spacing w:before="0" w:after="140" w:line="240" w:lineRule="auto"/>
+        <w:jc w:val="center"/>
+      </w:pPr>
+      <w:r>
+        <w:rPr>
+          <w:rFonts w:ascii="Calibri" w:hAnsi="Calibri" w:eastAsia="Calibri"/>
+          <w:b/>
+          <w:i w:val="0"/>
+          <w:color w:val="8A6115"/>
+          <w:sz w:val="17"/>
+          <w:spacing w:val="32"/>
+        </w:rPr>
+        <w:t>B E T W E E N</w:t>
+      </w:r>
+    </w:p>
+    <w:p>
+      <w:pPr>
+        <w:spacing w:before="0" w:after="40" w:line="240" w:lineRule="auto"/>
+        <w:jc w:val="center"/>
+      </w:pPr>
+      <w:r>
+        <w:rPr>
+          <w:rFonts w:ascii="Cambria" w:hAnsi="Cambria" w:eastAsia="Cambria"/>
+          <w:b/>
+          <w:i w:val="0"/>
+          <w:color w:val="0F2C4A"/>
+          <w:sz w:val="28"/>
+        </w:rPr>
+        <w:t>ABDELRHMAN SOLIMAN</w:t>
+      </w:r>
+    </w:p>
+    <w:p>
+      <w:pPr>
+        <w:spacing w:before="0" w:after="40" w:line="240" w:lineRule="auto"/>
+        <w:jc w:val="center"/>
+      </w:pPr>
+      <w:r>
+        <w:rPr>
+          <w:rFonts w:ascii="Cambria" w:hAnsi="Cambria" w:eastAsia="Cambria"/>
+          <w:b w:val="0"/>
+          <w:i/>
+          <w:color w:val="555F6B"/>
+          <w:sz w:val="21"/>
+        </w:rPr>
+        <w:t>and</w:t>
+      </w:r>
+    </w:p>
+    <w:p>
+      <w:pPr>
+        <w:spacing w:before="0" w:after="60" w:line="240" w:lineRule="auto"/>
+        <w:jc w:val="center"/>
+      </w:pPr>
+      <w:r>
+        <w:rPr>
+          <w:rFonts w:ascii="Cambria" w:hAnsi="Cambria" w:eastAsia="Cambria"/>
+          <w:b/>
+          <w:i w:val="0"/>
+          <w:color w:val="0F2C4A"/>
+          <w:sz w:val="28"/>
+        </w:rPr>
+        <w:t>MUSTAFA [ INSERT FULL NAME ]</w:t>
+      </w:r>
+    </w:p>
+    <w:p>
+      <w:pPr>
+        <w:spacing w:before="0" w:after="320" w:line="240" w:lineRule="auto"/>
+        <w:jc w:val="center"/>
+      </w:pPr>
+      <w:r>
+        <w:rPr>
+          <w:rFonts w:ascii="Cambria" w:hAnsi="Cambria" w:eastAsia="Cambria"/>
+          <w:b w:val="0"/>
+          <w:i/>
+          <w:color w:val="555F6B"/>
+          <w:sz w:val="20"/>
+        </w:rPr>
+        <w:t>together, "the Consultant"</w:t>
+      </w:r>
+    </w:p>
+    <w:p>
+      <w:pPr>
+        <w:spacing w:before="0" w:after="140" w:line="240" w:lineRule="auto"/>
+        <w:jc w:val="center"/>
+      </w:pPr>
+      <w:r>
+        <w:rPr>
+          <w:rFonts w:ascii="Calibri" w:hAnsi="Calibri" w:eastAsia="Calibri"/>
+          <w:b/>
+          <w:i w:val="0"/>
+          <w:color w:val="8A6115"/>
+          <w:sz w:val="17"/>
+          <w:spacing w:val="32"/>
+        </w:rPr>
+        <w:t>A N D</w:t>
+      </w:r>
+    </w:p>
+    <w:p>
+      <w:pPr>
+        <w:spacing w:before="0" w:after="40" w:line="240" w:lineRule="auto"/>
+        <w:jc w:val="center"/>
+      </w:pPr>
+      <w:r>
+        <w:rPr>
+          <w:rFonts w:ascii="Cambria" w:hAnsi="Cambria" w:eastAsia="Cambria"/>
+          <w:b/>
+          <w:i w:val="0"/>
+          <w:color w:val="0F2C4A"/>
+          <w:sz w:val="28"/>
+        </w:rPr>
+        <w:t>[ INSERT FULL REGISTERED LEGAL NAME ]</w:t>
+      </w:r>
+    </w:p>
+    <w:p>
+      <w:pPr>
+        <w:spacing w:before="0" w:after="60" w:line="240" w:lineRule="auto"/>
+        <w:jc w:val="center"/>
+      </w:pPr>
+      <w:r>
+        <w:rPr>
+          <w:rFonts w:ascii="Cambria" w:hAnsi="Cambria" w:eastAsia="Cambria"/>
+          <w:b w:val="0"/>
+          <w:i w:val="0"/>
+          <w:color w:val="0F2C4A"/>
+          <w:sz w:val="23"/>
+        </w:rPr>
+        <w:t>trading as BTAKKA</w:t>
+      </w:r>
+    </w:p>
+    <w:p>
+      <w:pPr>
+        <w:spacing w:before="0" w:after="0" w:line="240" w:lineRule="auto"/>
+        <w:jc w:val="center"/>
+      </w:pPr>
+      <w:r>
+        <w:rPr>
+          <w:rFonts w:ascii="Cambria" w:hAnsi="Cambria" w:eastAsia="Cambria"/>
+          <w:b w:val="0"/>
+          <w:i/>
+          <w:color w:val="555F6B"/>
+          <w:sz w:val="20"/>
+        </w:rPr>
+        <w:t>"the Client"</w:t>
+      </w:r>
+    </w:p>
+    <w:p>
+      <w:pPr>
+        <w:spacing w:before="0" w:after="0" w:line="240" w:lineRule="auto"/>
+        <w:jc w:val="center"/>
+      </w:pPr>
+      <w:r/>
+    </w:p>
+    <w:p>
+      <w:pPr>
+        <w:spacing w:before="0" w:after="0" w:line="240" w:lineRule="auto"/>
+        <w:jc w:val="center"/>
+      </w:pPr>
+      <w:r/>
+    </w:p>
+    <w:p>
+      <w:pPr>
+        <w:spacing w:before="0" w:after="0" w:line="240" w:lineRule="auto"/>
+        <w:jc w:val="center"/>
+      </w:pPr>
+      <w:r/>
+    </w:p>
+    <w:p>
+      <w:pPr>
+        <w:spacing w:before="0" w:after="0" w:line="240" w:lineRule="auto"/>
+        <w:jc w:val="center"/>
+      </w:pPr>
+      <w:r/>
+    </w:p>
+    <w:p>
+      <w:pPr>
+        <w:spacing w:before="0" w:after="240" w:line="240" w:lineRule="auto"/>
+        <w:ind w:left="3759" w:right="3759"/>
+        <w:jc w:val="center"/>
+        <w:pBdr>
+          <w:bottom w:val="single" w:sz="6" w:space="0" w:color="C2CCD6"/>
+        </w:pBdr>
+      </w:pPr>
+    </w:p>
+    <w:p>
+      <w:pPr>
+        <w:spacing w:before="0" w:after="0" w:line="240" w:lineRule="auto"/>
+        <w:jc w:val="center"/>
+      </w:pPr>
+      <w:r>
+        <w:rPr>
+          <w:rFonts w:ascii="Cambria" w:hAnsi="Cambria" w:eastAsia="Cambria"/>
+          <w:b/>
+          <w:i w:val="0"/>
+          <w:color w:val="0F2C4A"/>
+          <w:sz w:val="24"/>
+        </w:rPr>
+        <w:t>Dated  [ ____ ]  [ __________ ]  2026</w:t>
+      </w:r>
+    </w:p>
+    <w:p>
+      <w:pPr>
+        <w:spacing w:before="240" w:after="0" w:line="240" w:lineRule="auto"/>
+        <w:ind w:left="3759" w:right="3759"/>
+        <w:jc w:val="center"/>
+        <w:pBdr>
+          <w:bottom w:val="single" w:sz="6" w:space="0" w:color="C2CCD6"/>
+        </w:pBdr>
+      </w:pPr>
+    </w:p>
+    <w:p>
+      <w:r>
+        <w:br w:type="page"/>
+      </w:r>
     </w:p>
     <w:p>
       <w:pPr>
@@ -1074,9 +1167,6 @@
         </w:pBdr>
       </w:pPr>
       <w:r>
-        <w:br w:type="page"/>
-      </w:r>
-      <w:r>
         <w:rPr>
           <w:rFonts w:ascii="Calibri" w:hAnsi="Calibri"/>
           <w:b/>
@@ -14121,10 +14211,12 @@
       </w:r>
     </w:p>
     <w:sectPr>
-      <w:footerReference w:type="default" r:id="rId9"/>
+      <w:footerReference w:type="first" r:id="rId9"/>
+      <w:footerReference w:type="default" r:id="rId10"/>
       <w:pgSz w:w="11906" w:h="16838"/>
       <w:pgMar w:top="1134" w:right="1134" w:bottom="1134" w:left="1134" w:header="720" w:footer="720" w:gutter="0"/>
       <w:cols w:space="720"/>
+      <w:titlePg/>
       <w:docGrid w:linePitch="360"/>
     </w:sectPr>
   </w:body>
@@ -14136,15 +14228,69 @@
   <w:p>
     <w:pPr>
       <w:pStyle w:val="Footer"/>
+      <w:spacing w:after="60" w:line="276" w:lineRule="auto"/>
       <w:jc w:val="center"/>
     </w:pPr>
     <w:r>
       <w:rPr>
+        <w:rFonts w:ascii="Cambria" w:hAnsi="Cambria" w:eastAsia="Cambria"/>
+        <w:b w:val="0"/>
+        <w:i/>
+        <w:color w:val="555F6B"/>
+        <w:sz w:val="18"/>
+      </w:rPr>
+      <w:t>Relates to the Proposal "Investment Readiness &amp; Investment Round Management", version 1.0, dated 13 September 2026, annexed hereto</w:t>
+    </w:r>
+  </w:p>
+  <w:p>
+    <w:pPr>
+      <w:spacing w:before="0" w:after="60"/>
+      <w:jc w:val="center"/>
+    </w:pPr>
+    <w:r>
+      <w:rPr>
+        <w:rFonts w:ascii="Calibri" w:hAnsi="Calibri" w:eastAsia="Calibri"/>
+        <w:b w:val="0"/>
+        <w:i w:val="0"/>
+        <w:color w:val="555F6B"/>
+        <w:sz w:val="17"/>
+      </w:rPr>
+      <w:t>DOCUMENT 2 OF 2   ·   VERSION 1.0   ·   FOR CLIENT REVIEW   ·   UNEXECUTED</w:t>
+    </w:r>
+  </w:p>
+  <w:p>
+    <w:pPr>
+      <w:spacing w:before="0" w:after="60"/>
+      <w:jc w:val="center"/>
+    </w:pPr>
+    <w:r>
+      <w:rPr>
+        <w:rFonts w:ascii="Calibri" w:hAnsi="Calibri" w:eastAsia="Calibri"/>
+        <w:b w:val="0"/>
+        <w:i w:val="0"/>
+        <w:color w:val="555F6B"/>
+        <w:sz w:val="17"/>
+      </w:rPr>
+      <w:t>Governed by the laws of the Arab Republic of Egypt</w:t>
+    </w:r>
+  </w:p>
+</w:ftr>
+</file>
+
+<file path=word/footer2.xml><?xml version="1.0" encoding="utf-8"?>
+<w:ftr xmlns:m="http://schemas.openxmlformats.org/officeDocument/2006/math" xmlns:mc="http://schemas.openxmlformats.org/markup-compatibility/2006" xmlns:mo="http://schemas.microsoft.com/office/mac/office/2008/main" xmlns:mv="urn:schemas-microsoft-com:mac:vml" xmlns:o="urn:schemas-microsoft-com:office:office" xmlns:r="http://schemas.openxmlformats.org/officeDocument/2006/relationships" xmlns:v="urn:schemas-microsoft-com:vml" xmlns:w10="urn:schemas-microsoft-com:office:word" xmlns:w14="http://schemas.microsoft.com/office/word/2010/wordml" xmlns:w="http://schemas.openxmlformats.org/wordprocessingml/2006/main" xmlns:wne="http://schemas.microsoft.com/office/word/2006/wordml" xmlns:wp14="http://schemas.microsoft.com/office/word/2010/wordprocessingDrawing" xmlns:wp="http://schemas.openxmlformats.org/drawingml/2006/wordprocessingDrawing" xmlns:wpc="http://schemas.microsoft.com/office/word/2010/wordprocessingCanvas" xmlns:wpg="http://schemas.microsoft.com/office/word/2010/wordprocessingGroup" xmlns:wpi="http://schemas.microsoft.com/office/word/2010/wordprocessingInk" xmlns:wps="http://schemas.microsoft.com/office/word/2010/wordprocessingShape" mc:Ignorable="w14 wp14">
+  <w:p>
+    <w:pPr>
+      <w:pStyle w:val="Footer"/>
+      <w:jc w:val="center"/>
+    </w:pPr>
+    <w:r>
+      <w:rPr>
         <w:rFonts w:ascii="Calibri" w:hAnsi="Calibri"/>
         <w:color w:val="555F6B"/>
         <w:sz w:val="15"/>
       </w:rPr>
-      <w:t xml:space="preserve">Btakka × Abdelrhman Soliman  ·  Investment Readiness &amp; Round Management  ·  v1.0  ·  Page </w:t>
+      <w:t xml:space="preserve">Consulting Agreement (2 of 2)  ·  Btakka × Abdelrhman Soliman &amp; Mustafa  ·  v1.0  ·  Page </w:t>
     </w:r>
     <w:fldSimple w:instr="PAGE"/>
   </w:p>

--- a/proposals/Btakka_Consulting_Agreement.docx
+++ b/proposals/Btakka_Consulting_Agreement.docx
@@ -161,7 +161,7 @@
     </w:p>
     <w:p>
       <w:pPr>
-        <w:spacing w:before="0" w:after="40" w:line="240" w:lineRule="auto"/>
+        <w:spacing w:before="0" w:after="60" w:line="240" w:lineRule="auto"/>
         <w:jc w:val="center"/>
       </w:pPr>
       <w:r>
@@ -173,38 +173,6 @@
           <w:sz w:val="28"/>
         </w:rPr>
         <w:t>ABDELRHMAN SOLIMAN</w:t>
-      </w:r>
-    </w:p>
-    <w:p>
-      <w:pPr>
-        <w:spacing w:before="0" w:after="40" w:line="240" w:lineRule="auto"/>
-        <w:jc w:val="center"/>
-      </w:pPr>
-      <w:r>
-        <w:rPr>
-          <w:rFonts w:ascii="Cambria" w:hAnsi="Cambria" w:eastAsia="Cambria"/>
-          <w:b w:val="0"/>
-          <w:i/>
-          <w:color w:val="555F6B"/>
-          <w:sz w:val="21"/>
-        </w:rPr>
-        <w:t>and</w:t>
-      </w:r>
-    </w:p>
-    <w:p>
-      <w:pPr>
-        <w:spacing w:before="0" w:after="60" w:line="240" w:lineRule="auto"/>
-        <w:jc w:val="center"/>
-      </w:pPr>
-      <w:r>
-        <w:rPr>
-          <w:rFonts w:ascii="Cambria" w:hAnsi="Cambria" w:eastAsia="Cambria"/>
-          <w:b/>
-          <w:i w:val="0"/>
-          <w:color w:val="0F2C4A"/>
-          <w:sz w:val="28"/>
-        </w:rPr>
-        <w:t>MUSTAFA [ INSERT FULL NAME ]</w:t>
       </w:r>
     </w:p>
     <w:p>
@@ -220,7 +188,7 @@
           <w:color w:val="555F6B"/>
           <w:sz w:val="20"/>
         </w:rPr>
-        <w:t>together, "the Consultant"</w:t>
+        <w:t>"the Consultant"</w:t>
       </w:r>
     </w:p>
     <w:p>
@@ -619,7 +587,7 @@
                 <w:i w:val="0"/>
                 <w:sz w:val="17"/>
               </w:rPr>
-              <w:t>Abdelrhman Soliman and Mustafa [ insert full name ], Business &amp; Investment Consultants, acting jointly (Clause 1.2)</w:t>
+              <w:t>Abdelrhman Soliman, Business &amp; Investment Consultant</w:t>
             </w:r>
           </w:p>
         </w:tc>
@@ -684,7 +652,7 @@
                 <w:i w:val="0"/>
                 <w:sz w:val="17"/>
               </w:rPr>
-              <w:t>Signatories required</w:t>
+              <w:t>Client (trade name)</w:t>
             </w:r>
           </w:p>
         </w:tc>
@@ -692,48 +660,6 @@
           <w:tcPr>
             <w:tcW w:type="dxa" w:w="4819"/>
             <w:shd w:val="clear" w:color="auto" w:fill="F2F5F8"/>
-          </w:tcPr>
-          <w:p>
-            <w:pPr>
-              <w:spacing w:after="40" w:before="40"/>
-            </w:pPr>
-            <w:r/>
-            <w:r>
-              <w:rPr>
-                <w:rFonts w:ascii="Cambria" w:hAnsi="Cambria"/>
-                <w:b w:val="0"/>
-                <w:i w:val="0"/>
-                <w:sz w:val="17"/>
-              </w:rPr>
-              <w:t>Both Consultants and the Client</w:t>
-            </w:r>
-          </w:p>
-        </w:tc>
-      </w:tr>
-      <w:tr>
-        <w:tc>
-          <w:tcPr>
-            <w:tcW w:type="dxa" w:w="4819"/>
-          </w:tcPr>
-          <w:p>
-            <w:pPr>
-              <w:spacing w:after="40" w:before="40"/>
-            </w:pPr>
-            <w:r/>
-            <w:r>
-              <w:rPr>
-                <w:rFonts w:ascii="Cambria" w:hAnsi="Cambria"/>
-                <w:b w:val="0"/>
-                <w:i w:val="0"/>
-                <w:sz w:val="17"/>
-              </w:rPr>
-              <w:t>Client (trade name)</w:t>
-            </w:r>
-          </w:p>
-        </w:tc>
-        <w:tc>
-          <w:tcPr>
-            <w:tcW w:type="dxa" w:w="4819"/>
           </w:tcPr>
           <w:p>
             <w:pPr>
@@ -756,7 +682,6 @@
         <w:tc>
           <w:tcPr>
             <w:tcW w:type="dxa" w:w="4819"/>
-            <w:shd w:val="clear" w:color="auto" w:fill="F2F5F8"/>
           </w:tcPr>
           <w:p>
             <w:pPr>
@@ -777,7 +702,6 @@
         <w:tc>
           <w:tcPr>
             <w:tcW w:type="dxa" w:w="4819"/>
-            <w:shd w:val="clear" w:color="auto" w:fill="F2F5F8"/>
           </w:tcPr>
           <w:p>
             <w:pPr>
@@ -800,6 +724,7 @@
         <w:tc>
           <w:tcPr>
             <w:tcW w:type="dxa" w:w="4819"/>
+            <w:shd w:val="clear" w:color="auto" w:fill="F2F5F8"/>
           </w:tcPr>
           <w:p>
             <w:pPr>
@@ -820,6 +745,7 @@
         <w:tc>
           <w:tcPr>
             <w:tcW w:type="dxa" w:w="4819"/>
+            <w:shd w:val="clear" w:color="auto" w:fill="F2F5F8"/>
           </w:tcPr>
           <w:p>
             <w:pPr>
@@ -842,7 +768,6 @@
         <w:tc>
           <w:tcPr>
             <w:tcW w:type="dxa" w:w="4819"/>
-            <w:shd w:val="clear" w:color="auto" w:fill="F2F5F8"/>
           </w:tcPr>
           <w:p>
             <w:pPr>
@@ -863,7 +788,6 @@
         <w:tc>
           <w:tcPr>
             <w:tcW w:type="dxa" w:w="4819"/>
-            <w:shd w:val="clear" w:color="auto" w:fill="F2F5F8"/>
           </w:tcPr>
           <w:p>
             <w:pPr>
@@ -886,6 +810,7 @@
         <w:tc>
           <w:tcPr>
             <w:tcW w:type="dxa" w:w="4819"/>
+            <w:shd w:val="clear" w:color="auto" w:fill="F2F5F8"/>
           </w:tcPr>
           <w:p>
             <w:pPr>
@@ -906,6 +831,7 @@
         <w:tc>
           <w:tcPr>
             <w:tcW w:type="dxa" w:w="4819"/>
+            <w:shd w:val="clear" w:color="auto" w:fill="F2F5F8"/>
           </w:tcPr>
           <w:p>
             <w:pPr>
@@ -928,7 +854,6 @@
         <w:tc>
           <w:tcPr>
             <w:tcW w:type="dxa" w:w="4819"/>
-            <w:shd w:val="clear" w:color="auto" w:fill="F2F5F8"/>
           </w:tcPr>
           <w:p>
             <w:pPr>
@@ -949,7 +874,6 @@
         <w:tc>
           <w:tcPr>
             <w:tcW w:type="dxa" w:w="4819"/>
-            <w:shd w:val="clear" w:color="auto" w:fill="F2F5F8"/>
           </w:tcPr>
           <w:p>
             <w:pPr>
@@ -972,6 +896,7 @@
         <w:tc>
           <w:tcPr>
             <w:tcW w:type="dxa" w:w="4819"/>
+            <w:shd w:val="clear" w:color="auto" w:fill="F2F5F8"/>
           </w:tcPr>
           <w:p>
             <w:pPr>
@@ -992,6 +917,7 @@
         <w:tc>
           <w:tcPr>
             <w:tcW w:type="dxa" w:w="4819"/>
+            <w:shd w:val="clear" w:color="auto" w:fill="F2F5F8"/>
           </w:tcPr>
           <w:p>
             <w:pPr>
@@ -1014,7 +940,6 @@
         <w:tc>
           <w:tcPr>
             <w:tcW w:type="dxa" w:w="4819"/>
-            <w:shd w:val="clear" w:color="auto" w:fill="F2F5F8"/>
           </w:tcPr>
           <w:p>
             <w:pPr>
@@ -1035,7 +960,6 @@
         <w:tc>
           <w:tcPr>
             <w:tcW w:type="dxa" w:w="4819"/>
-            <w:shd w:val="clear" w:color="auto" w:fill="F2F5F8"/>
           </w:tcPr>
           <w:p>
             <w:pPr>
@@ -1298,7 +1222,23 @@
           <w:b w:val="0"/>
           <w:i w:val="0"/>
         </w:rPr>
-        <w:t>; and</w:t>
+        <w:t xml:space="preserve"> (the "</w:t>
+      </w:r>
+      <w:r>
+        <w:rPr>
+          <w:rFonts w:ascii="Cambria" w:hAnsi="Cambria"/>
+          <w:b/>
+          <w:i w:val="0"/>
+        </w:rPr>
+        <w:t>Consultant</w:t>
+      </w:r>
+      <w:r>
+        <w:rPr>
+          <w:rFonts w:ascii="Cambria" w:hAnsi="Cambria"/>
+          <w:b w:val="0"/>
+          <w:i w:val="0"/>
+        </w:rPr>
+        <w:t>"); and</w:t>
       </w:r>
     </w:p>
     <w:p>
@@ -1311,7 +1251,7 @@
           <w:b/>
           <w:i w:val="0"/>
         </w:rPr>
-        <w:t>(2) MUSTAFA [ INSERT FULL NAME ]</w:t>
+        <w:t>(2) [ INSERT FULL REGISTERED LEGAL NAME ]</w:t>
       </w:r>
       <w:r>
         <w:rPr>
@@ -1319,7 +1259,7 @@
           <w:b w:val="0"/>
           <w:i w:val="0"/>
         </w:rPr>
-        <w:t xml:space="preserve">, a business and investment consultant, of </w:t>
+        <w:t xml:space="preserve">, trading as </w:t>
       </w:r>
       <w:r>
         <w:rPr>
@@ -1327,7 +1267,7 @@
           <w:b/>
           <w:i w:val="0"/>
         </w:rPr>
-        <w:t>[ city ]</w:t>
+        <w:t>Btakka</w:t>
       </w:r>
       <w:r>
         <w:rPr>
@@ -1335,7 +1275,7 @@
           <w:b w:val="0"/>
           <w:i w:val="0"/>
         </w:rPr>
-        <w:t xml:space="preserve">, Arab Republic of Egypt, National ID / Tax Registration No. </w:t>
+        <w:t xml:space="preserve">, a company registered in the Arab Republic of Egypt under Commercial Register No. </w:t>
       </w:r>
       <w:r>
         <w:rPr>
@@ -1351,7 +1291,7 @@
           <w:b w:val="0"/>
           <w:i w:val="0"/>
         </w:rPr>
-        <w:t xml:space="preserve">, of </w:t>
+        <w:t xml:space="preserve">, Tax Card No. </w:t>
       </w:r>
       <w:r>
         <w:rPr>
@@ -1359,6 +1299,22 @@
           <w:b/>
           <w:i w:val="0"/>
         </w:rPr>
+        <w:t>[ ]</w:t>
+      </w:r>
+      <w:r>
+        <w:rPr>
+          <w:rFonts w:ascii="Cambria" w:hAnsi="Cambria"/>
+          <w:b w:val="0"/>
+          <w:i w:val="0"/>
+        </w:rPr>
+        <w:t xml:space="preserve">, with its registered office at </w:t>
+      </w:r>
+      <w:r>
+        <w:rPr>
+          <w:rFonts w:ascii="Cambria" w:hAnsi="Cambria"/>
+          <w:b/>
+          <w:i w:val="0"/>
+        </w:rPr>
         <w:t>[ address ]</w:t>
       </w:r>
       <w:r>
@@ -1367,7 +1323,55 @@
           <w:b w:val="0"/>
           <w:i w:val="0"/>
         </w:rPr>
-        <w:t>,</w:t>
+        <w:t xml:space="preserve">, represented by </w:t>
+      </w:r>
+      <w:r>
+        <w:rPr>
+          <w:rFonts w:ascii="Cambria" w:hAnsi="Cambria"/>
+          <w:b/>
+          <w:i w:val="0"/>
+        </w:rPr>
+        <w:t>[ name ]</w:t>
+      </w:r>
+      <w:r>
+        <w:rPr>
+          <w:rFonts w:ascii="Cambria" w:hAnsi="Cambria"/>
+          <w:b w:val="0"/>
+          <w:i w:val="0"/>
+        </w:rPr>
+        <w:t xml:space="preserve">, </w:t>
+      </w:r>
+      <w:r>
+        <w:rPr>
+          <w:rFonts w:ascii="Cambria" w:hAnsi="Cambria"/>
+          <w:b/>
+          <w:i w:val="0"/>
+        </w:rPr>
+        <w:t>[ title ]</w:t>
+      </w:r>
+      <w:r>
+        <w:rPr>
+          <w:rFonts w:ascii="Cambria" w:hAnsi="Cambria"/>
+          <w:b w:val="0"/>
+          <w:i w:val="0"/>
+        </w:rPr>
+        <w:t xml:space="preserve"> (the "</w:t>
+      </w:r>
+      <w:r>
+        <w:rPr>
+          <w:rFonts w:ascii="Cambria" w:hAnsi="Cambria"/>
+          <w:b/>
+          <w:i w:val="0"/>
+        </w:rPr>
+        <w:t>Client</w:t>
+      </w:r>
+      <w:r>
+        <w:rPr>
+          <w:rFonts w:ascii="Cambria" w:hAnsi="Cambria"/>
+          <w:b w:val="0"/>
+          <w:i w:val="0"/>
+        </w:rPr>
+        <w:t>").</w:t>
       </w:r>
     </w:p>
     <w:p>
@@ -1380,169 +1384,7 @@
           <w:b w:val="0"/>
           <w:i w:val="0"/>
         </w:rPr>
-        <w:t>(together the "</w:t>
-      </w:r>
-      <w:r>
-        <w:rPr>
-          <w:rFonts w:ascii="Cambria" w:hAnsi="Cambria"/>
-          <w:b/>
-          <w:i w:val="0"/>
-        </w:rPr>
-        <w:t>Consultant</w:t>
-      </w:r>
-      <w:r>
-        <w:rPr>
-          <w:rFonts w:ascii="Cambria" w:hAnsi="Cambria"/>
-          <w:b w:val="0"/>
-          <w:i w:val="0"/>
-        </w:rPr>
-        <w:t>"); and</w:t>
-      </w:r>
-    </w:p>
-    <w:p>
-      <w:pPr>
-        <w:spacing w:after="120"/>
-      </w:pPr>
-      <w:r>
-        <w:rPr>
-          <w:rFonts w:ascii="Cambria" w:hAnsi="Cambria"/>
-          <w:b/>
-          <w:i w:val="0"/>
-        </w:rPr>
-        <w:t>(3) [ INSERT FULL REGISTERED LEGAL NAME ]</w:t>
-      </w:r>
-      <w:r>
-        <w:rPr>
-          <w:rFonts w:ascii="Cambria" w:hAnsi="Cambria"/>
-          <w:b w:val="0"/>
-          <w:i w:val="0"/>
-        </w:rPr>
-        <w:t xml:space="preserve">, trading as </w:t>
-      </w:r>
-      <w:r>
-        <w:rPr>
-          <w:rFonts w:ascii="Cambria" w:hAnsi="Cambria"/>
-          <w:b/>
-          <w:i w:val="0"/>
-        </w:rPr>
-        <w:t>Btakka</w:t>
-      </w:r>
-      <w:r>
-        <w:rPr>
-          <w:rFonts w:ascii="Cambria" w:hAnsi="Cambria"/>
-          <w:b w:val="0"/>
-          <w:i w:val="0"/>
-        </w:rPr>
-        <w:t xml:space="preserve">, a company registered in the Arab Republic of Egypt under Commercial Register No. </w:t>
-      </w:r>
-      <w:r>
-        <w:rPr>
-          <w:rFonts w:ascii="Cambria" w:hAnsi="Cambria"/>
-          <w:b/>
-          <w:i w:val="0"/>
-        </w:rPr>
-        <w:t>[ ]</w:t>
-      </w:r>
-      <w:r>
-        <w:rPr>
-          <w:rFonts w:ascii="Cambria" w:hAnsi="Cambria"/>
-          <w:b w:val="0"/>
-          <w:i w:val="0"/>
-        </w:rPr>
-        <w:t xml:space="preserve">, Tax Card No. </w:t>
-      </w:r>
-      <w:r>
-        <w:rPr>
-          <w:rFonts w:ascii="Cambria" w:hAnsi="Cambria"/>
-          <w:b/>
-          <w:i w:val="0"/>
-        </w:rPr>
-        <w:t>[ ]</w:t>
-      </w:r>
-      <w:r>
-        <w:rPr>
-          <w:rFonts w:ascii="Cambria" w:hAnsi="Cambria"/>
-          <w:b w:val="0"/>
-          <w:i w:val="0"/>
-        </w:rPr>
-        <w:t xml:space="preserve">, with its registered office at </w:t>
-      </w:r>
-      <w:r>
-        <w:rPr>
-          <w:rFonts w:ascii="Cambria" w:hAnsi="Cambria"/>
-          <w:b/>
-          <w:i w:val="0"/>
-        </w:rPr>
-        <w:t>[ address ]</w:t>
-      </w:r>
-      <w:r>
-        <w:rPr>
-          <w:rFonts w:ascii="Cambria" w:hAnsi="Cambria"/>
-          <w:b w:val="0"/>
-          <w:i w:val="0"/>
-        </w:rPr>
-        <w:t xml:space="preserve">, represented by </w:t>
-      </w:r>
-      <w:r>
-        <w:rPr>
-          <w:rFonts w:ascii="Cambria" w:hAnsi="Cambria"/>
-          <w:b/>
-          <w:i w:val="0"/>
-        </w:rPr>
-        <w:t>[ name ]</w:t>
-      </w:r>
-      <w:r>
-        <w:rPr>
-          <w:rFonts w:ascii="Cambria" w:hAnsi="Cambria"/>
-          <w:b w:val="0"/>
-          <w:i w:val="0"/>
-        </w:rPr>
-        <w:t xml:space="preserve">, </w:t>
-      </w:r>
-      <w:r>
-        <w:rPr>
-          <w:rFonts w:ascii="Cambria" w:hAnsi="Cambria"/>
-          <w:b/>
-          <w:i w:val="0"/>
-        </w:rPr>
-        <w:t>[ title ]</w:t>
-      </w:r>
-      <w:r>
-        <w:rPr>
-          <w:rFonts w:ascii="Cambria" w:hAnsi="Cambria"/>
-          <w:b w:val="0"/>
-          <w:i w:val="0"/>
-        </w:rPr>
-        <w:t xml:space="preserve"> (the "</w:t>
-      </w:r>
-      <w:r>
-        <w:rPr>
-          <w:rFonts w:ascii="Cambria" w:hAnsi="Cambria"/>
-          <w:b/>
-          <w:i w:val="0"/>
-        </w:rPr>
-        <w:t>Client</w:t>
-      </w:r>
-      <w:r>
-        <w:rPr>
-          <w:rFonts w:ascii="Cambria" w:hAnsi="Cambria"/>
-          <w:b w:val="0"/>
-          <w:i w:val="0"/>
-        </w:rPr>
-        <w:t>").</w:t>
-      </w:r>
-    </w:p>
-    <w:p>
-      <w:pPr>
-        <w:spacing w:after="120"/>
-      </w:pPr>
-      <w:r>
-        <w:rPr>
-          <w:rFonts w:ascii="Cambria" w:hAnsi="Cambria"/>
-          <w:b w:val="0"/>
-          <w:i w:val="0"/>
-        </w:rPr>
-        <w:t>Abdelrhman Soliman and Mustafa [ insert full name ] together constitute the Consultant and are, for the purposes of this Agreement, a single Party. The Consultant and the Client are each a "</w:t>
+        <w:t>The Consultant and the Client are each a "</w:t>
       </w:r>
       <w:r>
         <w:rPr>
@@ -1999,49 +1841,6 @@
                 <w:i w:val="0"/>
                 <w:sz w:val="17"/>
               </w:rPr>
-              <w:t>Consultant</w:t>
-            </w:r>
-          </w:p>
-        </w:tc>
-        <w:tc>
-          <w:tcPr>
-            <w:tcW w:type="dxa" w:w="4819"/>
-          </w:tcPr>
-          <w:p>
-            <w:pPr>
-              <w:spacing w:after="40" w:before="40"/>
-            </w:pPr>
-            <w:r/>
-            <w:r>
-              <w:rPr>
-                <w:rFonts w:ascii="Cambria" w:hAnsi="Cambria"/>
-                <w:b w:val="0"/>
-                <w:i w:val="0"/>
-                <w:sz w:val="17"/>
-              </w:rPr>
-              <w:t>Abdelrhman Soliman and Mustafa [ insert full name ] together. Every obligation, right and entitlement of the Consultant under this Agreement belongs to them jointly, as set out at Clause 1.2</w:t>
-            </w:r>
-          </w:p>
-        </w:tc>
-      </w:tr>
-      <w:tr>
-        <w:tc>
-          <w:tcPr>
-            <w:tcW w:type="dxa" w:w="4819"/>
-            <w:shd w:val="clear" w:color="auto" w:fill="F2F5F8"/>
-          </w:tcPr>
-          <w:p>
-            <w:pPr>
-              <w:spacing w:after="40" w:before="40"/>
-            </w:pPr>
-            <w:r/>
-            <w:r>
-              <w:rPr>
-                <w:rFonts w:ascii="Cambria" w:hAnsi="Cambria"/>
-                <w:b/>
-                <w:i w:val="0"/>
-                <w:sz w:val="17"/>
-              </w:rPr>
               <w:t>Deliverables</w:t>
             </w:r>
           </w:p>
@@ -2049,7 +1848,6 @@
         <w:tc>
           <w:tcPr>
             <w:tcW w:type="dxa" w:w="4819"/>
-            <w:shd w:val="clear" w:color="auto" w:fill="F2F5F8"/>
           </w:tcPr>
           <w:p>
             <w:pPr>
@@ -2072,6 +1870,7 @@
         <w:tc>
           <w:tcPr>
             <w:tcW w:type="dxa" w:w="4819"/>
+            <w:shd w:val="clear" w:color="auto" w:fill="F2F5F8"/>
           </w:tcPr>
           <w:p>
             <w:pPr>
@@ -2092,6 +1891,7 @@
         <w:tc>
           <w:tcPr>
             <w:tcW w:type="dxa" w:w="4819"/>
+            <w:shd w:val="clear" w:color="auto" w:fill="F2F5F8"/>
           </w:tcPr>
           <w:p>
             <w:pPr>
@@ -2114,7 +1914,6 @@
         <w:tc>
           <w:tcPr>
             <w:tcW w:type="dxa" w:w="4819"/>
-            <w:shd w:val="clear" w:color="auto" w:fill="F2F5F8"/>
           </w:tcPr>
           <w:p>
             <w:pPr>
@@ -2135,7 +1934,6 @@
         <w:tc>
           <w:tcPr>
             <w:tcW w:type="dxa" w:w="4819"/>
-            <w:shd w:val="clear" w:color="auto" w:fill="F2F5F8"/>
           </w:tcPr>
           <w:p>
             <w:pPr>
@@ -2158,6 +1956,7 @@
         <w:tc>
           <w:tcPr>
             <w:tcW w:type="dxa" w:w="4819"/>
+            <w:shd w:val="clear" w:color="auto" w:fill="F2F5F8"/>
           </w:tcPr>
           <w:p>
             <w:pPr>
@@ -2178,6 +1977,7 @@
         <w:tc>
           <w:tcPr>
             <w:tcW w:type="dxa" w:w="4819"/>
+            <w:shd w:val="clear" w:color="auto" w:fill="F2F5F8"/>
           </w:tcPr>
           <w:p>
             <w:pPr>
@@ -2200,7 +2000,6 @@
         <w:tc>
           <w:tcPr>
             <w:tcW w:type="dxa" w:w="4819"/>
-            <w:shd w:val="clear" w:color="auto" w:fill="F2F5F8"/>
           </w:tcPr>
           <w:p>
             <w:pPr>
@@ -2221,7 +2020,6 @@
         <w:tc>
           <w:tcPr>
             <w:tcW w:type="dxa" w:w="4819"/>
-            <w:shd w:val="clear" w:color="auto" w:fill="F2F5F8"/>
           </w:tcPr>
           <w:p>
             <w:pPr>
@@ -2244,6 +2042,7 @@
         <w:tc>
           <w:tcPr>
             <w:tcW w:type="dxa" w:w="4819"/>
+            <w:shd w:val="clear" w:color="auto" w:fill="F2F5F8"/>
           </w:tcPr>
           <w:p>
             <w:pPr>
@@ -2264,6 +2063,7 @@
         <w:tc>
           <w:tcPr>
             <w:tcW w:type="dxa" w:w="4819"/>
+            <w:shd w:val="clear" w:color="auto" w:fill="F2F5F8"/>
           </w:tcPr>
           <w:p>
             <w:pPr>
@@ -2286,7 +2086,6 @@
         <w:tc>
           <w:tcPr>
             <w:tcW w:type="dxa" w:w="4819"/>
-            <w:shd w:val="clear" w:color="auto" w:fill="F2F5F8"/>
           </w:tcPr>
           <w:p>
             <w:pPr>
@@ -2307,7 +2106,6 @@
         <w:tc>
           <w:tcPr>
             <w:tcW w:type="dxa" w:w="4819"/>
-            <w:shd w:val="clear" w:color="auto" w:fill="F2F5F8"/>
           </w:tcPr>
           <w:p>
             <w:pPr>
@@ -2330,6 +2128,7 @@
         <w:tc>
           <w:tcPr>
             <w:tcW w:type="dxa" w:w="4819"/>
+            <w:shd w:val="clear" w:color="auto" w:fill="F2F5F8"/>
           </w:tcPr>
           <w:p>
             <w:pPr>
@@ -2350,6 +2149,7 @@
         <w:tc>
           <w:tcPr>
             <w:tcW w:type="dxa" w:w="4819"/>
+            <w:shd w:val="clear" w:color="auto" w:fill="F2F5F8"/>
           </w:tcPr>
           <w:p>
             <w:pPr>
@@ -2372,7 +2172,6 @@
         <w:tc>
           <w:tcPr>
             <w:tcW w:type="dxa" w:w="4819"/>
-            <w:shd w:val="clear" w:color="auto" w:fill="F2F5F8"/>
           </w:tcPr>
           <w:p>
             <w:pPr>
@@ -2393,7 +2192,6 @@
         <w:tc>
           <w:tcPr>
             <w:tcW w:type="dxa" w:w="4819"/>
-            <w:shd w:val="clear" w:color="auto" w:fill="F2F5F8"/>
           </w:tcPr>
           <w:p>
             <w:pPr>
@@ -2416,6 +2214,7 @@
         <w:tc>
           <w:tcPr>
             <w:tcW w:type="dxa" w:w="4819"/>
+            <w:shd w:val="clear" w:color="auto" w:fill="F2F5F8"/>
           </w:tcPr>
           <w:p>
             <w:pPr>
@@ -2436,6 +2235,7 @@
         <w:tc>
           <w:tcPr>
             <w:tcW w:type="dxa" w:w="4819"/>
+            <w:shd w:val="clear" w:color="auto" w:fill="F2F5F8"/>
           </w:tcPr>
           <w:p>
             <w:pPr>
@@ -2458,7 +2258,6 @@
         <w:tc>
           <w:tcPr>
             <w:tcW w:type="dxa" w:w="4819"/>
-            <w:shd w:val="clear" w:color="auto" w:fill="F2F5F8"/>
           </w:tcPr>
           <w:p>
             <w:pPr>
@@ -2479,7 +2278,6 @@
         <w:tc>
           <w:tcPr>
             <w:tcW w:type="dxa" w:w="4819"/>
-            <w:shd w:val="clear" w:color="auto" w:fill="F2F5F8"/>
           </w:tcPr>
           <w:p>
             <w:pPr>
@@ -2502,6 +2300,7 @@
         <w:tc>
           <w:tcPr>
             <w:tcW w:type="dxa" w:w="4819"/>
+            <w:shd w:val="clear" w:color="auto" w:fill="F2F5F8"/>
           </w:tcPr>
           <w:p>
             <w:pPr>
@@ -2522,6 +2321,7 @@
         <w:tc>
           <w:tcPr>
             <w:tcW w:type="dxa" w:w="4819"/>
+            <w:shd w:val="clear" w:color="auto" w:fill="F2F5F8"/>
           </w:tcPr>
           <w:p>
             <w:pPr>
@@ -2544,7 +2344,6 @@
         <w:tc>
           <w:tcPr>
             <w:tcW w:type="dxa" w:w="4819"/>
-            <w:shd w:val="clear" w:color="auto" w:fill="F2F5F8"/>
           </w:tcPr>
           <w:p>
             <w:pPr>
@@ -2565,7 +2364,6 @@
         <w:tc>
           <w:tcPr>
             <w:tcW w:type="dxa" w:w="4819"/>
-            <w:shd w:val="clear" w:color="auto" w:fill="F2F5F8"/>
           </w:tcPr>
           <w:p>
             <w:pPr>
@@ -2588,6 +2386,7 @@
         <w:tc>
           <w:tcPr>
             <w:tcW w:type="dxa" w:w="4819"/>
+            <w:shd w:val="clear" w:color="auto" w:fill="F2F5F8"/>
           </w:tcPr>
           <w:p>
             <w:pPr>
@@ -2608,6 +2407,7 @@
         <w:tc>
           <w:tcPr>
             <w:tcW w:type="dxa" w:w="4819"/>
+            <w:shd w:val="clear" w:color="auto" w:fill="F2F5F8"/>
           </w:tcPr>
           <w:p>
             <w:pPr>
@@ -2630,7 +2430,6 @@
         <w:tc>
           <w:tcPr>
             <w:tcW w:type="dxa" w:w="4819"/>
-            <w:shd w:val="clear" w:color="auto" w:fill="F2F5F8"/>
           </w:tcPr>
           <w:p>
             <w:pPr>
@@ -2651,7 +2450,6 @@
         <w:tc>
           <w:tcPr>
             <w:tcW w:type="dxa" w:w="4819"/>
-            <w:shd w:val="clear" w:color="auto" w:fill="F2F5F8"/>
           </w:tcPr>
           <w:p>
             <w:pPr>
@@ -2674,6 +2472,7 @@
         <w:tc>
           <w:tcPr>
             <w:tcW w:type="dxa" w:w="4819"/>
+            <w:shd w:val="clear" w:color="auto" w:fill="F2F5F8"/>
           </w:tcPr>
           <w:p>
             <w:pPr>
@@ -2694,6 +2493,7 @@
         <w:tc>
           <w:tcPr>
             <w:tcW w:type="dxa" w:w="4819"/>
+            <w:shd w:val="clear" w:color="auto" w:fill="F2F5F8"/>
           </w:tcPr>
           <w:p>
             <w:pPr>
@@ -2716,7 +2516,6 @@
         <w:tc>
           <w:tcPr>
             <w:tcW w:type="dxa" w:w="4819"/>
-            <w:shd w:val="clear" w:color="auto" w:fill="F2F5F8"/>
           </w:tcPr>
           <w:p>
             <w:pPr>
@@ -2737,7 +2536,6 @@
         <w:tc>
           <w:tcPr>
             <w:tcW w:type="dxa" w:w="4819"/>
-            <w:shd w:val="clear" w:color="auto" w:fill="F2F5F8"/>
           </w:tcPr>
           <w:p>
             <w:pPr>
@@ -2760,6 +2558,7 @@
         <w:tc>
           <w:tcPr>
             <w:tcW w:type="dxa" w:w="4819"/>
+            <w:shd w:val="clear" w:color="auto" w:fill="F2F5F8"/>
           </w:tcPr>
           <w:p>
             <w:pPr>
@@ -2780,6 +2579,7 @@
         <w:tc>
           <w:tcPr>
             <w:tcW w:type="dxa" w:w="4819"/>
+            <w:shd w:val="clear" w:color="auto" w:fill="F2F5F8"/>
           </w:tcPr>
           <w:p>
             <w:pPr>
@@ -2814,7 +2614,7 @@
           <w:b/>
           <w:i w:val="0"/>
         </w:rPr>
-        <w:t>1.2 The Consultant acts jointly.</w:t>
+        <w:t>1.2</w:t>
       </w:r>
       <w:r>
         <w:rPr>
@@ -2822,14 +2622,12 @@
           <w:b w:val="0"/>
           <w:i w:val="0"/>
         </w:rPr>
-        <w:t xml:space="preserve"> The Consultant comprises two individuals, Abdelrhman Soliman and Mustafa [ insert full name ], who deliver the Services together. Accordingly:</w:t>
+        <w:t xml:space="preserve"> Headings are for convenience only. The singular includes the plural. "Including" means "including without limitation". References to a Clause or Schedule are to a clause or schedule of this Agreement.</w:t>
       </w:r>
     </w:p>
     <w:p>
       <w:pPr>
-        <w:pStyle w:val="ListBullet"/>
-        <w:spacing w:after="60"/>
-        <w:ind w:left="397"/>
+        <w:spacing w:after="120"/>
       </w:pPr>
       <w:r>
         <w:rPr>
@@ -2837,173 +2635,7 @@
           <w:b/>
           <w:i w:val="0"/>
         </w:rPr>
-        <w:t>(a)</w:t>
-      </w:r>
-      <w:r>
-        <w:rPr>
-          <w:rFonts w:ascii="Cambria" w:hAnsi="Cambria"/>
-          <w:b w:val="0"/>
-          <w:i w:val="0"/>
-        </w:rPr>
-        <w:t xml:space="preserve"> every reference in this Agreement to "the Consultant" is a reference to both of them together, and every obligation of the Consultant binds each of them </w:t>
-      </w:r>
-      <w:r>
-        <w:rPr>
-          <w:rFonts w:ascii="Cambria" w:hAnsi="Cambria"/>
-          <w:b/>
-          <w:i w:val="0"/>
-        </w:rPr>
-        <w:t>jointly and severally</w:t>
-      </w:r>
-      <w:r>
-        <w:rPr>
-          <w:rFonts w:ascii="Cambria" w:hAnsi="Cambria"/>
-          <w:b w:val="0"/>
-          <w:i w:val="0"/>
-        </w:rPr>
-        <w:t>, so that the Client may enforce the whole of any obligation against either;</w:t>
-      </w:r>
-    </w:p>
-    <w:p>
-      <w:pPr>
-        <w:pStyle w:val="ListBullet"/>
-        <w:spacing w:after="60"/>
-        <w:ind w:left="397"/>
-      </w:pPr>
-      <w:r>
-        <w:rPr>
-          <w:rFonts w:ascii="Cambria" w:hAnsi="Cambria"/>
-          <w:b/>
-          <w:i w:val="0"/>
-        </w:rPr>
-        <w:t>(b)</w:t>
-      </w:r>
-      <w:r>
-        <w:rPr>
-          <w:rFonts w:ascii="Cambria" w:hAnsi="Cambria"/>
-          <w:b w:val="0"/>
-          <w:i w:val="0"/>
-        </w:rPr>
-        <w:t xml:space="preserve"> each of them is authorised to give and receive notices, approvals and instructions on behalf of both, and anything done or omitted by one is treated as done or omitted by both;</w:t>
-      </w:r>
-    </w:p>
-    <w:p>
-      <w:pPr>
-        <w:pStyle w:val="ListBullet"/>
-        <w:spacing w:after="60"/>
-        <w:ind w:left="397"/>
-      </w:pPr>
-      <w:r>
-        <w:rPr>
-          <w:rFonts w:ascii="Cambria" w:hAnsi="Cambria"/>
-          <w:b/>
-          <w:i w:val="0"/>
-        </w:rPr>
-        <w:t>(c)</w:t>
-      </w:r>
-      <w:r>
-        <w:rPr>
-          <w:rFonts w:ascii="Cambria" w:hAnsi="Cambria"/>
-          <w:b w:val="0"/>
-          <w:i w:val="0"/>
-        </w:rPr>
-        <w:t xml:space="preserve"> the Client shall deal with </w:t>
-      </w:r>
-      <w:r>
-        <w:rPr>
-          <w:rFonts w:ascii="Cambria" w:hAnsi="Cambria"/>
-          <w:b/>
-          <w:i w:val="0"/>
-        </w:rPr>
-        <w:t>[ Abdelrhman Soliman / to be confirmed ]</w:t>
-      </w:r>
-      <w:r>
-        <w:rPr>
-          <w:rFonts w:ascii="Cambria" w:hAnsi="Cambria"/>
-          <w:b w:val="0"/>
-          <w:i w:val="0"/>
-        </w:rPr>
-        <w:t xml:space="preserve"> as the Consultant's single point of contact, and is entitled to rely on that person's authority to bind the Consultant;</w:t>
-      </w:r>
-    </w:p>
-    <w:p>
-      <w:pPr>
-        <w:pStyle w:val="ListBullet"/>
-        <w:spacing w:after="60"/>
-        <w:ind w:left="397"/>
-      </w:pPr>
-      <w:r>
-        <w:rPr>
-          <w:rFonts w:ascii="Cambria" w:hAnsi="Cambria"/>
-          <w:b/>
-          <w:i w:val="0"/>
-        </w:rPr>
-        <w:t>(d)</w:t>
-      </w:r>
-      <w:r>
-        <w:rPr>
-          <w:rFonts w:ascii="Cambria" w:hAnsi="Cambria"/>
-          <w:b w:val="0"/>
-          <w:i w:val="0"/>
-        </w:rPr>
-        <w:t xml:space="preserve"> all Fees under Clause 6 are payable to the single account nominated at Schedule 2.4, and payment into that account discharges the Client's payment obligation to both of them in full. The apportionment of Fees between them is a matter solely between themselves and is no concern of the Client; and</w:t>
-      </w:r>
-    </w:p>
-    <w:p>
-      <w:pPr>
-        <w:pStyle w:val="ListBullet"/>
-        <w:spacing w:after="60"/>
-        <w:ind w:left="397"/>
-      </w:pPr>
-      <w:r>
-        <w:rPr>
-          <w:rFonts w:ascii="Cambria" w:hAnsi="Cambria"/>
-          <w:b/>
-          <w:i w:val="0"/>
-        </w:rPr>
-        <w:t>(e)</w:t>
-      </w:r>
-      <w:r>
-        <w:rPr>
-          <w:rFonts w:ascii="Cambria" w:hAnsi="Cambria"/>
-          <w:b w:val="0"/>
-          <w:i w:val="0"/>
-        </w:rPr>
-        <w:t xml:space="preserve"> Clauses 5.5 (non-circumvention), 10 (confidentiality) and 11 (intellectual property) bind each of them individually as well as together.</w:t>
-      </w:r>
-    </w:p>
-    <w:p>
-      <w:pPr>
-        <w:spacing w:after="120"/>
-      </w:pPr>
-      <w:r>
-        <w:rPr>
-          <w:rFonts w:ascii="Cambria" w:hAnsi="Cambria"/>
-          <w:b/>
-          <w:i w:val="0"/>
-        </w:rPr>
         <w:t>1.3</w:t>
-      </w:r>
-      <w:r>
-        <w:rPr>
-          <w:rFonts w:ascii="Cambria" w:hAnsi="Cambria"/>
-          <w:b w:val="0"/>
-          <w:i w:val="0"/>
-        </w:rPr>
-        <w:t xml:space="preserve"> Headings are for convenience only. The singular includes the plural. "Including" means "including without limitation". References to a Clause or Schedule are to a clause or schedule of this Agreement.</w:t>
-      </w:r>
-    </w:p>
-    <w:p>
-      <w:pPr>
-        <w:spacing w:after="120"/>
-      </w:pPr>
-      <w:r>
-        <w:rPr>
-          <w:rFonts w:ascii="Cambria" w:hAnsi="Cambria"/>
-          <w:b/>
-          <w:i w:val="0"/>
-        </w:rPr>
-        <w:t>1.4</w:t>
       </w:r>
       <w:r>
         <w:rPr>
@@ -3098,7 +2730,7 @@
           <w:b w:val="0"/>
           <w:i w:val="0"/>
         </w:rPr>
-        <w:t xml:space="preserve"> Phase 1 commences on the later of (a) the Effective Date, (b) receipt of the M1 deposit under Clause 6.1, and (c) the date the Client Input Pack is received in full.</w:t>
+        <w:t xml:space="preserve"> Phase 1 commences on the later of (a) the Effective Date, (b) receipt of the M1 down payment under Clause 6.1, and (c) the date the Client Input Pack is received in full.</w:t>
       </w:r>
     </w:p>
     <w:p>
@@ -3307,6 +2939,176 @@
           <w:i w:val="0"/>
         </w:rPr>
         <w:t xml:space="preserve"> Any change to scope, Deliverables, timeline or fees must be agreed in writing and signed by both Parties.</w:t>
+      </w:r>
+    </w:p>
+    <w:p>
+      <w:pPr>
+        <w:spacing w:after="120"/>
+      </w:pPr>
+      <w:r>
+        <w:rPr>
+          <w:rFonts w:ascii="Cambria" w:hAnsi="Cambria"/>
+          <w:b/>
+          <w:i w:val="0"/>
+        </w:rPr>
+        <w:t>3.7 Division of delivery.</w:t>
+      </w:r>
+      <w:r>
+        <w:rPr>
+          <w:rFonts w:ascii="Cambria" w:hAnsi="Cambria"/>
+          <w:b w:val="0"/>
+          <w:i w:val="0"/>
+        </w:rPr>
+        <w:t xml:space="preserve"> The Deliverables are divided between the Parties as follows:</w:t>
+      </w:r>
+    </w:p>
+    <w:p>
+      <w:pPr>
+        <w:pStyle w:val="ListBullet"/>
+        <w:spacing w:after="60"/>
+        <w:ind w:left="397"/>
+      </w:pPr>
+      <w:r>
+        <w:rPr>
+          <w:rFonts w:ascii="Cambria" w:hAnsi="Cambria"/>
+          <w:b/>
+          <w:i w:val="0"/>
+        </w:rPr>
+        <w:t>(a)</w:t>
+      </w:r>
+      <w:r>
+        <w:rPr>
+          <w:rFonts w:ascii="Cambria" w:hAnsi="Cambria"/>
+          <w:b w:val="0"/>
+          <w:i w:val="0"/>
+        </w:rPr>
+        <w:t xml:space="preserve"> the </w:t>
+      </w:r>
+      <w:r>
+        <w:rPr>
+          <w:rFonts w:ascii="Cambria" w:hAnsi="Cambria"/>
+          <w:b/>
+          <w:i w:val="0"/>
+        </w:rPr>
+        <w:t>Consultant prepares the investment documents</w:t>
+      </w:r>
+      <w:r>
+        <w:rPr>
+          <w:rFonts w:ascii="Cambria" w:hAnsi="Cambria"/>
+          <w:b w:val="0"/>
+          <w:i w:val="0"/>
+        </w:rPr>
+        <w:t xml:space="preserve"> — the financial model, the financial expectations pack, the revenue model, the valuation, the cap table, the Use of Funds statement, the market sizing, the competitive analysis, the go-to-market strategy, the key metrics dashboard, the pitch deck, the teaser, the business plan and the term sheet template, being the items marked </w:t>
+      </w:r>
+      <w:r>
+        <w:rPr>
+          <w:rFonts w:ascii="Cambria" w:hAnsi="Cambria"/>
+          <w:b/>
+          <w:i w:val="0"/>
+        </w:rPr>
+        <w:t>C</w:t>
+      </w:r>
+      <w:r>
+        <w:rPr>
+          <w:rFonts w:ascii="Cambria" w:hAnsi="Cambria"/>
+          <w:b w:val="0"/>
+          <w:i w:val="0"/>
+        </w:rPr>
+        <w:t xml:space="preserve"> at Annex A to the Proposal;</w:t>
+      </w:r>
+    </w:p>
+    <w:p>
+      <w:pPr>
+        <w:pStyle w:val="ListBullet"/>
+        <w:spacing w:after="60"/>
+        <w:ind w:left="397"/>
+      </w:pPr>
+      <w:r>
+        <w:rPr>
+          <w:rFonts w:ascii="Cambria" w:hAnsi="Cambria"/>
+          <w:b/>
+          <w:i w:val="0"/>
+        </w:rPr>
+        <w:t>(b)</w:t>
+      </w:r>
+      <w:r>
+        <w:rPr>
+          <w:rFonts w:ascii="Cambria" w:hAnsi="Cambria"/>
+          <w:b w:val="0"/>
+          <w:i w:val="0"/>
+        </w:rPr>
+        <w:t xml:space="preserve"> the </w:t>
+      </w:r>
+      <w:r>
+        <w:rPr>
+          <w:rFonts w:ascii="Cambria" w:hAnsi="Cambria"/>
+          <w:b/>
+          <w:i w:val="0"/>
+        </w:rPr>
+        <w:t>Client delivers the remaining documents together with the Consultant</w:t>
+      </w:r>
+      <w:r>
+        <w:rPr>
+          <w:rFonts w:ascii="Cambria" w:hAnsi="Cambria"/>
+          <w:b w:val="0"/>
+          <w:i w:val="0"/>
+        </w:rPr>
+        <w:t xml:space="preserve"> — the corporate, legal, financial-record, product, traction and customer materials, being the items marked </w:t>
+      </w:r>
+      <w:r>
+        <w:rPr>
+          <w:rFonts w:ascii="Cambria" w:hAnsi="Cambria"/>
+          <w:b/>
+          <w:i w:val="0"/>
+        </w:rPr>
+        <w:t>C+B</w:t>
+      </w:r>
+      <w:r>
+        <w:rPr>
+          <w:rFonts w:ascii="Cambria" w:hAnsi="Cambria"/>
+          <w:b w:val="0"/>
+          <w:i w:val="0"/>
+        </w:rPr>
+        <w:t xml:space="preserve"> (jointly produced) and </w:t>
+      </w:r>
+      <w:r>
+        <w:rPr>
+          <w:rFonts w:ascii="Cambria" w:hAnsi="Cambria"/>
+          <w:b/>
+          <w:i w:val="0"/>
+        </w:rPr>
+        <w:t>B</w:t>
+      </w:r>
+      <w:r>
+        <w:rPr>
+          <w:rFonts w:ascii="Cambria" w:hAnsi="Cambria"/>
+          <w:b w:val="0"/>
+          <w:i w:val="0"/>
+        </w:rPr>
+        <w:t xml:space="preserve"> (Client-provided) at Annex A to the Proposal; and</w:t>
+      </w:r>
+    </w:p>
+    <w:p>
+      <w:pPr>
+        <w:pStyle w:val="ListBullet"/>
+        <w:spacing w:after="60"/>
+        <w:ind w:left="397"/>
+      </w:pPr>
+      <w:r>
+        <w:rPr>
+          <w:rFonts w:ascii="Cambria" w:hAnsi="Cambria"/>
+          <w:b/>
+          <w:i w:val="0"/>
+        </w:rPr>
+        <w:t>(c)</w:t>
+      </w:r>
+      <w:r>
+        <w:rPr>
+          <w:rFonts w:ascii="Cambria" w:hAnsi="Cambria"/>
+          <w:b w:val="0"/>
+          <w:i w:val="0"/>
+        </w:rPr>
+        <w:t xml:space="preserve"> the Consultant is responsible for the preparation and quality of the documents at (a). The Consultant is not responsible for the content, accuracy or timeliness of any document at (b) that the Client has not supplied, and any resulting delay is a Client-caused delay to which Clause 7.2 applies.</w:t>
       </w:r>
     </w:p>
     <w:p>
@@ -4221,7 +4023,7 @@
           <w:b w:val="0"/>
           <w:i w:val="0"/>
         </w:rPr>
-        <w:t xml:space="preserve"> The M3 Closing Milestone under Clause 6.1 remains payable regardless of whether the First Close arises from an Introduced Investor or a Client-Sourced Investor.</w:t>
+        <w:t xml:space="preserve"> The M4 Closing Milestone under Clause 6.1 remains payable regardless of whether the First Close arises from an Introduced Investor or a Client-Sourced Investor.</w:t>
       </w:r>
     </w:p>
     <w:p>
@@ -4386,7 +4188,7 @@
                 <w:i w:val="0"/>
                 <w:sz w:val="17"/>
               </w:rPr>
-              <w:t>M1 — Deposit</w:t>
+              <w:t>M1 — Down payment</w:t>
             </w:r>
           </w:p>
         </w:tc>
@@ -4513,13 +4315,77 @@
                 <w:i w:val="0"/>
                 <w:sz w:val="17"/>
               </w:rPr>
-              <w:t>M3 — Closing</w:t>
+              <w:t>M3 — Round</w:t>
             </w:r>
           </w:p>
         </w:tc>
         <w:tc>
           <w:tcPr>
             <w:tcW w:type="dxa" w:w="3213"/>
+          </w:tcPr>
+          <w:p>
+            <w:pPr>
+              <w:spacing w:after="40" w:before="40"/>
+            </w:pPr>
+            <w:r/>
+            <w:r>
+              <w:rPr>
+                <w:rFonts w:ascii="Cambria" w:hAnsi="Cambria"/>
+                <w:b w:val="0"/>
+                <w:i w:val="0"/>
+                <w:sz w:val="17"/>
+              </w:rPr>
+              <w:t>On launch of the first outreach wave under Phase 2</w:t>
+            </w:r>
+          </w:p>
+        </w:tc>
+        <w:tc>
+          <w:tcPr>
+            <w:tcW w:type="dxa" w:w="3213"/>
+          </w:tcPr>
+          <w:p>
+            <w:pPr>
+              <w:spacing w:after="40" w:before="40"/>
+            </w:pPr>
+            <w:r/>
+            <w:r>
+              <w:rPr>
+                <w:rFonts w:ascii="Cambria" w:hAnsi="Cambria"/>
+                <w:b/>
+                <w:i w:val="0"/>
+                <w:sz w:val="17"/>
+              </w:rPr>
+              <w:t>EGP 20,000</w:t>
+            </w:r>
+          </w:p>
+        </w:tc>
+      </w:tr>
+      <w:tr>
+        <w:tc>
+          <w:tcPr>
+            <w:tcW w:type="dxa" w:w="3213"/>
+            <w:shd w:val="clear" w:color="auto" w:fill="F2F5F8"/>
+          </w:tcPr>
+          <w:p>
+            <w:pPr>
+              <w:spacing w:after="40" w:before="40"/>
+            </w:pPr>
+            <w:r/>
+            <w:r>
+              <w:rPr>
+                <w:rFonts w:ascii="Cambria" w:hAnsi="Cambria"/>
+                <w:b/>
+                <w:i w:val="0"/>
+                <w:sz w:val="17"/>
+              </w:rPr>
+              <w:t>M4 — Closing</w:t>
+            </w:r>
+          </w:p>
+        </w:tc>
+        <w:tc>
+          <w:tcPr>
+            <w:tcW w:type="dxa" w:w="3213"/>
+            <w:shd w:val="clear" w:color="auto" w:fill="F2F5F8"/>
           </w:tcPr>
           <w:p>
             <w:pPr>
@@ -4540,6 +4406,7 @@
         <w:tc>
           <w:tcPr>
             <w:tcW w:type="dxa" w:w="3213"/>
+            <w:shd w:val="clear" w:color="auto" w:fill="F2F5F8"/>
           </w:tcPr>
           <w:p>
             <w:pPr>
@@ -4553,7 +4420,7 @@
                 <w:i w:val="0"/>
                 <w:sz w:val="17"/>
               </w:rPr>
-              <w:t>EGP 90,000</w:t>
+              <w:t>EGP 70,000</w:t>
             </w:r>
           </w:p>
         </w:tc>
@@ -4582,7 +4449,7 @@
           <w:b w:val="0"/>
           <w:i w:val="0"/>
         </w:rPr>
-        <w:t xml:space="preserve"> The M1 deposit is a non-refundable mobilisation fee and is payable before the Phase 1 Start Date.</w:t>
+        <w:t xml:space="preserve"> The M1 down payment is a non-refundable mobilisation fee and is payable before the Phase 1 Start Date.</w:t>
       </w:r>
     </w:p>
     <w:p>
@@ -4603,23 +4470,7 @@
           <w:b w:val="0"/>
           <w:i w:val="0"/>
         </w:rPr>
-        <w:t xml:space="preserve"> The M3 Closing Milestone Fee of EGP 90,000 shall become due upon First Close — being the date on which the first Investment Amount is received in cleared funds into the Client's bank account — irrespective of whether the Round remains open for subsequent tranches, and </w:t>
-      </w:r>
-      <w:r>
-        <w:rPr>
-          <w:rFonts w:ascii="Cambria" w:hAnsi="Cambria"/>
-          <w:b/>
-          <w:i w:val="0"/>
-        </w:rPr>
-        <w:t>irrespective of whether the closing Investor was an Introduced Investor or a Client-Sourced Investor</w:t>
-      </w:r>
-      <w:r>
-        <w:rPr>
-          <w:rFonts w:ascii="Cambria" w:hAnsi="Cambria"/>
-          <w:b w:val="0"/>
-          <w:i w:val="0"/>
-        </w:rPr>
-        <w:t>.</w:t>
+        <w:t xml:space="preserve"> The M3 Round Milestone Fee of EGP 20,000 shall become due on the date the Consultant launches the first outreach wave under Phase 2 Stage 2, and is payable whether or not any Investor has by then responded, met the Client or begun diligence.</w:t>
       </w:r>
     </w:p>
     <w:p>
@@ -4640,7 +4491,44 @@
           <w:b w:val="0"/>
           <w:i w:val="0"/>
         </w:rPr>
-        <w:t xml:space="preserve"> If the Round has not reached First Close by the date this Agreement expires or is terminated other than under Clause 8.2, M3 remains payable on the first subsequent close occurring within the Tail Period.</w:t>
+        <w:t xml:space="preserve"> The M4 Closing Milestone Fee of EGP 70,000 shall become due upon First Close — being the date on which the first Investment Amount is received in cleared funds into the Client's bank account — irrespective of whether the Round remains open for subsequent tranches, and </w:t>
+      </w:r>
+      <w:r>
+        <w:rPr>
+          <w:rFonts w:ascii="Cambria" w:hAnsi="Cambria"/>
+          <w:b/>
+          <w:i w:val="0"/>
+        </w:rPr>
+        <w:t>irrespective of whether the closing Investor was an Introduced Investor or a Client-Sourced Investor</w:t>
+      </w:r>
+      <w:r>
+        <w:rPr>
+          <w:rFonts w:ascii="Cambria" w:hAnsi="Cambria"/>
+          <w:b w:val="0"/>
+          <w:i w:val="0"/>
+        </w:rPr>
+        <w:t>.</w:t>
+      </w:r>
+    </w:p>
+    <w:p>
+      <w:pPr>
+        <w:spacing w:after="120"/>
+      </w:pPr>
+      <w:r>
+        <w:rPr>
+          <w:rFonts w:ascii="Cambria" w:hAnsi="Cambria"/>
+          <w:b/>
+          <w:i w:val="0"/>
+        </w:rPr>
+        <w:t>(d)</w:t>
+      </w:r>
+      <w:r>
+        <w:rPr>
+          <w:rFonts w:ascii="Cambria" w:hAnsi="Cambria"/>
+          <w:b w:val="0"/>
+          <w:i w:val="0"/>
+        </w:rPr>
+        <w:t xml:space="preserve"> If the Round has not reached First Close by the date this Agreement expires or is terminated other than under Clause 8.2, M4 remains payable on the first subsequent close occurring within the Tail Period.</w:t>
       </w:r>
     </w:p>
     <w:p>
@@ -5380,7 +5268,7 @@
           <w:b w:val="0"/>
           <w:i w:val="0"/>
         </w:rPr>
-        <w:t xml:space="preserve"> the M1 deposit is non-refundable in all circumstances;</w:t>
+        <w:t xml:space="preserve"> the M1 down payment is non-refundable in all circumstances;</w:t>
       </w:r>
     </w:p>
     <w:p>
@@ -5403,7 +5291,7 @@
           <w:b w:val="0"/>
           <w:i w:val="0"/>
         </w:rPr>
-        <w:t xml:space="preserve"> where termination occurs after Phase 1 is complete, M2 is payable in full;</w:t>
+        <w:t xml:space="preserve"> where termination occurs after Phase 1 is complete, M2 is payable in full, and where it occurs after the first outreach wave has launched, M3 is also payable in full;</w:t>
       </w:r>
     </w:p>
     <w:p>
@@ -5426,7 +5314,7 @@
           <w:b w:val="0"/>
           <w:i w:val="0"/>
         </w:rPr>
-        <w:t xml:space="preserve"> where the Client terminates under Clause 8.1, or the Consultant terminates under Clause 8.3, Clauses 5.5, 5.6, 6.1(c), 6.2 and 9 continue to apply for the Tail Period;</w:t>
+        <w:t xml:space="preserve"> where the Client terminates under Clause 8.1, or the Consultant terminates under Clause 8.3, Clauses 5.5, 5.6, 6.1(d), 6.2 and 9 continue to apply for the Tail Period;</w:t>
       </w:r>
     </w:p>
     <w:p>
@@ -5561,7 +5449,7 @@
           <w:b w:val="0"/>
           <w:i w:val="0"/>
         </w:rPr>
-        <w:t xml:space="preserve"> The Success Fee under Clause 6.2 and the Closing Milestone under Clause 6.1(c) remain payable in respect of any Ticket funded during the </w:t>
+        <w:t xml:space="preserve"> The Success Fee under Clause 6.2 and the Closing Milestone under Clause 6.1(d) remain payable in respect of any Ticket funded during the </w:t>
       </w:r>
       <w:r>
         <w:rPr>
@@ -6540,7 +6428,7 @@
                 <w:i w:val="0"/>
                 <w:sz w:val="17"/>
               </w:rPr>
-              <w:t>Abdelrhman Soliman and Mustafa [ insert full name ]</w:t>
+              <w:t>Abdelrhman Soliman</w:t>
             </w:r>
           </w:p>
         </w:tc>
@@ -6604,7 +6492,7 @@
                 <w:i w:val="0"/>
                 <w:sz w:val="17"/>
               </w:rPr>
-              <w:t>abdelrhmansoliman96@gmail.com · [ Mustafa — email ]</w:t>
+              <w:t>abdelrhmansoliman96@gmail.com</w:t>
             </w:r>
           </w:p>
         </w:tc>
@@ -6667,7 +6555,7 @@
                 <w:i w:val="0"/>
                 <w:sz w:val="17"/>
               </w:rPr>
-              <w:t>+20 109 651 5287 · [ Mustafa — phone ]</w:t>
+              <w:t>+20 109 651 5287</w:t>
             </w:r>
           </w:p>
         </w:tc>
@@ -6762,19 +6650,6 @@
       <w:pPr>
         <w:spacing w:after="40"/>
       </w:pPr>
-    </w:p>
-    <w:p>
-      <w:pPr>
-        <w:spacing w:after="120"/>
-      </w:pPr>
-      <w:r>
-        <w:rPr>
-          <w:rFonts w:ascii="Cambria" w:hAnsi="Cambria"/>
-          <w:b w:val="0"/>
-          <w:i w:val="0"/>
-        </w:rPr>
-        <w:t>Notice given to either individual comprising the Consultant is notice to both (Clause 1.2(b)).</w:t>
-      </w:r>
     </w:p>
     <w:p>
       <w:pPr>
@@ -7250,9 +7125,8 @@
         <w:tblLook w:firstColumn="1" w:firstRow="1" w:lastColumn="0" w:lastRow="0" w:noHBand="0" w:noVBand="1" w:val="04A0"/>
       </w:tblPr>
       <w:tblGrid>
-        <w:gridCol w:w="3213"/>
-        <w:gridCol w:w="3213"/>
-        <w:gridCol w:w="3213"/>
+        <w:gridCol w:w="4819"/>
+        <w:gridCol w:w="4819"/>
       </w:tblGrid>
       <w:tr>
         <w:trPr>
@@ -7260,7 +7134,7 @@
         </w:trPr>
         <w:tc>
           <w:tcPr>
-            <w:tcW w:type="dxa" w:w="3213"/>
+            <w:tcW w:type="dxa" w:w="4819"/>
             <w:shd w:val="clear" w:color="auto" w:fill="0F2C4A"/>
           </w:tcPr>
           <w:p>
@@ -7276,35 +7150,13 @@
                 <w:color w:val="FFFFFF"/>
                 <w:sz w:val="17"/>
               </w:rPr>
-              <w:t>THE CONSULTANT (1)</w:t>
+              <w:t>THE CONSULTANT</w:t>
             </w:r>
           </w:p>
         </w:tc>
         <w:tc>
           <w:tcPr>
-            <w:tcW w:type="dxa" w:w="3213"/>
-            <w:shd w:val="clear" w:color="auto" w:fill="0F2C4A"/>
-          </w:tcPr>
-          <w:p>
-            <w:pPr>
-              <w:spacing w:after="40" w:before="40"/>
-            </w:pPr>
-            <w:r/>
-            <w:r>
-              <w:rPr>
-                <w:rFonts w:ascii="Calibri" w:hAnsi="Calibri"/>
-                <w:b/>
-                <w:i w:val="0"/>
-                <w:color w:val="FFFFFF"/>
-                <w:sz w:val="17"/>
-              </w:rPr>
-              <w:t>THE CONSULTANT (2)</w:t>
-            </w:r>
-          </w:p>
-        </w:tc>
-        <w:tc>
-          <w:tcPr>
-            <w:tcW w:type="dxa" w:w="3213"/>
+            <w:tcW w:type="dxa" w:w="4819"/>
             <w:shd w:val="clear" w:color="auto" w:fill="0F2C4A"/>
           </w:tcPr>
           <w:p>
@@ -7328,7 +7180,7 @@
       <w:tr>
         <w:tc>
           <w:tcPr>
-            <w:tcW w:type="dxa" w:w="3213"/>
+            <w:tcW w:type="dxa" w:w="4819"/>
           </w:tcPr>
           <w:p>
             <w:pPr>
@@ -7348,27 +7200,7 @@
         </w:tc>
         <w:tc>
           <w:tcPr>
-            <w:tcW w:type="dxa" w:w="3213"/>
-          </w:tcPr>
-          <w:p>
-            <w:pPr>
-              <w:spacing w:after="40" w:before="40"/>
-            </w:pPr>
-            <w:r/>
-            <w:r>
-              <w:rPr>
-                <w:rFonts w:ascii="Cambria" w:hAnsi="Cambria"/>
-                <w:b/>
-                <w:i w:val="0"/>
-                <w:sz w:val="17"/>
-              </w:rPr>
-              <w:t>MUSTAFA [ FULL NAME ]</w:t>
-            </w:r>
-          </w:p>
-        </w:tc>
-        <w:tc>
-          <w:tcPr>
-            <w:tcW w:type="dxa" w:w="3213"/>
+            <w:tcW w:type="dxa" w:w="4819"/>
           </w:tcPr>
           <w:p>
             <w:pPr>
@@ -7408,7 +7240,7 @@
       <w:tr>
         <w:tc>
           <w:tcPr>
-            <w:tcW w:type="dxa" w:w="3213"/>
+            <w:tcW w:type="dxa" w:w="4819"/>
             <w:shd w:val="clear" w:color="auto" w:fill="F2F5F8"/>
           </w:tcPr>
           <w:p>
@@ -7429,7 +7261,45 @@
         </w:tc>
         <w:tc>
           <w:tcPr>
-            <w:tcW w:type="dxa" w:w="3213"/>
+            <w:tcW w:type="dxa" w:w="4819"/>
+            <w:shd w:val="clear" w:color="auto" w:fill="F2F5F8"/>
+          </w:tcPr>
+          <w:p>
+            <w:pPr>
+              <w:spacing w:after="40" w:before="40"/>
+            </w:pPr>
+            <w:r/>
+          </w:p>
+        </w:tc>
+      </w:tr>
+      <w:tr>
+        <w:tc>
+          <w:tcPr>
+            <w:tcW w:type="dxa" w:w="4819"/>
+          </w:tcPr>
+          <w:p>
+            <w:pPr>
+              <w:spacing w:after="40" w:before="40"/>
+            </w:pPr>
+            <w:r/>
+          </w:p>
+        </w:tc>
+        <w:tc>
+          <w:tcPr>
+            <w:tcW w:type="dxa" w:w="4819"/>
+          </w:tcPr>
+          <w:p>
+            <w:pPr>
+              <w:spacing w:after="40" w:before="40"/>
+            </w:pPr>
+            <w:r/>
+          </w:p>
+        </w:tc>
+      </w:tr>
+      <w:tr>
+        <w:tc>
+          <w:tcPr>
+            <w:tcW w:type="dxa" w:w="4819"/>
             <w:shd w:val="clear" w:color="auto" w:fill="F2F5F8"/>
           </w:tcPr>
           <w:p>
@@ -7444,62 +7314,13 @@
                 <w:i w:val="0"/>
                 <w:sz w:val="17"/>
               </w:rPr>
-              <w:t>Business &amp; Investment Consultant</w:t>
+              <w:t>Signature: .............................................</w:t>
             </w:r>
           </w:p>
         </w:tc>
         <w:tc>
           <w:tcPr>
-            <w:tcW w:type="dxa" w:w="3213"/>
-            <w:shd w:val="clear" w:color="auto" w:fill="F2F5F8"/>
-          </w:tcPr>
-          <w:p>
-            <w:pPr>
-              <w:spacing w:after="40" w:before="40"/>
-            </w:pPr>
-            <w:r/>
-          </w:p>
-        </w:tc>
-      </w:tr>
-      <w:tr>
-        <w:tc>
-          <w:tcPr>
-            <w:tcW w:type="dxa" w:w="3213"/>
-          </w:tcPr>
-          <w:p>
-            <w:pPr>
-              <w:spacing w:after="40" w:before="40"/>
-            </w:pPr>
-            <w:r/>
-          </w:p>
-        </w:tc>
-        <w:tc>
-          <w:tcPr>
-            <w:tcW w:type="dxa" w:w="3213"/>
-          </w:tcPr>
-          <w:p>
-            <w:pPr>
-              <w:spacing w:after="40" w:before="40"/>
-            </w:pPr>
-            <w:r/>
-          </w:p>
-        </w:tc>
-        <w:tc>
-          <w:tcPr>
-            <w:tcW w:type="dxa" w:w="3213"/>
-          </w:tcPr>
-          <w:p>
-            <w:pPr>
-              <w:spacing w:after="40" w:before="40"/>
-            </w:pPr>
-            <w:r/>
-          </w:p>
-        </w:tc>
-      </w:tr>
-      <w:tr>
-        <w:tc>
-          <w:tcPr>
-            <w:tcW w:type="dxa" w:w="3213"/>
+            <w:tcW w:type="dxa" w:w="4819"/>
             <w:shd w:val="clear" w:color="auto" w:fill="F2F5F8"/>
           </w:tcPr>
           <w:p>
@@ -7514,49 +7335,7 @@
                 <w:i w:val="0"/>
                 <w:sz w:val="17"/>
               </w:rPr>
-              <w:t>Signature: ...........................</w:t>
-            </w:r>
-          </w:p>
-        </w:tc>
-        <w:tc>
-          <w:tcPr>
-            <w:tcW w:type="dxa" w:w="3213"/>
-            <w:shd w:val="clear" w:color="auto" w:fill="F2F5F8"/>
-          </w:tcPr>
-          <w:p>
-            <w:pPr>
-              <w:spacing w:after="40" w:before="40"/>
-            </w:pPr>
-            <w:r/>
-            <w:r>
-              <w:rPr>
-                <w:rFonts w:ascii="Cambria" w:hAnsi="Cambria"/>
-                <w:b w:val="0"/>
-                <w:i w:val="0"/>
-                <w:sz w:val="17"/>
-              </w:rPr>
-              <w:t>Signature: ...........................</w:t>
-            </w:r>
-          </w:p>
-        </w:tc>
-        <w:tc>
-          <w:tcPr>
-            <w:tcW w:type="dxa" w:w="3213"/>
-            <w:shd w:val="clear" w:color="auto" w:fill="F2F5F8"/>
-          </w:tcPr>
-          <w:p>
-            <w:pPr>
-              <w:spacing w:after="40" w:before="40"/>
-            </w:pPr>
-            <w:r/>
-            <w:r>
-              <w:rPr>
-                <w:rFonts w:ascii="Cambria" w:hAnsi="Cambria"/>
-                <w:b w:val="0"/>
-                <w:i w:val="0"/>
-                <w:sz w:val="17"/>
-              </w:rPr>
-              <w:t>Signature: ...........................</w:t>
+              <w:t>Signature: .............................................</w:t>
             </w:r>
           </w:p>
         </w:tc>
@@ -7564,29 +7343,18 @@
       <w:tr>
         <w:tc>
           <w:tcPr>
-            <w:tcW w:type="dxa" w:w="3213"/>
-          </w:tcPr>
-          <w:p>
-            <w:pPr>
-              <w:spacing w:after="40" w:before="40"/>
-            </w:pPr>
-            <w:r/>
-          </w:p>
-        </w:tc>
-        <w:tc>
-          <w:tcPr>
-            <w:tcW w:type="dxa" w:w="3213"/>
-          </w:tcPr>
-          <w:p>
-            <w:pPr>
-              <w:spacing w:after="40" w:before="40"/>
-            </w:pPr>
-            <w:r/>
-          </w:p>
-        </w:tc>
-        <w:tc>
-          <w:tcPr>
-            <w:tcW w:type="dxa" w:w="3213"/>
+            <w:tcW w:type="dxa" w:w="4819"/>
+          </w:tcPr>
+          <w:p>
+            <w:pPr>
+              <w:spacing w:after="40" w:before="40"/>
+            </w:pPr>
+            <w:r/>
+          </w:p>
+        </w:tc>
+        <w:tc>
+          <w:tcPr>
+            <w:tcW w:type="dxa" w:w="4819"/>
           </w:tcPr>
           <w:p>
             <w:pPr>
@@ -7599,7 +7367,7 @@
       <w:tr>
         <w:tc>
           <w:tcPr>
-            <w:tcW w:type="dxa" w:w="3213"/>
+            <w:tcW w:type="dxa" w:w="4819"/>
             <w:shd w:val="clear" w:color="auto" w:fill="F2F5F8"/>
           </w:tcPr>
           <w:p>
@@ -7620,7 +7388,7 @@
         </w:tc>
         <w:tc>
           <w:tcPr>
-            <w:tcW w:type="dxa" w:w="3213"/>
+            <w:tcW w:type="dxa" w:w="4819"/>
             <w:shd w:val="clear" w:color="auto" w:fill="F2F5F8"/>
           </w:tcPr>
           <w:p>
@@ -7635,28 +7403,7 @@
                 <w:i w:val="0"/>
                 <w:sz w:val="17"/>
               </w:rPr>
-              <w:t>Name: .....................................</w:t>
-            </w:r>
-          </w:p>
-        </w:tc>
-        <w:tc>
-          <w:tcPr>
-            <w:tcW w:type="dxa" w:w="3213"/>
-            <w:shd w:val="clear" w:color="auto" w:fill="F2F5F8"/>
-          </w:tcPr>
-          <w:p>
-            <w:pPr>
-              <w:spacing w:after="40" w:before="40"/>
-            </w:pPr>
-            <w:r/>
-            <w:r>
-              <w:rPr>
-                <w:rFonts w:ascii="Cambria" w:hAnsi="Cambria"/>
-                <w:b w:val="0"/>
-                <w:i w:val="0"/>
-                <w:sz w:val="17"/>
-              </w:rPr>
-              <w:t>Name: .....................................</w:t>
+              <w:t>Name: ......................................................</w:t>
             </w:r>
           </w:p>
         </w:tc>
@@ -7664,29 +7411,18 @@
       <w:tr>
         <w:tc>
           <w:tcPr>
-            <w:tcW w:type="dxa" w:w="3213"/>
-          </w:tcPr>
-          <w:p>
-            <w:pPr>
-              <w:spacing w:after="40" w:before="40"/>
-            </w:pPr>
-            <w:r/>
-          </w:p>
-        </w:tc>
-        <w:tc>
-          <w:tcPr>
-            <w:tcW w:type="dxa" w:w="3213"/>
-          </w:tcPr>
-          <w:p>
-            <w:pPr>
-              <w:spacing w:after="40" w:before="40"/>
-            </w:pPr>
-            <w:r/>
-          </w:p>
-        </w:tc>
-        <w:tc>
-          <w:tcPr>
-            <w:tcW w:type="dxa" w:w="3213"/>
+            <w:tcW w:type="dxa" w:w="4819"/>
+          </w:tcPr>
+          <w:p>
+            <w:pPr>
+              <w:spacing w:after="40" w:before="40"/>
+            </w:pPr>
+            <w:r/>
+          </w:p>
+        </w:tc>
+        <w:tc>
+          <w:tcPr>
+            <w:tcW w:type="dxa" w:w="4819"/>
           </w:tcPr>
           <w:p>
             <w:pPr>
@@ -7699,7 +7435,7 @@
       <w:tr>
         <w:tc>
           <w:tcPr>
-            <w:tcW w:type="dxa" w:w="3213"/>
+            <w:tcW w:type="dxa" w:w="4819"/>
             <w:shd w:val="clear" w:color="auto" w:fill="F2F5F8"/>
           </w:tcPr>
           <w:p>
@@ -7720,7 +7456,7 @@
         </w:tc>
         <w:tc>
           <w:tcPr>
-            <w:tcW w:type="dxa" w:w="3213"/>
+            <w:tcW w:type="dxa" w:w="4819"/>
             <w:shd w:val="clear" w:color="auto" w:fill="F2F5F8"/>
           </w:tcPr>
           <w:p>
@@ -7735,13 +7471,39 @@
                 <w:i w:val="0"/>
                 <w:sz w:val="17"/>
               </w:rPr>
-              <w:t>Title: Consultant</w:t>
+              <w:t>Title: .........................................................</w:t>
             </w:r>
           </w:p>
         </w:tc>
-        <w:tc>
-          <w:tcPr>
-            <w:tcW w:type="dxa" w:w="3213"/>
+      </w:tr>
+      <w:tr>
+        <w:tc>
+          <w:tcPr>
+            <w:tcW w:type="dxa" w:w="4819"/>
+          </w:tcPr>
+          <w:p>
+            <w:pPr>
+              <w:spacing w:after="40" w:before="40"/>
+            </w:pPr>
+            <w:r/>
+          </w:p>
+        </w:tc>
+        <w:tc>
+          <w:tcPr>
+            <w:tcW w:type="dxa" w:w="4819"/>
+          </w:tcPr>
+          <w:p>
+            <w:pPr>
+              <w:spacing w:after="40" w:before="40"/>
+            </w:pPr>
+            <w:r/>
+          </w:p>
+        </w:tc>
+      </w:tr>
+      <w:tr>
+        <w:tc>
+          <w:tcPr>
+            <w:tcW w:type="dxa" w:w="4819"/>
             <w:shd w:val="clear" w:color="auto" w:fill="F2F5F8"/>
           </w:tcPr>
           <w:p>
@@ -7756,50 +7518,13 @@
                 <w:i w:val="0"/>
                 <w:sz w:val="17"/>
               </w:rPr>
-              <w:t>Title: ........................................</w:t>
+              <w:t>Date: .......................................................</w:t>
             </w:r>
           </w:p>
         </w:tc>
-      </w:tr>
-      <w:tr>
-        <w:tc>
-          <w:tcPr>
-            <w:tcW w:type="dxa" w:w="3213"/>
-          </w:tcPr>
-          <w:p>
-            <w:pPr>
-              <w:spacing w:after="40" w:before="40"/>
-            </w:pPr>
-            <w:r/>
-          </w:p>
-        </w:tc>
-        <w:tc>
-          <w:tcPr>
-            <w:tcW w:type="dxa" w:w="3213"/>
-          </w:tcPr>
-          <w:p>
-            <w:pPr>
-              <w:spacing w:after="40" w:before="40"/>
-            </w:pPr>
-            <w:r/>
-          </w:p>
-        </w:tc>
-        <w:tc>
-          <w:tcPr>
-            <w:tcW w:type="dxa" w:w="3213"/>
-          </w:tcPr>
-          <w:p>
-            <w:pPr>
-              <w:spacing w:after="40" w:before="40"/>
-            </w:pPr>
-            <w:r/>
-          </w:p>
-        </w:tc>
-      </w:tr>
-      <w:tr>
-        <w:tc>
-          <w:tcPr>
-            <w:tcW w:type="dxa" w:w="3213"/>
+        <w:tc>
+          <w:tcPr>
+            <w:tcW w:type="dxa" w:w="4819"/>
             <w:shd w:val="clear" w:color="auto" w:fill="F2F5F8"/>
           </w:tcPr>
           <w:p>
@@ -7814,49 +7539,7 @@
                 <w:i w:val="0"/>
                 <w:sz w:val="17"/>
               </w:rPr>
-              <w:t>Date: .....................................</w:t>
-            </w:r>
-          </w:p>
-        </w:tc>
-        <w:tc>
-          <w:tcPr>
-            <w:tcW w:type="dxa" w:w="3213"/>
-            <w:shd w:val="clear" w:color="auto" w:fill="F2F5F8"/>
-          </w:tcPr>
-          <w:p>
-            <w:pPr>
-              <w:spacing w:after="40" w:before="40"/>
-            </w:pPr>
-            <w:r/>
-            <w:r>
-              <w:rPr>
-                <w:rFonts w:ascii="Cambria" w:hAnsi="Cambria"/>
-                <w:b w:val="0"/>
-                <w:i w:val="0"/>
-                <w:sz w:val="17"/>
-              </w:rPr>
-              <w:t>Date: .....................................</w:t>
-            </w:r>
-          </w:p>
-        </w:tc>
-        <w:tc>
-          <w:tcPr>
-            <w:tcW w:type="dxa" w:w="3213"/>
-            <w:shd w:val="clear" w:color="auto" w:fill="F2F5F8"/>
-          </w:tcPr>
-          <w:p>
-            <w:pPr>
-              <w:spacing w:after="40" w:before="40"/>
-            </w:pPr>
-            <w:r/>
-            <w:r>
-              <w:rPr>
-                <w:rFonts w:ascii="Cambria" w:hAnsi="Cambria"/>
-                <w:b w:val="0"/>
-                <w:i w:val="0"/>
-                <w:sz w:val="17"/>
-              </w:rPr>
-              <w:t>Date: .....................................</w:t>
+              <w:t>Date: .......................................................</w:t>
             </w:r>
           </w:p>
         </w:tc>
@@ -7864,29 +7547,18 @@
       <w:tr>
         <w:tc>
           <w:tcPr>
-            <w:tcW w:type="dxa" w:w="3213"/>
-          </w:tcPr>
-          <w:p>
-            <w:pPr>
-              <w:spacing w:after="40" w:before="40"/>
-            </w:pPr>
-            <w:r/>
-          </w:p>
-        </w:tc>
-        <w:tc>
-          <w:tcPr>
-            <w:tcW w:type="dxa" w:w="3213"/>
-          </w:tcPr>
-          <w:p>
-            <w:pPr>
-              <w:spacing w:after="40" w:before="40"/>
-            </w:pPr>
-            <w:r/>
-          </w:p>
-        </w:tc>
-        <w:tc>
-          <w:tcPr>
-            <w:tcW w:type="dxa" w:w="3213"/>
+            <w:tcW w:type="dxa" w:w="4819"/>
+          </w:tcPr>
+          <w:p>
+            <w:pPr>
+              <w:spacing w:after="40" w:before="40"/>
+            </w:pPr>
+            <w:r/>
+          </w:p>
+        </w:tc>
+        <w:tc>
+          <w:tcPr>
+            <w:tcW w:type="dxa" w:w="4819"/>
           </w:tcPr>
           <w:p>
             <w:pPr>
@@ -7899,7 +7571,7 @@
       <w:tr>
         <w:tc>
           <w:tcPr>
-            <w:tcW w:type="dxa" w:w="3213"/>
+            <w:tcW w:type="dxa" w:w="4819"/>
             <w:shd w:val="clear" w:color="auto" w:fill="F2F5F8"/>
           </w:tcPr>
           <w:p>
@@ -7911,19 +7583,7 @@
         </w:tc>
         <w:tc>
           <w:tcPr>
-            <w:tcW w:type="dxa" w:w="3213"/>
-            <w:shd w:val="clear" w:color="auto" w:fill="F2F5F8"/>
-          </w:tcPr>
-          <w:p>
-            <w:pPr>
-              <w:spacing w:after="40" w:before="40"/>
-            </w:pPr>
-            <w:r/>
-          </w:p>
-        </w:tc>
-        <w:tc>
-          <w:tcPr>
-            <w:tcW w:type="dxa" w:w="3213"/>
+            <w:tcW w:type="dxa" w:w="4819"/>
             <w:shd w:val="clear" w:color="auto" w:fill="F2F5F8"/>
           </w:tcPr>
           <w:p>
@@ -7948,19 +7608,6 @@
       <w:pPr>
         <w:spacing w:after="40"/>
       </w:pPr>
-    </w:p>
-    <w:p>
-      <w:pPr>
-        <w:spacing w:after="120"/>
-      </w:pPr>
-      <w:r>
-        <w:rPr>
-          <w:rFonts w:ascii="Cambria" w:hAnsi="Cambria"/>
-          <w:b w:val="0"/>
-          <w:i w:val="0"/>
-        </w:rPr>
-        <w:t>Both individuals comprising the Consultant must sign. A signature by only one of them does not bind the Consultant.</w:t>
-      </w:r>
     </w:p>
     <w:p>
       <w:pPr>
@@ -9300,7 +8947,7 @@
                 <w:i w:val="0"/>
                 <w:sz w:val="17"/>
               </w:rPr>
-              <w:t>M1 — Deposit</w:t>
+              <w:t>M1 — Down payment</w:t>
             </w:r>
           </w:p>
         </w:tc>
@@ -9550,13 +9197,137 @@
                 <w:i w:val="0"/>
                 <w:sz w:val="17"/>
               </w:rPr>
-              <w:t>M3 — Closing</w:t>
+              <w:t>M3 — Round</w:t>
             </w:r>
           </w:p>
         </w:tc>
         <w:tc>
           <w:tcPr>
             <w:tcW w:type="dxa" w:w="1606"/>
+          </w:tcPr>
+          <w:p>
+            <w:pPr>
+              <w:spacing w:after="40" w:before="40"/>
+            </w:pPr>
+            <w:r/>
+            <w:r>
+              <w:rPr>
+                <w:rFonts w:ascii="Cambria" w:hAnsi="Cambria"/>
+                <w:b w:val="0"/>
+                <w:i w:val="0"/>
+                <w:sz w:val="17"/>
+              </w:rPr>
+              <w:t>Launch of the first outreach wave under Phase 2 Stage 2</w:t>
+            </w:r>
+          </w:p>
+        </w:tc>
+        <w:tc>
+          <w:tcPr>
+            <w:tcW w:type="dxa" w:w="1606"/>
+          </w:tcPr>
+          <w:p>
+            <w:pPr>
+              <w:spacing w:after="40" w:before="40"/>
+            </w:pPr>
+            <w:r/>
+            <w:r>
+              <w:rPr>
+                <w:rFonts w:ascii="Cambria" w:hAnsi="Cambria"/>
+                <w:b w:val="0"/>
+                <w:i w:val="0"/>
+                <w:sz w:val="17"/>
+              </w:rPr>
+              <w:t>The outreach wave recorded in the Investor Log and weekly pipeline report</w:t>
+            </w:r>
+          </w:p>
+        </w:tc>
+        <w:tc>
+          <w:tcPr>
+            <w:tcW w:type="dxa" w:w="1606"/>
+          </w:tcPr>
+          <w:p>
+            <w:pPr>
+              <w:spacing w:after="40" w:before="40"/>
+            </w:pPr>
+            <w:r/>
+            <w:r>
+              <w:rPr>
+                <w:rFonts w:ascii="Cambria" w:hAnsi="Cambria"/>
+                <w:b/>
+                <w:i w:val="0"/>
+                <w:sz w:val="17"/>
+              </w:rPr>
+              <w:t>20,000</w:t>
+            </w:r>
+          </w:p>
+        </w:tc>
+        <w:tc>
+          <w:tcPr>
+            <w:tcW w:type="dxa" w:w="1606"/>
+          </w:tcPr>
+          <w:p>
+            <w:pPr>
+              <w:spacing w:after="40" w:before="40"/>
+            </w:pPr>
+            <w:r/>
+            <w:r>
+              <w:rPr>
+                <w:rFonts w:ascii="Cambria" w:hAnsi="Cambria"/>
+                <w:b w:val="0"/>
+                <w:i w:val="0"/>
+                <w:sz w:val="17"/>
+              </w:rPr>
+              <w:t>On launch</w:t>
+            </w:r>
+          </w:p>
+        </w:tc>
+        <w:tc>
+          <w:tcPr>
+            <w:tcW w:type="dxa" w:w="1606"/>
+          </w:tcPr>
+          <w:p>
+            <w:pPr>
+              <w:spacing w:after="40" w:before="40"/>
+            </w:pPr>
+            <w:r/>
+            <w:r>
+              <w:rPr>
+                <w:rFonts w:ascii="Cambria" w:hAnsi="Cambria"/>
+                <w:b w:val="0"/>
+                <w:i w:val="0"/>
+                <w:sz w:val="17"/>
+              </w:rPr>
+              <w:t>Within 7 Business Days</w:t>
+            </w:r>
+          </w:p>
+        </w:tc>
+      </w:tr>
+      <w:tr>
+        <w:tc>
+          <w:tcPr>
+            <w:tcW w:type="dxa" w:w="1606"/>
+            <w:shd w:val="clear" w:color="auto" w:fill="F2F5F8"/>
+          </w:tcPr>
+          <w:p>
+            <w:pPr>
+              <w:spacing w:after="40" w:before="40"/>
+            </w:pPr>
+            <w:r/>
+            <w:r>
+              <w:rPr>
+                <w:rFonts w:ascii="Cambria" w:hAnsi="Cambria"/>
+                <w:b/>
+                <w:i w:val="0"/>
+                <w:sz w:val="17"/>
+              </w:rPr>
+              <w:t>M4 — Closing</w:t>
+            </w:r>
+          </w:p>
+        </w:tc>
+        <w:tc>
+          <w:tcPr>
+            <w:tcW w:type="dxa" w:w="1606"/>
+            <w:shd w:val="clear" w:color="auto" w:fill="F2F5F8"/>
           </w:tcPr>
           <w:p>
             <w:pPr>
@@ -9577,6 +9348,7 @@
         <w:tc>
           <w:tcPr>
             <w:tcW w:type="dxa" w:w="1606"/>
+            <w:shd w:val="clear" w:color="auto" w:fill="F2F5F8"/>
           </w:tcPr>
           <w:p>
             <w:pPr>
@@ -9597,6 +9369,7 @@
         <w:tc>
           <w:tcPr>
             <w:tcW w:type="dxa" w:w="1606"/>
+            <w:shd w:val="clear" w:color="auto" w:fill="F2F5F8"/>
           </w:tcPr>
           <w:p>
             <w:pPr>
@@ -9610,13 +9383,14 @@
                 <w:i w:val="0"/>
                 <w:sz w:val="17"/>
               </w:rPr>
-              <w:t>90,000</w:t>
+              <w:t>70,000</w:t>
             </w:r>
           </w:p>
         </w:tc>
         <w:tc>
           <w:tcPr>
             <w:tcW w:type="dxa" w:w="1606"/>
+            <w:shd w:val="clear" w:color="auto" w:fill="F2F5F8"/>
           </w:tcPr>
           <w:p>
             <w:pPr>
@@ -9637,6 +9411,7 @@
         <w:tc>
           <w:tcPr>
             <w:tcW w:type="dxa" w:w="1606"/>
+            <w:shd w:val="clear" w:color="auto" w:fill="F2F5F8"/>
           </w:tcPr>
           <w:p>
             <w:pPr>
@@ -9659,7 +9434,6 @@
         <w:tc>
           <w:tcPr>
             <w:tcW w:type="dxa" w:w="1606"/>
-            <w:shd w:val="clear" w:color="auto" w:fill="F2F5F8"/>
           </w:tcPr>
           <w:p>
             <w:pPr>
@@ -9671,7 +9445,6 @@
         <w:tc>
           <w:tcPr>
             <w:tcW w:type="dxa" w:w="1606"/>
-            <w:shd w:val="clear" w:color="auto" w:fill="F2F5F8"/>
           </w:tcPr>
           <w:p>
             <w:pPr>
@@ -9683,7 +9456,6 @@
         <w:tc>
           <w:tcPr>
             <w:tcW w:type="dxa" w:w="1606"/>
-            <w:shd w:val="clear" w:color="auto" w:fill="F2F5F8"/>
           </w:tcPr>
           <w:p>
             <w:pPr>
@@ -9704,7 +9476,6 @@
         <w:tc>
           <w:tcPr>
             <w:tcW w:type="dxa" w:w="1606"/>
-            <w:shd w:val="clear" w:color="auto" w:fill="F2F5F8"/>
           </w:tcPr>
           <w:p>
             <w:pPr>
@@ -9725,7 +9496,6 @@
         <w:tc>
           <w:tcPr>
             <w:tcW w:type="dxa" w:w="1606"/>
-            <w:shd w:val="clear" w:color="auto" w:fill="F2F5F8"/>
           </w:tcPr>
           <w:p>
             <w:pPr>
@@ -9737,7 +9507,6 @@
         <w:tc>
           <w:tcPr>
             <w:tcW w:type="dxa" w:w="1606"/>
-            <w:shd w:val="clear" w:color="auto" w:fill="F2F5F8"/>
           </w:tcPr>
           <w:p>
             <w:pPr>
@@ -13115,7 +12884,7 @@
                 <w:i w:val="0"/>
                 <w:sz w:val="17"/>
               </w:rPr>
-              <w:t>Abdelrhman Soliman's National ID / Tax Registration number and address</w:t>
+              <w:t>Consultant's National ID / Tax Registration number and address</w:t>
             </w:r>
           </w:p>
         </w:tc>
@@ -13124,144 +12893,6 @@
         <w:tc>
           <w:tcPr>
             <w:tcW w:type="dxa" w:w="4819"/>
-          </w:tcPr>
-          <w:p>
-            <w:pPr>
-              <w:spacing w:after="40" w:before="40"/>
-            </w:pPr>
-            <w:r/>
-            <w:r>
-              <w:rPr>
-                <w:rFonts w:ascii="Cambria" w:hAnsi="Cambria"/>
-                <w:b w:val="0"/>
-                <w:i w:val="0"/>
-                <w:sz w:val="17"/>
-              </w:rPr>
-              <w:t>Preamble</w:t>
-            </w:r>
-          </w:p>
-        </w:tc>
-        <w:tc>
-          <w:tcPr>
-            <w:tcW w:type="dxa" w:w="4819"/>
-          </w:tcPr>
-          <w:p>
-            <w:pPr>
-              <w:spacing w:after="40" w:before="40"/>
-            </w:pPr>
-            <w:r/>
-            <w:r>
-              <w:rPr>
-                <w:rFonts w:ascii="Cambria" w:hAnsi="Cambria"/>
-                <w:b/>
-                <w:i w:val="0"/>
-                <w:sz w:val="17"/>
-              </w:rPr>
-              <w:t>Mustafa's full legal name</w:t>
-            </w:r>
-            <w:r>
-              <w:rPr>
-                <w:rFonts w:ascii="Cambria" w:hAnsi="Cambria"/>
-                <w:b w:val="0"/>
-                <w:i w:val="0"/>
-                <w:sz w:val="17"/>
-              </w:rPr>
-              <w:t>, National ID / Tax Registration number, city and address</w:t>
-            </w:r>
-          </w:p>
-        </w:tc>
-      </w:tr>
-      <w:tr>
-        <w:tc>
-          <w:tcPr>
-            <w:tcW w:type="dxa" w:w="4819"/>
-            <w:shd w:val="clear" w:color="auto" w:fill="F2F5F8"/>
-          </w:tcPr>
-          <w:p>
-            <w:pPr>
-              <w:spacing w:after="40" w:before="40"/>
-            </w:pPr>
-            <w:r/>
-            <w:r>
-              <w:rPr>
-                <w:rFonts w:ascii="Cambria" w:hAnsi="Cambria"/>
-                <w:b w:val="0"/>
-                <w:i w:val="0"/>
-                <w:sz w:val="17"/>
-              </w:rPr>
-              <w:t>Clause 1.2(c)</w:t>
-            </w:r>
-          </w:p>
-        </w:tc>
-        <w:tc>
-          <w:tcPr>
-            <w:tcW w:type="dxa" w:w="4819"/>
-            <w:shd w:val="clear" w:color="auto" w:fill="F2F5F8"/>
-          </w:tcPr>
-          <w:p>
-            <w:pPr>
-              <w:spacing w:after="40" w:before="40"/>
-            </w:pPr>
-            <w:r/>
-            <w:r>
-              <w:rPr>
-                <w:rFonts w:ascii="Cambria" w:hAnsi="Cambria"/>
-                <w:b w:val="0"/>
-                <w:i w:val="0"/>
-                <w:sz w:val="17"/>
-              </w:rPr>
-              <w:t>Which of the two Consultants is the Client's single point of contact</w:t>
-            </w:r>
-          </w:p>
-        </w:tc>
-      </w:tr>
-      <w:tr>
-        <w:tc>
-          <w:tcPr>
-            <w:tcW w:type="dxa" w:w="4819"/>
-          </w:tcPr>
-          <w:p>
-            <w:pPr>
-              <w:spacing w:after="40" w:before="40"/>
-            </w:pPr>
-            <w:r/>
-            <w:r>
-              <w:rPr>
-                <w:rFonts w:ascii="Cambria" w:hAnsi="Cambria"/>
-                <w:b w:val="0"/>
-                <w:i w:val="0"/>
-                <w:sz w:val="17"/>
-              </w:rPr>
-              <w:t>Clause 16.1</w:t>
-            </w:r>
-          </w:p>
-        </w:tc>
-        <w:tc>
-          <w:tcPr>
-            <w:tcW w:type="dxa" w:w="4819"/>
-          </w:tcPr>
-          <w:p>
-            <w:pPr>
-              <w:spacing w:after="40" w:before="40"/>
-            </w:pPr>
-            <w:r/>
-            <w:r>
-              <w:rPr>
-                <w:rFonts w:ascii="Cambria" w:hAnsi="Cambria"/>
-                <w:b w:val="0"/>
-                <w:i w:val="0"/>
-                <w:sz w:val="17"/>
-              </w:rPr>
-              <w:t>Mustafa's email and phone for notices</w:t>
-            </w:r>
-          </w:p>
-        </w:tc>
-      </w:tr>
-      <w:tr>
-        <w:tc>
-          <w:tcPr>
-            <w:tcW w:type="dxa" w:w="4819"/>
-            <w:shd w:val="clear" w:color="auto" w:fill="F2F5F8"/>
           </w:tcPr>
           <w:p>
             <w:pPr>
@@ -13282,7 +12913,6 @@
         <w:tc>
           <w:tcPr>
             <w:tcW w:type="dxa" w:w="4819"/>
-            <w:shd w:val="clear" w:color="auto" w:fill="F2F5F8"/>
           </w:tcPr>
           <w:p>
             <w:pPr>
@@ -13305,6 +12935,7 @@
         <w:tc>
           <w:tcPr>
             <w:tcW w:type="dxa" w:w="4819"/>
+            <w:shd w:val="clear" w:color="auto" w:fill="F2F5F8"/>
           </w:tcPr>
           <w:p>
             <w:pPr>
@@ -13325,6 +12956,7 @@
         <w:tc>
           <w:tcPr>
             <w:tcW w:type="dxa" w:w="4819"/>
+            <w:shd w:val="clear" w:color="auto" w:fill="F2F5F8"/>
           </w:tcPr>
           <w:p>
             <w:pPr>
@@ -13347,7 +12979,6 @@
         <w:tc>
           <w:tcPr>
             <w:tcW w:type="dxa" w:w="4819"/>
-            <w:shd w:val="clear" w:color="auto" w:fill="F2F5F8"/>
           </w:tcPr>
           <w:p>
             <w:pPr>
@@ -13368,7 +12999,6 @@
         <w:tc>
           <w:tcPr>
             <w:tcW w:type="dxa" w:w="4819"/>
-            <w:shd w:val="clear" w:color="auto" w:fill="F2F5F8"/>
           </w:tcPr>
           <w:p>
             <w:pPr>
@@ -13391,6 +13021,7 @@
         <w:tc>
           <w:tcPr>
             <w:tcW w:type="dxa" w:w="4819"/>
+            <w:shd w:val="clear" w:color="auto" w:fill="F2F5F8"/>
           </w:tcPr>
           <w:p>
             <w:pPr>
@@ -13411,6 +13042,7 @@
         <w:tc>
           <w:tcPr>
             <w:tcW w:type="dxa" w:w="4819"/>
+            <w:shd w:val="clear" w:color="auto" w:fill="F2F5F8"/>
           </w:tcPr>
           <w:p>
             <w:pPr>
@@ -14290,7 +13922,7 @@
         <w:color w:val="555F6B"/>
         <w:sz w:val="15"/>
       </w:rPr>
-      <w:t xml:space="preserve">Consulting Agreement (2 of 2)  ·  Btakka × Abdelrhman Soliman &amp; Mustafa  ·  v1.0  ·  Page </w:t>
+      <w:t xml:space="preserve">Consulting Agreement (2 of 2)  ·  Btakka × Abdelrhman Soliman  ·  v1.0  ·  Page </w:t>
     </w:r>
     <w:fldSimple w:instr="PAGE"/>
   </w:p>

--- a/proposals/Btakka_Consulting_Agreement.docx
+++ b/proposals/Btakka_Consulting_Agreement.docx
@@ -324,763 +324,6 @@
       <w:r>
         <w:br w:type="page"/>
       </w:r>
-    </w:p>
-    <w:p>
-      <w:pPr>
-        <w:keepNext/>
-        <w:spacing w:before="240" w:after="80"/>
-      </w:pPr>
-      <w:r>
-        <w:rPr>
-          <w:rFonts w:ascii="Calibri" w:hAnsi="Calibri"/>
-          <w:b/>
-          <w:i w:val="0"/>
-          <w:color w:val="1C4A73"/>
-          <w:sz w:val="23"/>
-        </w:rPr>
-        <w:t>Document Control</w:t>
-      </w:r>
-    </w:p>
-    <w:tbl>
-      <w:tblPr>
-        <w:tblStyle w:val="TableGrid"/>
-        <w:tblW w:type="auto" w:w="0"/>
-        <w:jc w:val="center"/>
-        <w:tblLayout w:type="autofit"/>
-        <w:tblLook w:firstColumn="1" w:firstRow="1" w:lastColumn="0" w:lastRow="0" w:noHBand="0" w:noVBand="1" w:val="04A0"/>
-      </w:tblPr>
-      <w:tblGrid>
-        <w:gridCol w:w="4819"/>
-        <w:gridCol w:w="4819"/>
-      </w:tblGrid>
-      <w:tr>
-        <w:trPr>
-          <w:tblHeader w:val="true"/>
-        </w:trPr>
-        <w:tc>
-          <w:tcPr>
-            <w:tcW w:type="dxa" w:w="4819"/>
-            <w:shd w:val="clear" w:color="auto" w:fill="0F2C4A"/>
-          </w:tcPr>
-          <w:p>
-            <w:pPr>
-              <w:spacing w:after="40" w:before="40"/>
-            </w:pPr>
-            <w:r/>
-            <w:r>
-              <w:rPr>
-                <w:rFonts w:ascii="Calibri" w:hAnsi="Calibri"/>
-                <w:b/>
-                <w:i w:val="0"/>
-                <w:color w:val="FFFFFF"/>
-                <w:sz w:val="17"/>
-              </w:rPr>
-              <w:t>Field</w:t>
-            </w:r>
-          </w:p>
-        </w:tc>
-        <w:tc>
-          <w:tcPr>
-            <w:tcW w:type="dxa" w:w="4819"/>
-            <w:shd w:val="clear" w:color="auto" w:fill="0F2C4A"/>
-          </w:tcPr>
-          <w:p>
-            <w:pPr>
-              <w:spacing w:after="40" w:before="40"/>
-            </w:pPr>
-            <w:r/>
-            <w:r>
-              <w:rPr>
-                <w:rFonts w:ascii="Calibri" w:hAnsi="Calibri"/>
-                <w:b/>
-                <w:i w:val="0"/>
-                <w:color w:val="FFFFFF"/>
-                <w:sz w:val="17"/>
-              </w:rPr>
-              <w:t>Detail</w:t>
-            </w:r>
-          </w:p>
-        </w:tc>
-      </w:tr>
-      <w:tr>
-        <w:tc>
-          <w:tcPr>
-            <w:tcW w:type="dxa" w:w="4819"/>
-          </w:tcPr>
-          <w:p>
-            <w:pPr>
-              <w:spacing w:after="40" w:before="40"/>
-            </w:pPr>
-            <w:r/>
-            <w:r>
-              <w:rPr>
-                <w:rFonts w:ascii="Cambria" w:hAnsi="Cambria"/>
-                <w:b w:val="0"/>
-                <w:i w:val="0"/>
-                <w:sz w:val="17"/>
-              </w:rPr>
-              <w:t>Document title</w:t>
-            </w:r>
-          </w:p>
-        </w:tc>
-        <w:tc>
-          <w:tcPr>
-            <w:tcW w:type="dxa" w:w="4819"/>
-          </w:tcPr>
-          <w:p>
-            <w:pPr>
-              <w:spacing w:after="40" w:before="40"/>
-            </w:pPr>
-            <w:r/>
-            <w:r>
-              <w:rPr>
-                <w:rFonts w:ascii="Cambria" w:hAnsi="Cambria"/>
-                <w:b w:val="0"/>
-                <w:i w:val="0"/>
-                <w:sz w:val="17"/>
-              </w:rPr>
-              <w:t>Investment Readiness &amp; Investment Round Management — Consulting Agreement</w:t>
-            </w:r>
-          </w:p>
-        </w:tc>
-      </w:tr>
-      <w:tr>
-        <w:tc>
-          <w:tcPr>
-            <w:tcW w:type="dxa" w:w="4819"/>
-            <w:shd w:val="clear" w:color="auto" w:fill="F2F5F8"/>
-          </w:tcPr>
-          <w:p>
-            <w:pPr>
-              <w:spacing w:after="40" w:before="40"/>
-            </w:pPr>
-            <w:r/>
-            <w:r>
-              <w:rPr>
-                <w:rFonts w:ascii="Cambria" w:hAnsi="Cambria"/>
-                <w:b w:val="0"/>
-                <w:i w:val="0"/>
-                <w:sz w:val="17"/>
-              </w:rPr>
-              <w:t>Document 2 of 2</w:t>
-            </w:r>
-          </w:p>
-        </w:tc>
-        <w:tc>
-          <w:tcPr>
-            <w:tcW w:type="dxa" w:w="4819"/>
-            <w:shd w:val="clear" w:color="auto" w:fill="F2F5F8"/>
-          </w:tcPr>
-          <w:p>
-            <w:pPr>
-              <w:spacing w:after="40" w:before="40"/>
-            </w:pPr>
-            <w:r/>
-            <w:r>
-              <w:rPr>
-                <w:rFonts w:ascii="Cambria" w:hAnsi="Cambria"/>
-                <w:b w:val="0"/>
-                <w:i w:val="0"/>
-                <w:sz w:val="17"/>
-              </w:rPr>
-              <w:t xml:space="preserve">This Agreement sets the binding terms. The accompanying </w:t>
-            </w:r>
-            <w:r>
-              <w:rPr>
-                <w:rFonts w:ascii="Cambria" w:hAnsi="Cambria"/>
-                <w:b/>
-                <w:i w:val="0"/>
-                <w:sz w:val="17"/>
-              </w:rPr>
-              <w:t>Proposal</w:t>
-            </w:r>
-            <w:r>
-              <w:rPr>
-                <w:rFonts w:ascii="Cambria" w:hAnsi="Cambria"/>
-                <w:b w:val="0"/>
-                <w:i w:val="0"/>
-                <w:sz w:val="17"/>
-              </w:rPr>
-              <w:t xml:space="preserve"> describes the work and is annexed to and forms part of this Agreement.</w:t>
-            </w:r>
-          </w:p>
-        </w:tc>
-      </w:tr>
-      <w:tr>
-        <w:tc>
-          <w:tcPr>
-            <w:tcW w:type="dxa" w:w="4819"/>
-          </w:tcPr>
-          <w:p>
-            <w:pPr>
-              <w:spacing w:after="40" w:before="40"/>
-            </w:pPr>
-            <w:r/>
-            <w:r>
-              <w:rPr>
-                <w:rFonts w:ascii="Cambria" w:hAnsi="Cambria"/>
-                <w:b w:val="0"/>
-                <w:i w:val="0"/>
-                <w:sz w:val="17"/>
-              </w:rPr>
-              <w:t>Version</w:t>
-            </w:r>
-          </w:p>
-        </w:tc>
-        <w:tc>
-          <w:tcPr>
-            <w:tcW w:type="dxa" w:w="4819"/>
-          </w:tcPr>
-          <w:p>
-            <w:pPr>
-              <w:spacing w:after="40" w:before="40"/>
-            </w:pPr>
-            <w:r/>
-            <w:r>
-              <w:rPr>
-                <w:rFonts w:ascii="Cambria" w:hAnsi="Cambria"/>
-                <w:b w:val="0"/>
-                <w:i w:val="0"/>
-                <w:sz w:val="17"/>
-              </w:rPr>
-              <w:t>1.0 — For Client Review</w:t>
-            </w:r>
-          </w:p>
-        </w:tc>
-      </w:tr>
-      <w:tr>
-        <w:tc>
-          <w:tcPr>
-            <w:tcW w:type="dxa" w:w="4819"/>
-            <w:shd w:val="clear" w:color="auto" w:fill="F2F5F8"/>
-          </w:tcPr>
-          <w:p>
-            <w:pPr>
-              <w:spacing w:after="40" w:before="40"/>
-            </w:pPr>
-            <w:r/>
-            <w:r>
-              <w:rPr>
-                <w:rFonts w:ascii="Cambria" w:hAnsi="Cambria"/>
-                <w:b w:val="0"/>
-                <w:i w:val="0"/>
-                <w:sz w:val="17"/>
-              </w:rPr>
-              <w:t>Consultant</w:t>
-            </w:r>
-          </w:p>
-        </w:tc>
-        <w:tc>
-          <w:tcPr>
-            <w:tcW w:type="dxa" w:w="4819"/>
-            <w:shd w:val="clear" w:color="auto" w:fill="F2F5F8"/>
-          </w:tcPr>
-          <w:p>
-            <w:pPr>
-              <w:spacing w:after="40" w:before="40"/>
-            </w:pPr>
-            <w:r/>
-            <w:r>
-              <w:rPr>
-                <w:rFonts w:ascii="Cambria" w:hAnsi="Cambria"/>
-                <w:b w:val="0"/>
-                <w:i w:val="0"/>
-                <w:sz w:val="17"/>
-              </w:rPr>
-              <w:t>Abdelrhman Soliman, Business &amp; Investment Consultant</w:t>
-            </w:r>
-          </w:p>
-        </w:tc>
-      </w:tr>
-      <w:tr>
-        <w:tc>
-          <w:tcPr>
-            <w:tcW w:type="dxa" w:w="4819"/>
-          </w:tcPr>
-          <w:p>
-            <w:pPr>
-              <w:spacing w:after="40" w:before="40"/>
-            </w:pPr>
-            <w:r/>
-            <w:r>
-              <w:rPr>
-                <w:rFonts w:ascii="Cambria" w:hAnsi="Cambria"/>
-                <w:b w:val="0"/>
-                <w:i w:val="0"/>
-                <w:sz w:val="17"/>
-              </w:rPr>
-              <w:t>Consultant contact</w:t>
-            </w:r>
-          </w:p>
-        </w:tc>
-        <w:tc>
-          <w:tcPr>
-            <w:tcW w:type="dxa" w:w="4819"/>
-          </w:tcPr>
-          <w:p>
-            <w:pPr>
-              <w:spacing w:after="40" w:before="40"/>
-            </w:pPr>
-            <w:r/>
-            <w:r>
-              <w:rPr>
-                <w:rFonts w:ascii="Cambria" w:hAnsi="Cambria"/>
-                <w:b w:val="0"/>
-                <w:i w:val="0"/>
-                <w:sz w:val="17"/>
-              </w:rPr>
-              <w:t>abdelrhmansoliman96@gmail.com · +20 109 651 5287 · Cairo, Egypt</w:t>
-            </w:r>
-          </w:p>
-        </w:tc>
-      </w:tr>
-      <w:tr>
-        <w:tc>
-          <w:tcPr>
-            <w:tcW w:type="dxa" w:w="4819"/>
-            <w:shd w:val="clear" w:color="auto" w:fill="F2F5F8"/>
-          </w:tcPr>
-          <w:p>
-            <w:pPr>
-              <w:spacing w:after="40" w:before="40"/>
-            </w:pPr>
-            <w:r/>
-            <w:r>
-              <w:rPr>
-                <w:rFonts w:ascii="Cambria" w:hAnsi="Cambria"/>
-                <w:b w:val="0"/>
-                <w:i w:val="0"/>
-                <w:sz w:val="17"/>
-              </w:rPr>
-              <w:t>Client (trade name)</w:t>
-            </w:r>
-          </w:p>
-        </w:tc>
-        <w:tc>
-          <w:tcPr>
-            <w:tcW w:type="dxa" w:w="4819"/>
-            <w:shd w:val="clear" w:color="auto" w:fill="F2F5F8"/>
-          </w:tcPr>
-          <w:p>
-            <w:pPr>
-              <w:spacing w:after="40" w:before="40"/>
-            </w:pPr>
-            <w:r/>
-            <w:r>
-              <w:rPr>
-                <w:rFonts w:ascii="Cambria" w:hAnsi="Cambria"/>
-                <w:b w:val="0"/>
-                <w:i w:val="0"/>
-                <w:sz w:val="17"/>
-              </w:rPr>
-              <w:t>Btakka</w:t>
-            </w:r>
-          </w:p>
-        </w:tc>
-      </w:tr>
-      <w:tr>
-        <w:tc>
-          <w:tcPr>
-            <w:tcW w:type="dxa" w:w="4819"/>
-          </w:tcPr>
-          <w:p>
-            <w:pPr>
-              <w:spacing w:after="40" w:before="40"/>
-            </w:pPr>
-            <w:r/>
-            <w:r>
-              <w:rPr>
-                <w:rFonts w:ascii="Cambria" w:hAnsi="Cambria"/>
-                <w:b w:val="0"/>
-                <w:i w:val="0"/>
-                <w:sz w:val="17"/>
-              </w:rPr>
-              <w:t>Client (legal entity)</w:t>
-            </w:r>
-          </w:p>
-        </w:tc>
-        <w:tc>
-          <w:tcPr>
-            <w:tcW w:type="dxa" w:w="4819"/>
-          </w:tcPr>
-          <w:p>
-            <w:pPr>
-              <w:spacing w:after="40" w:before="40"/>
-            </w:pPr>
-            <w:r/>
-            <w:r>
-              <w:rPr>
-                <w:rFonts w:ascii="Cambria" w:hAnsi="Cambria"/>
-                <w:b w:val="0"/>
-                <w:i w:val="0"/>
-                <w:sz w:val="17"/>
-              </w:rPr>
-              <w:t>[Insert full registered name]</w:t>
-            </w:r>
-          </w:p>
-        </w:tc>
-      </w:tr>
-      <w:tr>
-        <w:tc>
-          <w:tcPr>
-            <w:tcW w:type="dxa" w:w="4819"/>
-            <w:shd w:val="clear" w:color="auto" w:fill="F2F5F8"/>
-          </w:tcPr>
-          <w:p>
-            <w:pPr>
-              <w:spacing w:after="40" w:before="40"/>
-            </w:pPr>
-            <w:r/>
-            <w:r>
-              <w:rPr>
-                <w:rFonts w:ascii="Cambria" w:hAnsi="Cambria"/>
-                <w:b w:val="0"/>
-                <w:i w:val="0"/>
-                <w:sz w:val="17"/>
-              </w:rPr>
-              <w:t>Commercial Register No.</w:t>
-            </w:r>
-          </w:p>
-        </w:tc>
-        <w:tc>
-          <w:tcPr>
-            <w:tcW w:type="dxa" w:w="4819"/>
-            <w:shd w:val="clear" w:color="auto" w:fill="F2F5F8"/>
-          </w:tcPr>
-          <w:p>
-            <w:pPr>
-              <w:spacing w:after="40" w:before="40"/>
-            </w:pPr>
-            <w:r/>
-            <w:r>
-              <w:rPr>
-                <w:rFonts w:ascii="Cambria" w:hAnsi="Cambria"/>
-                <w:b w:val="0"/>
-                <w:i w:val="0"/>
-                <w:sz w:val="17"/>
-              </w:rPr>
-              <w:t>[Insert CR number]</w:t>
-            </w:r>
-          </w:p>
-        </w:tc>
-      </w:tr>
-      <w:tr>
-        <w:tc>
-          <w:tcPr>
-            <w:tcW w:type="dxa" w:w="4819"/>
-          </w:tcPr>
-          <w:p>
-            <w:pPr>
-              <w:spacing w:after="40" w:before="40"/>
-            </w:pPr>
-            <w:r/>
-            <w:r>
-              <w:rPr>
-                <w:rFonts w:ascii="Cambria" w:hAnsi="Cambria"/>
-                <w:b w:val="0"/>
-                <w:i w:val="0"/>
-                <w:sz w:val="17"/>
-              </w:rPr>
-              <w:t>Tax Card No.</w:t>
-            </w:r>
-          </w:p>
-        </w:tc>
-        <w:tc>
-          <w:tcPr>
-            <w:tcW w:type="dxa" w:w="4819"/>
-          </w:tcPr>
-          <w:p>
-            <w:pPr>
-              <w:spacing w:after="40" w:before="40"/>
-            </w:pPr>
-            <w:r/>
-            <w:r>
-              <w:rPr>
-                <w:rFonts w:ascii="Cambria" w:hAnsi="Cambria"/>
-                <w:b w:val="0"/>
-                <w:i w:val="0"/>
-                <w:sz w:val="17"/>
-              </w:rPr>
-              <w:t>[Insert tax ID]</w:t>
-            </w:r>
-          </w:p>
-        </w:tc>
-      </w:tr>
-      <w:tr>
-        <w:tc>
-          <w:tcPr>
-            <w:tcW w:type="dxa" w:w="4819"/>
-            <w:shd w:val="clear" w:color="auto" w:fill="F2F5F8"/>
-          </w:tcPr>
-          <w:p>
-            <w:pPr>
-              <w:spacing w:after="40" w:before="40"/>
-            </w:pPr>
-            <w:r/>
-            <w:r>
-              <w:rPr>
-                <w:rFonts w:ascii="Cambria" w:hAnsi="Cambria"/>
-                <w:b w:val="0"/>
-                <w:i w:val="0"/>
-                <w:sz w:val="17"/>
-              </w:rPr>
-              <w:t>Registered address</w:t>
-            </w:r>
-          </w:p>
-        </w:tc>
-        <w:tc>
-          <w:tcPr>
-            <w:tcW w:type="dxa" w:w="4819"/>
-            <w:shd w:val="clear" w:color="auto" w:fill="F2F5F8"/>
-          </w:tcPr>
-          <w:p>
-            <w:pPr>
-              <w:spacing w:after="40" w:before="40"/>
-            </w:pPr>
-            <w:r/>
-            <w:r>
-              <w:rPr>
-                <w:rFonts w:ascii="Cambria" w:hAnsi="Cambria"/>
-                <w:b w:val="0"/>
-                <w:i w:val="0"/>
-                <w:sz w:val="17"/>
-              </w:rPr>
-              <w:t>[Insert address]</w:t>
-            </w:r>
-          </w:p>
-        </w:tc>
-      </w:tr>
-      <w:tr>
-        <w:tc>
-          <w:tcPr>
-            <w:tcW w:type="dxa" w:w="4819"/>
-          </w:tcPr>
-          <w:p>
-            <w:pPr>
-              <w:spacing w:after="40" w:before="40"/>
-            </w:pPr>
-            <w:r/>
-            <w:r>
-              <w:rPr>
-                <w:rFonts w:ascii="Cambria" w:hAnsi="Cambria"/>
-                <w:b w:val="0"/>
-                <w:i w:val="0"/>
-                <w:sz w:val="17"/>
-              </w:rPr>
-              <w:t>Client signatory</w:t>
-            </w:r>
-          </w:p>
-        </w:tc>
-        <w:tc>
-          <w:tcPr>
-            <w:tcW w:type="dxa" w:w="4819"/>
-          </w:tcPr>
-          <w:p>
-            <w:pPr>
-              <w:spacing w:after="40" w:before="40"/>
-            </w:pPr>
-            <w:r/>
-            <w:r>
-              <w:rPr>
-                <w:rFonts w:ascii="Cambria" w:hAnsi="Cambria"/>
-                <w:b w:val="0"/>
-                <w:i w:val="0"/>
-                <w:sz w:val="17"/>
-              </w:rPr>
-              <w:t>[Insert name and title]</w:t>
-            </w:r>
-          </w:p>
-        </w:tc>
-      </w:tr>
-      <w:tr>
-        <w:tc>
-          <w:tcPr>
-            <w:tcW w:type="dxa" w:w="4819"/>
-            <w:shd w:val="clear" w:color="auto" w:fill="F2F5F8"/>
-          </w:tcPr>
-          <w:p>
-            <w:pPr>
-              <w:spacing w:after="40" w:before="40"/>
-            </w:pPr>
-            <w:r/>
-            <w:r>
-              <w:rPr>
-                <w:rFonts w:ascii="Cambria" w:hAnsi="Cambria"/>
-                <w:b w:val="0"/>
-                <w:i w:val="0"/>
-                <w:sz w:val="17"/>
-              </w:rPr>
-              <w:t>Total engagement fee</w:t>
-            </w:r>
-          </w:p>
-        </w:tc>
-        <w:tc>
-          <w:tcPr>
-            <w:tcW w:type="dxa" w:w="4819"/>
-            <w:shd w:val="clear" w:color="auto" w:fill="F2F5F8"/>
-          </w:tcPr>
-          <w:p>
-            <w:pPr>
-              <w:spacing w:after="40" w:before="40"/>
-            </w:pPr>
-            <w:r/>
-            <w:r>
-              <w:rPr>
-                <w:rFonts w:ascii="Cambria" w:hAnsi="Cambria"/>
-                <w:b w:val="0"/>
-                <w:i w:val="0"/>
-                <w:sz w:val="17"/>
-              </w:rPr>
-              <w:t>EGP 150,000 plus a 10% Success Fee on Consultant-introduced tickets</w:t>
-            </w:r>
-          </w:p>
-        </w:tc>
-      </w:tr>
-      <w:tr>
-        <w:tc>
-          <w:tcPr>
-            <w:tcW w:type="dxa" w:w="4819"/>
-          </w:tcPr>
-          <w:p>
-            <w:pPr>
-              <w:spacing w:after="40" w:before="40"/>
-            </w:pPr>
-            <w:r/>
-            <w:r>
-              <w:rPr>
-                <w:rFonts w:ascii="Cambria" w:hAnsi="Cambria"/>
-                <w:b w:val="0"/>
-                <w:i w:val="0"/>
-                <w:sz w:val="17"/>
-              </w:rPr>
-              <w:t>Governing law</w:t>
-            </w:r>
-          </w:p>
-        </w:tc>
-        <w:tc>
-          <w:tcPr>
-            <w:tcW w:type="dxa" w:w="4819"/>
-          </w:tcPr>
-          <w:p>
-            <w:pPr>
-              <w:spacing w:after="40" w:before="40"/>
-            </w:pPr>
-            <w:r/>
-            <w:r>
-              <w:rPr>
-                <w:rFonts w:ascii="Cambria" w:hAnsi="Cambria"/>
-                <w:b w:val="0"/>
-                <w:i w:val="0"/>
-                <w:sz w:val="17"/>
-              </w:rPr>
-              <w:t>Arab Republic of Egypt</w:t>
-            </w:r>
-          </w:p>
-        </w:tc>
-      </w:tr>
-    </w:tbl>
-    <w:p>
-      <w:pPr>
-        <w:spacing w:after="40"/>
-      </w:pPr>
-    </w:p>
-    <w:p>
-      <w:pPr>
-        <w:spacing w:before="140" w:after="180"/>
-        <w:ind w:left="283" w:right="170"/>
-        <w:pBdr>
-          <w:left w:val="single" w:sz="18" w:space="8" w:color="0F2C4A"/>
-        </w:pBdr>
-        <w:shd w:val="clear" w:color="auto" w:fill="EEF3F8"/>
-      </w:pPr>
-      <w:r>
-        <w:rPr>
-          <w:rFonts w:ascii="Cambria" w:hAnsi="Cambria"/>
-          <w:b/>
-          <w:i w:val="0"/>
-          <w:color w:val="1C3A55"/>
-          <w:sz w:val="19"/>
-        </w:rPr>
-        <w:t>How to read this document.</w:t>
-      </w:r>
-      <w:r>
-        <w:rPr>
-          <w:rFonts w:ascii="Cambria" w:hAnsi="Cambria"/>
-          <w:b w:val="0"/>
-          <w:i w:val="0"/>
-          <w:color w:val="1C3A55"/>
-          <w:sz w:val="19"/>
-        </w:rPr>
-        <w:t xml:space="preserve"> Clauses 1–19 are the binding terms. </w:t>
-      </w:r>
-      <w:r>
-        <w:rPr>
-          <w:rFonts w:ascii="Cambria" w:hAnsi="Cambria"/>
-          <w:b/>
-          <w:i w:val="0"/>
-          <w:color w:val="1C3A55"/>
-          <w:sz w:val="19"/>
-        </w:rPr>
-        <w:t>Schedules 1–4</w:t>
-      </w:r>
-      <w:r>
-        <w:rPr>
-          <w:rFonts w:ascii="Cambria" w:hAnsi="Cambria"/>
-          <w:b w:val="0"/>
-          <w:i w:val="0"/>
-          <w:color w:val="1C3A55"/>
-          <w:sz w:val="19"/>
-        </w:rPr>
-        <w:t xml:space="preserve"> carry the scope summary, the fee schedule, the investor log format, and the list of fields and commercial points still to settle before signature. The </w:t>
-      </w:r>
-      <w:r>
-        <w:rPr>
-          <w:rFonts w:ascii="Cambria" w:hAnsi="Cambria"/>
-          <w:b/>
-          <w:i w:val="0"/>
-          <w:color w:val="1C3A55"/>
-          <w:sz w:val="19"/>
-        </w:rPr>
-        <w:t>Proposal</w:t>
-      </w:r>
-      <w:r>
-        <w:rPr>
-          <w:rFonts w:ascii="Cambria" w:hAnsi="Cambria"/>
-          <w:b w:val="0"/>
-          <w:i w:val="0"/>
-          <w:color w:val="1C3A55"/>
-          <w:sz w:val="19"/>
-        </w:rPr>
-        <w:t xml:space="preserve"> — issued alongside this Agreement — describes the work in full and is annexed to and forms part of this Agreement. Fields shown as </w:t>
-      </w:r>
-      <w:r>
-        <w:rPr>
-          <w:rFonts w:ascii="Consolas" w:hAnsi="Consolas"/>
-          <w:b w:val="0"/>
-          <w:i w:val="0"/>
-          <w:color w:val="1C3A55"/>
-          <w:sz w:val="19"/>
-        </w:rPr>
-        <w:t>[ ]</w:t>
-      </w:r>
-      <w:r>
-        <w:rPr>
-          <w:rFonts w:ascii="Cambria" w:hAnsi="Cambria"/>
-          <w:b w:val="0"/>
-          <w:i w:val="0"/>
-          <w:color w:val="1C3A55"/>
-          <w:sz w:val="19"/>
-        </w:rPr>
-        <w:t xml:space="preserve"> are to be completed before signature; Schedule 4 lists them all in one place.</w:t>
-      </w:r>
-    </w:p>
-    <w:p>
-      <w:pPr>
-        <w:spacing w:before="120" w:after="120"/>
-        <w:pBdr>
-          <w:bottom w:val="single" w:sz="6" w:space="1" w:color="C2CCD6"/>
-        </w:pBdr>
-      </w:pPr>
     </w:p>
     <w:p>
       <w:pPr>
@@ -3393,26 +2636,6 @@
     </w:p>
     <w:p>
       <w:pPr>
-        <w:spacing w:before="140" w:after="180"/>
-        <w:ind w:left="283" w:right="170"/>
-        <w:pBdr>
-          <w:left w:val="single" w:sz="18" w:space="8" w:color="0F2C4A"/>
-        </w:pBdr>
-        <w:shd w:val="clear" w:color="auto" w:fill="EEF3F8"/>
-      </w:pPr>
-      <w:r>
-        <w:rPr>
-          <w:rFonts w:ascii="Cambria" w:hAnsi="Cambria"/>
-          <w:b w:val="0"/>
-          <w:i w:val="0"/>
-          <w:color w:val="1C3A55"/>
-          <w:sz w:val="19"/>
-        </w:rPr>
-        <w:t>This Clause is the commercial core of Phase 2. It defines who counts as an investor the Consultant brought, what the Client must do when one appears, and what happens if the Client does not.</w:t>
-      </w:r>
-    </w:p>
-    <w:p>
-      <w:pPr>
         <w:spacing w:after="120"/>
       </w:pPr>
       <w:r>
@@ -7039,36 +6262,6 @@
           <w:i w:val="0"/>
         </w:rPr>
         <w:t>.</w:t>
-      </w:r>
-    </w:p>
-    <w:p>
-      <w:pPr>
-        <w:spacing w:before="140" w:after="180"/>
-        <w:ind w:left="283" w:right="170"/>
-        <w:pBdr>
-          <w:left w:val="single" w:sz="18" w:space="8" w:color="0F2C4A"/>
-        </w:pBdr>
-        <w:shd w:val="clear" w:color="auto" w:fill="EEF3F8"/>
-      </w:pPr>
-      <w:r>
-        <w:rPr>
-          <w:rFonts w:ascii="Cambria" w:hAnsi="Cambria"/>
-          <w:b w:val="0"/>
-          <w:i w:val="0"/>
-          <w:color w:val="1C3A55"/>
-          <w:sz w:val="19"/>
-        </w:rPr>
-        <w:t>Alternative, to be selected before signature if preferred:</w:t>
-      </w:r>
-      <w:r>
-        <w:rPr>
-          <w:rFonts w:ascii="Cambria" w:hAnsi="Cambria"/>
-          <w:b w:val="0"/>
-          <w:i w:val="0"/>
-          <w:color w:val="1C3A55"/>
-          <w:sz w:val="19"/>
-        </w:rPr>
-        <w:t xml:space="preserve"> the dispute shall be finally settled by arbitration under the Rules of the Cairo Regional Centre for International Commercial Arbitration (CRCICA), before a sole arbitrator, seated in Cairo, conducted in English, with the award final and binding.</w:t>
       </w:r>
     </w:p>
     <w:p>
@@ -10108,987 +9301,7 @@
           <w:color w:val="1C4A73"/>
           <w:sz w:val="23"/>
         </w:rPr>
-        <w:t>2.3 Worked scenarios</w:t>
-      </w:r>
-    </w:p>
-    <w:tbl>
-      <w:tblPr>
-        <w:tblStyle w:val="TableGrid"/>
-        <w:tblW w:type="auto" w:w="0"/>
-        <w:jc w:val="center"/>
-        <w:tblLayout w:type="autofit"/>
-        <w:tblLook w:firstColumn="1" w:firstRow="1" w:lastColumn="0" w:lastRow="0" w:noHBand="0" w:noVBand="1" w:val="04A0"/>
-      </w:tblPr>
-      <w:tblGrid>
-        <w:gridCol w:w="1377"/>
-        <w:gridCol w:w="1377"/>
-        <w:gridCol w:w="1377"/>
-        <w:gridCol w:w="1377"/>
-        <w:gridCol w:w="1377"/>
-        <w:gridCol w:w="1377"/>
-        <w:gridCol w:w="1377"/>
-      </w:tblGrid>
-      <w:tr>
-        <w:trPr>
-          <w:tblHeader w:val="true"/>
-        </w:trPr>
-        <w:tc>
-          <w:tcPr>
-            <w:tcW w:type="dxa" w:w="1377"/>
-            <w:shd w:val="clear" w:color="auto" w:fill="0F2C4A"/>
-          </w:tcPr>
-          <w:p>
-            <w:pPr>
-              <w:spacing w:after="40" w:before="40"/>
-            </w:pPr>
-            <w:r/>
-            <w:r>
-              <w:rPr>
-                <w:rFonts w:ascii="Calibri" w:hAnsi="Calibri"/>
-                <w:b/>
-                <w:i w:val="0"/>
-                <w:color w:val="FFFFFF"/>
-                <w:sz w:val="17"/>
-              </w:rPr>
-              <w:t>Scenario</w:t>
-            </w:r>
-          </w:p>
-        </w:tc>
-        <w:tc>
-          <w:tcPr>
-            <w:tcW w:type="dxa" w:w="1377"/>
-            <w:shd w:val="clear" w:color="auto" w:fill="0F2C4A"/>
-          </w:tcPr>
-          <w:p>
-            <w:pPr>
-              <w:spacing w:after="40" w:before="40"/>
-            </w:pPr>
-            <w:r/>
-            <w:r>
-              <w:rPr>
-                <w:rFonts w:ascii="Calibri" w:hAnsi="Calibri"/>
-                <w:b/>
-                <w:i w:val="0"/>
-                <w:color w:val="FFFFFF"/>
-                <w:sz w:val="17"/>
-              </w:rPr>
-              <w:t>Round closed</w:t>
-            </w:r>
-          </w:p>
-        </w:tc>
-        <w:tc>
-          <w:tcPr>
-            <w:tcW w:type="dxa" w:w="1377"/>
-            <w:shd w:val="clear" w:color="auto" w:fill="0F2C4A"/>
-          </w:tcPr>
-          <w:p>
-            <w:pPr>
-              <w:spacing w:after="40" w:before="40"/>
-            </w:pPr>
-            <w:r/>
-            <w:r>
-              <w:rPr>
-                <w:rFonts w:ascii="Calibri" w:hAnsi="Calibri"/>
-                <w:b/>
-                <w:i w:val="0"/>
-                <w:color w:val="FFFFFF"/>
-                <w:sz w:val="17"/>
-              </w:rPr>
-              <w:t>Introduced by Consultant</w:t>
-            </w:r>
-          </w:p>
-        </w:tc>
-        <w:tc>
-          <w:tcPr>
-            <w:tcW w:type="dxa" w:w="1377"/>
-            <w:shd w:val="clear" w:color="auto" w:fill="0F2C4A"/>
-          </w:tcPr>
-          <w:p>
-            <w:pPr>
-              <w:spacing w:after="40" w:before="40"/>
-            </w:pPr>
-            <w:r/>
-            <w:r>
-              <w:rPr>
-                <w:rFonts w:ascii="Calibri" w:hAnsi="Calibri"/>
-                <w:b/>
-                <w:i w:val="0"/>
-                <w:color w:val="FFFFFF"/>
-                <w:sz w:val="17"/>
-              </w:rPr>
-              <w:t>Client-sourced</w:t>
-            </w:r>
-          </w:p>
-        </w:tc>
-        <w:tc>
-          <w:tcPr>
-            <w:tcW w:type="dxa" w:w="1377"/>
-            <w:shd w:val="clear" w:color="auto" w:fill="0F2C4A"/>
-          </w:tcPr>
-          <w:p>
-            <w:pPr>
-              <w:spacing w:after="40" w:before="40"/>
-            </w:pPr>
-            <w:r/>
-            <w:r>
-              <w:rPr>
-                <w:rFonts w:ascii="Calibri" w:hAnsi="Calibri"/>
-                <w:b/>
-                <w:i w:val="0"/>
-                <w:color w:val="FFFFFF"/>
-                <w:sz w:val="17"/>
-              </w:rPr>
-              <w:t>Fixed Fee</w:t>
-            </w:r>
-          </w:p>
-        </w:tc>
-        <w:tc>
-          <w:tcPr>
-            <w:tcW w:type="dxa" w:w="1377"/>
-            <w:shd w:val="clear" w:color="auto" w:fill="0F2C4A"/>
-          </w:tcPr>
-          <w:p>
-            <w:pPr>
-              <w:spacing w:after="40" w:before="40"/>
-            </w:pPr>
-            <w:r/>
-            <w:r>
-              <w:rPr>
-                <w:rFonts w:ascii="Calibri" w:hAnsi="Calibri"/>
-                <w:b/>
-                <w:i w:val="0"/>
-                <w:color w:val="FFFFFF"/>
-                <w:sz w:val="17"/>
-              </w:rPr>
-              <w:t>Success Fee</w:t>
-            </w:r>
-          </w:p>
-        </w:tc>
-        <w:tc>
-          <w:tcPr>
-            <w:tcW w:type="dxa" w:w="1377"/>
-            <w:shd w:val="clear" w:color="auto" w:fill="0F2C4A"/>
-          </w:tcPr>
-          <w:p>
-            <w:pPr>
-              <w:spacing w:after="40" w:before="40"/>
-            </w:pPr>
-            <w:r/>
-            <w:r>
-              <w:rPr>
-                <w:rFonts w:ascii="Calibri" w:hAnsi="Calibri"/>
-                <w:b/>
-                <w:i w:val="0"/>
-                <w:color w:val="FFFFFF"/>
-                <w:sz w:val="17"/>
-              </w:rPr>
-              <w:t>Total</w:t>
-            </w:r>
-          </w:p>
-        </w:tc>
-      </w:tr>
-      <w:tr>
-        <w:tc>
-          <w:tcPr>
-            <w:tcW w:type="dxa" w:w="1377"/>
-          </w:tcPr>
-          <w:p>
-            <w:pPr>
-              <w:spacing w:after="40" w:before="40"/>
-            </w:pPr>
-            <w:r/>
-            <w:r>
-              <w:rPr>
-                <w:rFonts w:ascii="Cambria" w:hAnsi="Cambria"/>
-                <w:b/>
-                <w:i w:val="0"/>
-                <w:sz w:val="17"/>
-              </w:rPr>
-              <w:t>1</w:t>
-            </w:r>
-            <w:r>
-              <w:rPr>
-                <w:rFonts w:ascii="Cambria" w:hAnsi="Cambria"/>
-                <w:b w:val="0"/>
-                <w:i w:val="0"/>
-                <w:sz w:val="17"/>
-              </w:rPr>
-              <w:t xml:space="preserve"> — Consultant closes the full round</w:t>
-            </w:r>
-          </w:p>
-        </w:tc>
-        <w:tc>
-          <w:tcPr>
-            <w:tcW w:type="dxa" w:w="1377"/>
-          </w:tcPr>
-          <w:p>
-            <w:pPr>
-              <w:spacing w:after="40" w:before="40"/>
-            </w:pPr>
-            <w:r/>
-            <w:r>
-              <w:rPr>
-                <w:rFonts w:ascii="Cambria" w:hAnsi="Cambria"/>
-                <w:b w:val="0"/>
-                <w:i w:val="0"/>
-                <w:sz w:val="17"/>
-              </w:rPr>
-              <w:t>EGP 10,000,000</w:t>
-            </w:r>
-          </w:p>
-        </w:tc>
-        <w:tc>
-          <w:tcPr>
-            <w:tcW w:type="dxa" w:w="1377"/>
-          </w:tcPr>
-          <w:p>
-            <w:pPr>
-              <w:spacing w:after="40" w:before="40"/>
-            </w:pPr>
-            <w:r/>
-            <w:r>
-              <w:rPr>
-                <w:rFonts w:ascii="Cambria" w:hAnsi="Cambria"/>
-                <w:b w:val="0"/>
-                <w:i w:val="0"/>
-                <w:sz w:val="17"/>
-              </w:rPr>
-              <w:t>EGP 10,000,000</w:t>
-            </w:r>
-          </w:p>
-        </w:tc>
-        <w:tc>
-          <w:tcPr>
-            <w:tcW w:type="dxa" w:w="1377"/>
-          </w:tcPr>
-          <w:p>
-            <w:pPr>
-              <w:spacing w:after="40" w:before="40"/>
-            </w:pPr>
-            <w:r/>
-            <w:r>
-              <w:rPr>
-                <w:rFonts w:ascii="Cambria" w:hAnsi="Cambria"/>
-                <w:b w:val="0"/>
-                <w:i w:val="0"/>
-                <w:sz w:val="17"/>
-              </w:rPr>
-              <w:t>—</w:t>
-            </w:r>
-          </w:p>
-        </w:tc>
-        <w:tc>
-          <w:tcPr>
-            <w:tcW w:type="dxa" w:w="1377"/>
-          </w:tcPr>
-          <w:p>
-            <w:pPr>
-              <w:spacing w:after="40" w:before="40"/>
-            </w:pPr>
-            <w:r/>
-            <w:r>
-              <w:rPr>
-                <w:rFonts w:ascii="Cambria" w:hAnsi="Cambria"/>
-                <w:b w:val="0"/>
-                <w:i w:val="0"/>
-                <w:sz w:val="17"/>
-              </w:rPr>
-              <w:t>150,000</w:t>
-            </w:r>
-          </w:p>
-        </w:tc>
-        <w:tc>
-          <w:tcPr>
-            <w:tcW w:type="dxa" w:w="1377"/>
-          </w:tcPr>
-          <w:p>
-            <w:pPr>
-              <w:spacing w:after="40" w:before="40"/>
-            </w:pPr>
-            <w:r/>
-            <w:r>
-              <w:rPr>
-                <w:rFonts w:ascii="Cambria" w:hAnsi="Cambria"/>
-                <w:b w:val="0"/>
-                <w:i w:val="0"/>
-                <w:sz w:val="17"/>
-              </w:rPr>
-              <w:t>1,000,000</w:t>
-            </w:r>
-          </w:p>
-        </w:tc>
-        <w:tc>
-          <w:tcPr>
-            <w:tcW w:type="dxa" w:w="1377"/>
-          </w:tcPr>
-          <w:p>
-            <w:pPr>
-              <w:spacing w:after="40" w:before="40"/>
-            </w:pPr>
-            <w:r/>
-            <w:r>
-              <w:rPr>
-                <w:rFonts w:ascii="Cambria" w:hAnsi="Cambria"/>
-                <w:b/>
-                <w:i w:val="0"/>
-                <w:sz w:val="17"/>
-              </w:rPr>
-              <w:t>EGP 1,150,000</w:t>
-            </w:r>
-          </w:p>
-        </w:tc>
-      </w:tr>
-      <w:tr>
-        <w:tc>
-          <w:tcPr>
-            <w:tcW w:type="dxa" w:w="1377"/>
-            <w:shd w:val="clear" w:color="auto" w:fill="F2F5F8"/>
-          </w:tcPr>
-          <w:p>
-            <w:pPr>
-              <w:spacing w:after="40" w:before="40"/>
-            </w:pPr>
-            <w:r/>
-            <w:r>
-              <w:rPr>
-                <w:rFonts w:ascii="Cambria" w:hAnsi="Cambria"/>
-                <w:b/>
-                <w:i w:val="0"/>
-                <w:sz w:val="17"/>
-              </w:rPr>
-              <w:t>2</w:t>
-            </w:r>
-            <w:r>
-              <w:rPr>
-                <w:rFonts w:ascii="Cambria" w:hAnsi="Cambria"/>
-                <w:b w:val="0"/>
-                <w:i w:val="0"/>
-                <w:sz w:val="17"/>
-              </w:rPr>
-              <w:t xml:space="preserve"> — Mixed round</w:t>
-            </w:r>
-          </w:p>
-        </w:tc>
-        <w:tc>
-          <w:tcPr>
-            <w:tcW w:type="dxa" w:w="1377"/>
-            <w:shd w:val="clear" w:color="auto" w:fill="F2F5F8"/>
-          </w:tcPr>
-          <w:p>
-            <w:pPr>
-              <w:spacing w:after="40" w:before="40"/>
-            </w:pPr>
-            <w:r/>
-            <w:r>
-              <w:rPr>
-                <w:rFonts w:ascii="Cambria" w:hAnsi="Cambria"/>
-                <w:b w:val="0"/>
-                <w:i w:val="0"/>
-                <w:sz w:val="17"/>
-              </w:rPr>
-              <w:t>EGP 10,000,000</w:t>
-            </w:r>
-          </w:p>
-        </w:tc>
-        <w:tc>
-          <w:tcPr>
-            <w:tcW w:type="dxa" w:w="1377"/>
-            <w:shd w:val="clear" w:color="auto" w:fill="F2F5F8"/>
-          </w:tcPr>
-          <w:p>
-            <w:pPr>
-              <w:spacing w:after="40" w:before="40"/>
-            </w:pPr>
-            <w:r/>
-            <w:r>
-              <w:rPr>
-                <w:rFonts w:ascii="Cambria" w:hAnsi="Cambria"/>
-                <w:b w:val="0"/>
-                <w:i w:val="0"/>
-                <w:sz w:val="17"/>
-              </w:rPr>
-              <w:t>EGP 6,000,000</w:t>
-            </w:r>
-          </w:p>
-        </w:tc>
-        <w:tc>
-          <w:tcPr>
-            <w:tcW w:type="dxa" w:w="1377"/>
-            <w:shd w:val="clear" w:color="auto" w:fill="F2F5F8"/>
-          </w:tcPr>
-          <w:p>
-            <w:pPr>
-              <w:spacing w:after="40" w:before="40"/>
-            </w:pPr>
-            <w:r/>
-            <w:r>
-              <w:rPr>
-                <w:rFonts w:ascii="Cambria" w:hAnsi="Cambria"/>
-                <w:b w:val="0"/>
-                <w:i w:val="0"/>
-                <w:sz w:val="17"/>
-              </w:rPr>
-              <w:t>EGP 4,000,000</w:t>
-            </w:r>
-          </w:p>
-        </w:tc>
-        <w:tc>
-          <w:tcPr>
-            <w:tcW w:type="dxa" w:w="1377"/>
-            <w:shd w:val="clear" w:color="auto" w:fill="F2F5F8"/>
-          </w:tcPr>
-          <w:p>
-            <w:pPr>
-              <w:spacing w:after="40" w:before="40"/>
-            </w:pPr>
-            <w:r/>
-            <w:r>
-              <w:rPr>
-                <w:rFonts w:ascii="Cambria" w:hAnsi="Cambria"/>
-                <w:b w:val="0"/>
-                <w:i w:val="0"/>
-                <w:sz w:val="17"/>
-              </w:rPr>
-              <w:t>150,000</w:t>
-            </w:r>
-          </w:p>
-        </w:tc>
-        <w:tc>
-          <w:tcPr>
-            <w:tcW w:type="dxa" w:w="1377"/>
-            <w:shd w:val="clear" w:color="auto" w:fill="F2F5F8"/>
-          </w:tcPr>
-          <w:p>
-            <w:pPr>
-              <w:spacing w:after="40" w:before="40"/>
-            </w:pPr>
-            <w:r/>
-            <w:r>
-              <w:rPr>
-                <w:rFonts w:ascii="Cambria" w:hAnsi="Cambria"/>
-                <w:b w:val="0"/>
-                <w:i w:val="0"/>
-                <w:sz w:val="17"/>
-              </w:rPr>
-              <w:t>600,000</w:t>
-            </w:r>
-          </w:p>
-        </w:tc>
-        <w:tc>
-          <w:tcPr>
-            <w:tcW w:type="dxa" w:w="1377"/>
-            <w:shd w:val="clear" w:color="auto" w:fill="F2F5F8"/>
-          </w:tcPr>
-          <w:p>
-            <w:pPr>
-              <w:spacing w:after="40" w:before="40"/>
-            </w:pPr>
-            <w:r/>
-            <w:r>
-              <w:rPr>
-                <w:rFonts w:ascii="Cambria" w:hAnsi="Cambria"/>
-                <w:b/>
-                <w:i w:val="0"/>
-                <w:sz w:val="17"/>
-              </w:rPr>
-              <w:t>EGP 750,000</w:t>
-            </w:r>
-          </w:p>
-        </w:tc>
-      </w:tr>
-      <w:tr>
-        <w:tc>
-          <w:tcPr>
-            <w:tcW w:type="dxa" w:w="1377"/>
-          </w:tcPr>
-          <w:p>
-            <w:pPr>
-              <w:spacing w:after="40" w:before="40"/>
-            </w:pPr>
-            <w:r/>
-            <w:r>
-              <w:rPr>
-                <w:rFonts w:ascii="Cambria" w:hAnsi="Cambria"/>
-                <w:b/>
-                <w:i w:val="0"/>
-                <w:sz w:val="17"/>
-              </w:rPr>
-              <w:t>3</w:t>
-            </w:r>
-            <w:r>
-              <w:rPr>
-                <w:rFonts w:ascii="Cambria" w:hAnsi="Cambria"/>
-                <w:b w:val="0"/>
-                <w:i w:val="0"/>
-                <w:sz w:val="17"/>
-              </w:rPr>
-              <w:t xml:space="preserve"> — Client closes the full round themselves</w:t>
-            </w:r>
-          </w:p>
-        </w:tc>
-        <w:tc>
-          <w:tcPr>
-            <w:tcW w:type="dxa" w:w="1377"/>
-          </w:tcPr>
-          <w:p>
-            <w:pPr>
-              <w:spacing w:after="40" w:before="40"/>
-            </w:pPr>
-            <w:r/>
-            <w:r>
-              <w:rPr>
-                <w:rFonts w:ascii="Cambria" w:hAnsi="Cambria"/>
-                <w:b w:val="0"/>
-                <w:i w:val="0"/>
-                <w:sz w:val="17"/>
-              </w:rPr>
-              <w:t>EGP 10,000,000</w:t>
-            </w:r>
-          </w:p>
-        </w:tc>
-        <w:tc>
-          <w:tcPr>
-            <w:tcW w:type="dxa" w:w="1377"/>
-          </w:tcPr>
-          <w:p>
-            <w:pPr>
-              <w:spacing w:after="40" w:before="40"/>
-            </w:pPr>
-            <w:r/>
-            <w:r>
-              <w:rPr>
-                <w:rFonts w:ascii="Cambria" w:hAnsi="Cambria"/>
-                <w:b w:val="0"/>
-                <w:i w:val="0"/>
-                <w:sz w:val="17"/>
-              </w:rPr>
-              <w:t>—</w:t>
-            </w:r>
-          </w:p>
-        </w:tc>
-        <w:tc>
-          <w:tcPr>
-            <w:tcW w:type="dxa" w:w="1377"/>
-          </w:tcPr>
-          <w:p>
-            <w:pPr>
-              <w:spacing w:after="40" w:before="40"/>
-            </w:pPr>
-            <w:r/>
-            <w:r>
-              <w:rPr>
-                <w:rFonts w:ascii="Cambria" w:hAnsi="Cambria"/>
-                <w:b w:val="0"/>
-                <w:i w:val="0"/>
-                <w:sz w:val="17"/>
-              </w:rPr>
-              <w:t>EGP 10,000,000</w:t>
-            </w:r>
-          </w:p>
-        </w:tc>
-        <w:tc>
-          <w:tcPr>
-            <w:tcW w:type="dxa" w:w="1377"/>
-          </w:tcPr>
-          <w:p>
-            <w:pPr>
-              <w:spacing w:after="40" w:before="40"/>
-            </w:pPr>
-            <w:r/>
-            <w:r>
-              <w:rPr>
-                <w:rFonts w:ascii="Cambria" w:hAnsi="Cambria"/>
-                <w:b w:val="0"/>
-                <w:i w:val="0"/>
-                <w:sz w:val="17"/>
-              </w:rPr>
-              <w:t>150,000</w:t>
-            </w:r>
-          </w:p>
-        </w:tc>
-        <w:tc>
-          <w:tcPr>
-            <w:tcW w:type="dxa" w:w="1377"/>
-          </w:tcPr>
-          <w:p>
-            <w:pPr>
-              <w:spacing w:after="40" w:before="40"/>
-            </w:pPr>
-            <w:r/>
-            <w:r>
-              <w:rPr>
-                <w:rFonts w:ascii="Cambria" w:hAnsi="Cambria"/>
-                <w:b w:val="0"/>
-                <w:i w:val="0"/>
-                <w:sz w:val="17"/>
-              </w:rPr>
-              <w:t>—</w:t>
-            </w:r>
-          </w:p>
-        </w:tc>
-        <w:tc>
-          <w:tcPr>
-            <w:tcW w:type="dxa" w:w="1377"/>
-          </w:tcPr>
-          <w:p>
-            <w:pPr>
-              <w:spacing w:after="40" w:before="40"/>
-            </w:pPr>
-            <w:r/>
-            <w:r>
-              <w:rPr>
-                <w:rFonts w:ascii="Cambria" w:hAnsi="Cambria"/>
-                <w:b/>
-                <w:i w:val="0"/>
-                <w:sz w:val="17"/>
-              </w:rPr>
-              <w:t>EGP 150,000</w:t>
-            </w:r>
-          </w:p>
-        </w:tc>
-      </w:tr>
-      <w:tr>
-        <w:tc>
-          <w:tcPr>
-            <w:tcW w:type="dxa" w:w="1377"/>
-            <w:shd w:val="clear" w:color="auto" w:fill="F2F5F8"/>
-          </w:tcPr>
-          <w:p>
-            <w:pPr>
-              <w:spacing w:after="40" w:before="40"/>
-            </w:pPr>
-            <w:r/>
-            <w:r>
-              <w:rPr>
-                <w:rFonts w:ascii="Cambria" w:hAnsi="Cambria"/>
-                <w:b/>
-                <w:i w:val="0"/>
-                <w:sz w:val="17"/>
-              </w:rPr>
-              <w:t>4</w:t>
-            </w:r>
-            <w:r>
-              <w:rPr>
-                <w:rFonts w:ascii="Cambria" w:hAnsi="Cambria"/>
-                <w:b w:val="0"/>
-                <w:i w:val="0"/>
-                <w:sz w:val="17"/>
-              </w:rPr>
-              <w:t xml:space="preserve"> — Smaller round, all introduced</w:t>
-            </w:r>
-          </w:p>
-        </w:tc>
-        <w:tc>
-          <w:tcPr>
-            <w:tcW w:type="dxa" w:w="1377"/>
-            <w:shd w:val="clear" w:color="auto" w:fill="F2F5F8"/>
-          </w:tcPr>
-          <w:p>
-            <w:pPr>
-              <w:spacing w:after="40" w:before="40"/>
-            </w:pPr>
-            <w:r/>
-            <w:r>
-              <w:rPr>
-                <w:rFonts w:ascii="Cambria" w:hAnsi="Cambria"/>
-                <w:b w:val="0"/>
-                <w:i w:val="0"/>
-                <w:sz w:val="17"/>
-              </w:rPr>
-              <w:t>EGP 4,000,000</w:t>
-            </w:r>
-          </w:p>
-        </w:tc>
-        <w:tc>
-          <w:tcPr>
-            <w:tcW w:type="dxa" w:w="1377"/>
-            <w:shd w:val="clear" w:color="auto" w:fill="F2F5F8"/>
-          </w:tcPr>
-          <w:p>
-            <w:pPr>
-              <w:spacing w:after="40" w:before="40"/>
-            </w:pPr>
-            <w:r/>
-            <w:r>
-              <w:rPr>
-                <w:rFonts w:ascii="Cambria" w:hAnsi="Cambria"/>
-                <w:b w:val="0"/>
-                <w:i w:val="0"/>
-                <w:sz w:val="17"/>
-              </w:rPr>
-              <w:t>EGP 4,000,000</w:t>
-            </w:r>
-          </w:p>
-        </w:tc>
-        <w:tc>
-          <w:tcPr>
-            <w:tcW w:type="dxa" w:w="1377"/>
-            <w:shd w:val="clear" w:color="auto" w:fill="F2F5F8"/>
-          </w:tcPr>
-          <w:p>
-            <w:pPr>
-              <w:spacing w:after="40" w:before="40"/>
-            </w:pPr>
-            <w:r/>
-            <w:r>
-              <w:rPr>
-                <w:rFonts w:ascii="Cambria" w:hAnsi="Cambria"/>
-                <w:b w:val="0"/>
-                <w:i w:val="0"/>
-                <w:sz w:val="17"/>
-              </w:rPr>
-              <w:t>—</w:t>
-            </w:r>
-          </w:p>
-        </w:tc>
-        <w:tc>
-          <w:tcPr>
-            <w:tcW w:type="dxa" w:w="1377"/>
-            <w:shd w:val="clear" w:color="auto" w:fill="F2F5F8"/>
-          </w:tcPr>
-          <w:p>
-            <w:pPr>
-              <w:spacing w:after="40" w:before="40"/>
-            </w:pPr>
-            <w:r/>
-            <w:r>
-              <w:rPr>
-                <w:rFonts w:ascii="Cambria" w:hAnsi="Cambria"/>
-                <w:b w:val="0"/>
-                <w:i w:val="0"/>
-                <w:sz w:val="17"/>
-              </w:rPr>
-              <w:t>150,000</w:t>
-            </w:r>
-          </w:p>
-        </w:tc>
-        <w:tc>
-          <w:tcPr>
-            <w:tcW w:type="dxa" w:w="1377"/>
-            <w:shd w:val="clear" w:color="auto" w:fill="F2F5F8"/>
-          </w:tcPr>
-          <w:p>
-            <w:pPr>
-              <w:spacing w:after="40" w:before="40"/>
-            </w:pPr>
-            <w:r/>
-            <w:r>
-              <w:rPr>
-                <w:rFonts w:ascii="Cambria" w:hAnsi="Cambria"/>
-                <w:b w:val="0"/>
-                <w:i w:val="0"/>
-                <w:sz w:val="17"/>
-              </w:rPr>
-              <w:t>400,000</w:t>
-            </w:r>
-          </w:p>
-        </w:tc>
-        <w:tc>
-          <w:tcPr>
-            <w:tcW w:type="dxa" w:w="1377"/>
-            <w:shd w:val="clear" w:color="auto" w:fill="F2F5F8"/>
-          </w:tcPr>
-          <w:p>
-            <w:pPr>
-              <w:spacing w:after="40" w:before="40"/>
-            </w:pPr>
-            <w:r/>
-            <w:r>
-              <w:rPr>
-                <w:rFonts w:ascii="Cambria" w:hAnsi="Cambria"/>
-                <w:b/>
-                <w:i w:val="0"/>
-                <w:sz w:val="17"/>
-              </w:rPr>
-              <w:t>EGP 550,000</w:t>
-            </w:r>
-          </w:p>
-        </w:tc>
-      </w:tr>
-      <w:tr>
-        <w:tc>
-          <w:tcPr>
-            <w:tcW w:type="dxa" w:w="1377"/>
-          </w:tcPr>
-          <w:p>
-            <w:pPr>
-              <w:spacing w:after="40" w:before="40"/>
-            </w:pPr>
-            <w:r/>
-            <w:r>
-              <w:rPr>
-                <w:rFonts w:ascii="Cambria" w:hAnsi="Cambria"/>
-                <w:b/>
-                <w:i w:val="0"/>
-                <w:sz w:val="17"/>
-              </w:rPr>
-              <w:t>5</w:t>
-            </w:r>
-            <w:r>
-              <w:rPr>
-                <w:rFonts w:ascii="Cambria" w:hAnsi="Cambria"/>
-                <w:b w:val="0"/>
-                <w:i w:val="0"/>
-                <w:sz w:val="17"/>
-              </w:rPr>
-              <w:t xml:space="preserve"> — Readiness completed, no close within Term or Tail</w:t>
-            </w:r>
-          </w:p>
-        </w:tc>
-        <w:tc>
-          <w:tcPr>
-            <w:tcW w:type="dxa" w:w="1377"/>
-          </w:tcPr>
-          <w:p>
-            <w:pPr>
-              <w:spacing w:after="40" w:before="40"/>
-            </w:pPr>
-            <w:r/>
-            <w:r>
-              <w:rPr>
-                <w:rFonts w:ascii="Cambria" w:hAnsi="Cambria"/>
-                <w:b w:val="0"/>
-                <w:i w:val="0"/>
-                <w:sz w:val="17"/>
-              </w:rPr>
-              <w:t>—</w:t>
-            </w:r>
-          </w:p>
-        </w:tc>
-        <w:tc>
-          <w:tcPr>
-            <w:tcW w:type="dxa" w:w="1377"/>
-          </w:tcPr>
-          <w:p>
-            <w:pPr>
-              <w:spacing w:after="40" w:before="40"/>
-            </w:pPr>
-            <w:r/>
-            <w:r>
-              <w:rPr>
-                <w:rFonts w:ascii="Cambria" w:hAnsi="Cambria"/>
-                <w:b w:val="0"/>
-                <w:i w:val="0"/>
-                <w:sz w:val="17"/>
-              </w:rPr>
-              <w:t>—</w:t>
-            </w:r>
-          </w:p>
-        </w:tc>
-        <w:tc>
-          <w:tcPr>
-            <w:tcW w:type="dxa" w:w="1377"/>
-          </w:tcPr>
-          <w:p>
-            <w:pPr>
-              <w:spacing w:after="40" w:before="40"/>
-            </w:pPr>
-            <w:r/>
-            <w:r>
-              <w:rPr>
-                <w:rFonts w:ascii="Cambria" w:hAnsi="Cambria"/>
-                <w:b w:val="0"/>
-                <w:i w:val="0"/>
-                <w:sz w:val="17"/>
-              </w:rPr>
-              <w:t>—</w:t>
-            </w:r>
-          </w:p>
-        </w:tc>
-        <w:tc>
-          <w:tcPr>
-            <w:tcW w:type="dxa" w:w="1377"/>
-          </w:tcPr>
-          <w:p>
-            <w:pPr>
-              <w:spacing w:after="40" w:before="40"/>
-            </w:pPr>
-            <w:r/>
-            <w:r>
-              <w:rPr>
-                <w:rFonts w:ascii="Cambria" w:hAnsi="Cambria"/>
-                <w:b w:val="0"/>
-                <w:i w:val="0"/>
-                <w:sz w:val="17"/>
-              </w:rPr>
-              <w:t>60,000</w:t>
-            </w:r>
-          </w:p>
-        </w:tc>
-        <w:tc>
-          <w:tcPr>
-            <w:tcW w:type="dxa" w:w="1377"/>
-          </w:tcPr>
-          <w:p>
-            <w:pPr>
-              <w:spacing w:after="40" w:before="40"/>
-            </w:pPr>
-            <w:r/>
-            <w:r>
-              <w:rPr>
-                <w:rFonts w:ascii="Cambria" w:hAnsi="Cambria"/>
-                <w:b w:val="0"/>
-                <w:i w:val="0"/>
-                <w:sz w:val="17"/>
-              </w:rPr>
-              <w:t>—</w:t>
-            </w:r>
-          </w:p>
-        </w:tc>
-        <w:tc>
-          <w:tcPr>
-            <w:tcW w:type="dxa" w:w="1377"/>
-          </w:tcPr>
-          <w:p>
-            <w:pPr>
-              <w:spacing w:after="40" w:before="40"/>
-            </w:pPr>
-            <w:r/>
-            <w:r>
-              <w:rPr>
-                <w:rFonts w:ascii="Cambria" w:hAnsi="Cambria"/>
-                <w:b/>
-                <w:i w:val="0"/>
-                <w:sz w:val="17"/>
-              </w:rPr>
-              <w:t>EGP 60,000</w:t>
-            </w:r>
-          </w:p>
-        </w:tc>
-      </w:tr>
-    </w:tbl>
-    <w:p>
-      <w:pPr>
-        <w:spacing w:after="40"/>
-      </w:pPr>
-    </w:p>
-    <w:p>
-      <w:pPr>
-        <w:spacing w:after="120"/>
-      </w:pPr>
-      <w:r>
-        <w:rPr>
-          <w:rFonts w:ascii="Cambria" w:hAnsi="Cambria"/>
-          <w:b w:val="0"/>
-          <w:i/>
-        </w:rPr>
-        <w:t>Scenarios are illustrative only and do not constitute a projection or expectation of round size.</w:t>
-      </w:r>
-    </w:p>
-    <w:p>
-      <w:pPr>
-        <w:keepNext/>
-        <w:spacing w:before="240" w:after="80"/>
-      </w:pPr>
-      <w:r>
-        <w:rPr>
-          <w:rFonts w:ascii="Calibri" w:hAnsi="Calibri"/>
-          <w:b/>
-          <w:i w:val="0"/>
-          <w:color w:val="1C4A73"/>
-          <w:sz w:val="23"/>
-        </w:rPr>
-        <w:t>2.4 Payment details</w:t>
+        <w:t>2.3 Payment details</w:t>
       </w:r>
     </w:p>
     <w:tbl>
@@ -12688,1099 +10901,6 @@
         </w:rPr>
         <w:t>Issued every week during Phase 2, covering: new investors contacted; responses received; meetings held and outcomes; investors in diligence; term sheets received; capital committed and funded to date against target; investor objections and how the materials were updated in response; Client actions outstanding; and any delay recorded under Clause 7.2.</w:t>
       </w:r>
-    </w:p>
-    <w:p>
-      <w:pPr>
-        <w:spacing w:before="120" w:after="120"/>
-        <w:pBdr>
-          <w:bottom w:val="single" w:sz="6" w:space="1" w:color="C2CCD6"/>
-        </w:pBdr>
-      </w:pPr>
-    </w:p>
-    <w:p>
-      <w:pPr>
-        <w:keepNext/>
-        <w:spacing w:before="320" w:after="100"/>
-      </w:pPr>
-      <w:r>
-        <w:rPr>
-          <w:rFonts w:ascii="Calibri" w:hAnsi="Calibri"/>
-          <w:b/>
-          <w:i w:val="0"/>
-          <w:color w:val="0F2C4A"/>
-          <w:sz w:val="27"/>
-        </w:rPr>
-        <w:t>Schedule 4 — Points to Confirm Before Signature</w:t>
-      </w:r>
-    </w:p>
-    <w:p>
-      <w:pPr>
-        <w:spacing w:after="120"/>
-      </w:pPr>
-      <w:r>
-        <w:rPr>
-          <w:rFonts w:ascii="Cambria" w:hAnsi="Cambria"/>
-          <w:b w:val="0"/>
-          <w:i w:val="0"/>
-        </w:rPr>
-        <w:t>The following fields must be completed, and the following commercial points confirmed, before this Agreement is executed.</w:t>
-      </w:r>
-    </w:p>
-    <w:p>
-      <w:pPr>
-        <w:keepNext/>
-        <w:spacing w:before="240" w:after="80"/>
-      </w:pPr>
-      <w:r>
-        <w:rPr>
-          <w:rFonts w:ascii="Calibri" w:hAnsi="Calibri"/>
-          <w:b/>
-          <w:i w:val="0"/>
-          <w:color w:val="1C4A73"/>
-          <w:sz w:val="23"/>
-        </w:rPr>
-        <w:t>4.1 Fields to complete</w:t>
-      </w:r>
-    </w:p>
-    <w:tbl>
-      <w:tblPr>
-        <w:tblStyle w:val="TableGrid"/>
-        <w:tblW w:type="auto" w:w="0"/>
-        <w:jc w:val="center"/>
-        <w:tblLayout w:type="autofit"/>
-        <w:tblLook w:firstColumn="1" w:firstRow="1" w:lastColumn="0" w:lastRow="0" w:noHBand="0" w:noVBand="1" w:val="04A0"/>
-      </w:tblPr>
-      <w:tblGrid>
-        <w:gridCol w:w="4819"/>
-        <w:gridCol w:w="4819"/>
-      </w:tblGrid>
-      <w:tr>
-        <w:trPr>
-          <w:tblHeader w:val="true"/>
-        </w:trPr>
-        <w:tc>
-          <w:tcPr>
-            <w:tcW w:type="dxa" w:w="4819"/>
-            <w:shd w:val="clear" w:color="auto" w:fill="0F2C4A"/>
-          </w:tcPr>
-          <w:p>
-            <w:pPr>
-              <w:spacing w:after="40" w:before="40"/>
-            </w:pPr>
-            <w:r/>
-            <w:r>
-              <w:rPr>
-                <w:rFonts w:ascii="Calibri" w:hAnsi="Calibri"/>
-                <w:b/>
-                <w:i w:val="0"/>
-                <w:color w:val="FFFFFF"/>
-                <w:sz w:val="17"/>
-              </w:rPr>
-              <w:t>Ref</w:t>
-            </w:r>
-          </w:p>
-        </w:tc>
-        <w:tc>
-          <w:tcPr>
-            <w:tcW w:type="dxa" w:w="4819"/>
-            <w:shd w:val="clear" w:color="auto" w:fill="0F2C4A"/>
-          </w:tcPr>
-          <w:p>
-            <w:pPr>
-              <w:spacing w:after="40" w:before="40"/>
-            </w:pPr>
-            <w:r/>
-            <w:r>
-              <w:rPr>
-                <w:rFonts w:ascii="Calibri" w:hAnsi="Calibri"/>
-                <w:b/>
-                <w:i w:val="0"/>
-                <w:color w:val="FFFFFF"/>
-                <w:sz w:val="17"/>
-              </w:rPr>
-              <w:t>Field</w:t>
-            </w:r>
-          </w:p>
-        </w:tc>
-      </w:tr>
-      <w:tr>
-        <w:tc>
-          <w:tcPr>
-            <w:tcW w:type="dxa" w:w="4819"/>
-          </w:tcPr>
-          <w:p>
-            <w:pPr>
-              <w:spacing w:after="40" w:before="40"/>
-            </w:pPr>
-            <w:r/>
-            <w:r>
-              <w:rPr>
-                <w:rFonts w:ascii="Cambria" w:hAnsi="Cambria"/>
-                <w:b w:val="0"/>
-                <w:i w:val="0"/>
-                <w:sz w:val="17"/>
-              </w:rPr>
-              <w:t>Preamble</w:t>
-            </w:r>
-          </w:p>
-        </w:tc>
-        <w:tc>
-          <w:tcPr>
-            <w:tcW w:type="dxa" w:w="4819"/>
-          </w:tcPr>
-          <w:p>
-            <w:pPr>
-              <w:spacing w:after="40" w:before="40"/>
-            </w:pPr>
-            <w:r/>
-            <w:r>
-              <w:rPr>
-                <w:rFonts w:ascii="Cambria" w:hAnsi="Cambria"/>
-                <w:b w:val="0"/>
-                <w:i w:val="0"/>
-                <w:sz w:val="17"/>
-              </w:rPr>
-              <w:t>Client's full registered legal name, Commercial Register number, Tax Card number, registered address</w:t>
-            </w:r>
-          </w:p>
-        </w:tc>
-      </w:tr>
-      <w:tr>
-        <w:tc>
-          <w:tcPr>
-            <w:tcW w:type="dxa" w:w="4819"/>
-            <w:shd w:val="clear" w:color="auto" w:fill="F2F5F8"/>
-          </w:tcPr>
-          <w:p>
-            <w:pPr>
-              <w:spacing w:after="40" w:before="40"/>
-            </w:pPr>
-            <w:r/>
-            <w:r>
-              <w:rPr>
-                <w:rFonts w:ascii="Cambria" w:hAnsi="Cambria"/>
-                <w:b w:val="0"/>
-                <w:i w:val="0"/>
-                <w:sz w:val="17"/>
-              </w:rPr>
-              <w:t>Preamble</w:t>
-            </w:r>
-          </w:p>
-        </w:tc>
-        <w:tc>
-          <w:tcPr>
-            <w:tcW w:type="dxa" w:w="4819"/>
-            <w:shd w:val="clear" w:color="auto" w:fill="F2F5F8"/>
-          </w:tcPr>
-          <w:p>
-            <w:pPr>
-              <w:spacing w:after="40" w:before="40"/>
-            </w:pPr>
-            <w:r/>
-            <w:r>
-              <w:rPr>
-                <w:rFonts w:ascii="Cambria" w:hAnsi="Cambria"/>
-                <w:b w:val="0"/>
-                <w:i w:val="0"/>
-                <w:sz w:val="17"/>
-              </w:rPr>
-              <w:t>Consultant's National ID / Tax Registration number and address</w:t>
-            </w:r>
-          </w:p>
-        </w:tc>
-      </w:tr>
-      <w:tr>
-        <w:tc>
-          <w:tcPr>
-            <w:tcW w:type="dxa" w:w="4819"/>
-          </w:tcPr>
-          <w:p>
-            <w:pPr>
-              <w:spacing w:after="40" w:before="40"/>
-            </w:pPr>
-            <w:r/>
-            <w:r>
-              <w:rPr>
-                <w:rFonts w:ascii="Cambria" w:hAnsi="Cambria"/>
-                <w:b w:val="0"/>
-                <w:i w:val="0"/>
-                <w:sz w:val="17"/>
-              </w:rPr>
-              <w:t>Clause 4.5</w:t>
-            </w:r>
-          </w:p>
-        </w:tc>
-        <w:tc>
-          <w:tcPr>
-            <w:tcW w:type="dxa" w:w="4819"/>
-          </w:tcPr>
-          <w:p>
-            <w:pPr>
-              <w:spacing w:after="40" w:before="40"/>
-            </w:pPr>
-            <w:r/>
-            <w:r>
-              <w:rPr>
-                <w:rFonts w:ascii="Cambria" w:hAnsi="Cambria"/>
-                <w:b w:val="0"/>
-                <w:i w:val="0"/>
-                <w:sz w:val="17"/>
-              </w:rPr>
-              <w:t>Client's nominated point of contact — name, title, email, mobile</w:t>
-            </w:r>
-          </w:p>
-        </w:tc>
-      </w:tr>
-      <w:tr>
-        <w:tc>
-          <w:tcPr>
-            <w:tcW w:type="dxa" w:w="4819"/>
-            <w:shd w:val="clear" w:color="auto" w:fill="F2F5F8"/>
-          </w:tcPr>
-          <w:p>
-            <w:pPr>
-              <w:spacing w:after="40" w:before="40"/>
-            </w:pPr>
-            <w:r/>
-            <w:r>
-              <w:rPr>
-                <w:rFonts w:ascii="Cambria" w:hAnsi="Cambria"/>
-                <w:b w:val="0"/>
-                <w:i w:val="0"/>
-                <w:sz w:val="17"/>
-              </w:rPr>
-              <w:t>Clause 3.5</w:t>
-            </w:r>
-          </w:p>
-        </w:tc>
-        <w:tc>
-          <w:tcPr>
-            <w:tcW w:type="dxa" w:w="4819"/>
-            <w:shd w:val="clear" w:color="auto" w:fill="F2F5F8"/>
-          </w:tcPr>
-          <w:p>
-            <w:pPr>
-              <w:spacing w:after="40" w:before="40"/>
-            </w:pPr>
-            <w:r/>
-            <w:r>
-              <w:rPr>
-                <w:rFonts w:ascii="Cambria" w:hAnsi="Cambria"/>
-                <w:b w:val="0"/>
-                <w:i w:val="0"/>
-                <w:sz w:val="17"/>
-              </w:rPr>
-              <w:t>Hourly rate for out-of-scope revisions</w:t>
-            </w:r>
-          </w:p>
-        </w:tc>
-      </w:tr>
-      <w:tr>
-        <w:tc>
-          <w:tcPr>
-            <w:tcW w:type="dxa" w:w="4819"/>
-          </w:tcPr>
-          <w:p>
-            <w:pPr>
-              <w:spacing w:after="40" w:before="40"/>
-            </w:pPr>
-            <w:r/>
-            <w:r>
-              <w:rPr>
-                <w:rFonts w:ascii="Cambria" w:hAnsi="Cambria"/>
-                <w:b w:val="0"/>
-                <w:i w:val="0"/>
-                <w:sz w:val="17"/>
-              </w:rPr>
-              <w:t>Schedule 2.4</w:t>
-            </w:r>
-          </w:p>
-        </w:tc>
-        <w:tc>
-          <w:tcPr>
-            <w:tcW w:type="dxa" w:w="4819"/>
-          </w:tcPr>
-          <w:p>
-            <w:pPr>
-              <w:spacing w:after="40" w:before="40"/>
-            </w:pPr>
-            <w:r/>
-            <w:r>
-              <w:rPr>
-                <w:rFonts w:ascii="Cambria" w:hAnsi="Cambria"/>
-                <w:b w:val="0"/>
-                <w:i w:val="0"/>
-                <w:sz w:val="17"/>
-              </w:rPr>
-              <w:t>Consultant's bank account details</w:t>
-            </w:r>
-          </w:p>
-        </w:tc>
-      </w:tr>
-      <w:tr>
-        <w:tc>
-          <w:tcPr>
-            <w:tcW w:type="dxa" w:w="4819"/>
-            <w:shd w:val="clear" w:color="auto" w:fill="F2F5F8"/>
-          </w:tcPr>
-          <w:p>
-            <w:pPr>
-              <w:spacing w:after="40" w:before="40"/>
-            </w:pPr>
-            <w:r/>
-            <w:r>
-              <w:rPr>
-                <w:rFonts w:ascii="Cambria" w:hAnsi="Cambria"/>
-                <w:b w:val="0"/>
-                <w:i w:val="0"/>
-                <w:sz w:val="17"/>
-              </w:rPr>
-              <w:t>Clause 19</w:t>
-            </w:r>
-          </w:p>
-        </w:tc>
-        <w:tc>
-          <w:tcPr>
-            <w:tcW w:type="dxa" w:w="4819"/>
-            <w:shd w:val="clear" w:color="auto" w:fill="F2F5F8"/>
-          </w:tcPr>
-          <w:p>
-            <w:pPr>
-              <w:spacing w:after="40" w:before="40"/>
-            </w:pPr>
-            <w:r/>
-            <w:r>
-              <w:rPr>
-                <w:rFonts w:ascii="Cambria" w:hAnsi="Cambria"/>
-                <w:b w:val="0"/>
-                <w:i w:val="0"/>
-                <w:sz w:val="17"/>
-              </w:rPr>
-              <w:t>Signature date, signatory names and titles</w:t>
-            </w:r>
-          </w:p>
-        </w:tc>
-      </w:tr>
-    </w:tbl>
-    <w:p>
-      <w:pPr>
-        <w:spacing w:after="40"/>
-      </w:pPr>
-    </w:p>
-    <w:p>
-      <w:pPr>
-        <w:keepNext/>
-        <w:spacing w:before="240" w:after="80"/>
-      </w:pPr>
-      <w:r>
-        <w:rPr>
-          <w:rFonts w:ascii="Calibri" w:hAnsi="Calibri"/>
-          <w:b/>
-          <w:i w:val="0"/>
-          <w:color w:val="1C4A73"/>
-          <w:sz w:val="23"/>
-        </w:rPr>
-        <w:t>4.2 Commercial points to confirm</w:t>
-      </w:r>
-    </w:p>
-    <w:tbl>
-      <w:tblPr>
-        <w:tblStyle w:val="TableGrid"/>
-        <w:tblW w:type="auto" w:w="0"/>
-        <w:jc w:val="center"/>
-        <w:tblLayout w:type="autofit"/>
-        <w:tblLook w:firstColumn="1" w:firstRow="1" w:lastColumn="0" w:lastRow="0" w:noHBand="0" w:noVBand="1" w:val="04A0"/>
-      </w:tblPr>
-      <w:tblGrid>
-        <w:gridCol w:w="2409"/>
-        <w:gridCol w:w="2409"/>
-        <w:gridCol w:w="2409"/>
-        <w:gridCol w:w="2409"/>
-      </w:tblGrid>
-      <w:tr>
-        <w:trPr>
-          <w:tblHeader w:val="true"/>
-        </w:trPr>
-        <w:tc>
-          <w:tcPr>
-            <w:tcW w:type="dxa" w:w="2409"/>
-            <w:shd w:val="clear" w:color="auto" w:fill="0F2C4A"/>
-          </w:tcPr>
-          <w:p>
-            <w:pPr>
-              <w:spacing w:after="40" w:before="40"/>
-            </w:pPr>
-            <w:r/>
-            <w:r>
-              <w:rPr>
-                <w:rFonts w:ascii="Calibri" w:hAnsi="Calibri"/>
-                <w:b/>
-                <w:i w:val="0"/>
-                <w:color w:val="FFFFFF"/>
-                <w:sz w:val="17"/>
-              </w:rPr>
-              <w:t>#</w:t>
-            </w:r>
-          </w:p>
-        </w:tc>
-        <w:tc>
-          <w:tcPr>
-            <w:tcW w:type="dxa" w:w="2409"/>
-            <w:shd w:val="clear" w:color="auto" w:fill="0F2C4A"/>
-          </w:tcPr>
-          <w:p>
-            <w:pPr>
-              <w:spacing w:after="40" w:before="40"/>
-            </w:pPr>
-            <w:r/>
-            <w:r>
-              <w:rPr>
-                <w:rFonts w:ascii="Calibri" w:hAnsi="Calibri"/>
-                <w:b/>
-                <w:i w:val="0"/>
-                <w:color w:val="FFFFFF"/>
-                <w:sz w:val="17"/>
-              </w:rPr>
-              <w:t>Point</w:t>
-            </w:r>
-          </w:p>
-        </w:tc>
-        <w:tc>
-          <w:tcPr>
-            <w:tcW w:type="dxa" w:w="2409"/>
-            <w:shd w:val="clear" w:color="auto" w:fill="0F2C4A"/>
-          </w:tcPr>
-          <w:p>
-            <w:pPr>
-              <w:spacing w:after="40" w:before="40"/>
-            </w:pPr>
-            <w:r/>
-            <w:r>
-              <w:rPr>
-                <w:rFonts w:ascii="Calibri" w:hAnsi="Calibri"/>
-                <w:b/>
-                <w:i w:val="0"/>
-                <w:color w:val="FFFFFF"/>
-                <w:sz w:val="17"/>
-              </w:rPr>
-              <w:t>Position drafted</w:t>
-            </w:r>
-          </w:p>
-        </w:tc>
-        <w:tc>
-          <w:tcPr>
-            <w:tcW w:type="dxa" w:w="2409"/>
-            <w:shd w:val="clear" w:color="auto" w:fill="0F2C4A"/>
-          </w:tcPr>
-          <w:p>
-            <w:pPr>
-              <w:spacing w:after="40" w:before="40"/>
-            </w:pPr>
-            <w:r/>
-            <w:r>
-              <w:rPr>
-                <w:rFonts w:ascii="Calibri" w:hAnsi="Calibri"/>
-                <w:b/>
-                <w:i w:val="0"/>
-                <w:color w:val="FFFFFF"/>
-                <w:sz w:val="17"/>
-              </w:rPr>
-              <w:t>To confirm</w:t>
-            </w:r>
-          </w:p>
-        </w:tc>
-      </w:tr>
-      <w:tr>
-        <w:tc>
-          <w:tcPr>
-            <w:tcW w:type="dxa" w:w="2409"/>
-          </w:tcPr>
-          <w:p>
-            <w:pPr>
-              <w:spacing w:after="40" w:before="40"/>
-            </w:pPr>
-            <w:r/>
-            <w:r>
-              <w:rPr>
-                <w:rFonts w:ascii="Cambria" w:hAnsi="Cambria"/>
-                <w:b w:val="0"/>
-                <w:i w:val="0"/>
-                <w:sz w:val="17"/>
-              </w:rPr>
-              <w:t>1</w:t>
-            </w:r>
-          </w:p>
-        </w:tc>
-        <w:tc>
-          <w:tcPr>
-            <w:tcW w:type="dxa" w:w="2409"/>
-          </w:tcPr>
-          <w:p>
-            <w:pPr>
-              <w:spacing w:after="40" w:before="40"/>
-            </w:pPr>
-            <w:r/>
-            <w:r>
-              <w:rPr>
-                <w:rFonts w:ascii="Cambria" w:hAnsi="Cambria"/>
-                <w:b w:val="0"/>
-                <w:i w:val="0"/>
-                <w:sz w:val="17"/>
-              </w:rPr>
-              <w:t>Target round size and instrument</w:t>
-            </w:r>
-          </w:p>
-        </w:tc>
-        <w:tc>
-          <w:tcPr>
-            <w:tcW w:type="dxa" w:w="2409"/>
-          </w:tcPr>
-          <w:p>
-            <w:pPr>
-              <w:spacing w:after="40" w:before="40"/>
-            </w:pPr>
-            <w:r/>
-            <w:r>
-              <w:rPr>
-                <w:rFonts w:ascii="Cambria" w:hAnsi="Cambria"/>
-                <w:b w:val="0"/>
-                <w:i w:val="0"/>
-                <w:sz w:val="17"/>
-              </w:rPr>
-              <w:t>Not yet fixed — to be set in W1 and the Phase 2 strategy</w:t>
-            </w:r>
-          </w:p>
-        </w:tc>
-        <w:tc>
-          <w:tcPr>
-            <w:tcW w:type="dxa" w:w="2409"/>
-          </w:tcPr>
-          <w:p>
-            <w:pPr>
-              <w:spacing w:after="40" w:before="40"/>
-            </w:pPr>
-            <w:r/>
-            <w:r>
-              <w:rPr>
-                <w:rFonts w:ascii="Cambria" w:hAnsi="Cambria"/>
-                <w:b w:val="0"/>
-                <w:i w:val="0"/>
-                <w:sz w:val="17"/>
-              </w:rPr>
-              <w:t>Btakka's target raise and preferred instrument</w:t>
-            </w:r>
-          </w:p>
-        </w:tc>
-      </w:tr>
-      <w:tr>
-        <w:tc>
-          <w:tcPr>
-            <w:tcW w:type="dxa" w:w="2409"/>
-            <w:shd w:val="clear" w:color="auto" w:fill="F2F5F8"/>
-          </w:tcPr>
-          <w:p>
-            <w:pPr>
-              <w:spacing w:after="40" w:before="40"/>
-            </w:pPr>
-            <w:r/>
-            <w:r>
-              <w:rPr>
-                <w:rFonts w:ascii="Cambria" w:hAnsi="Cambria"/>
-                <w:b w:val="0"/>
-                <w:i w:val="0"/>
-                <w:sz w:val="17"/>
-              </w:rPr>
-              <w:t>2</w:t>
-            </w:r>
-          </w:p>
-        </w:tc>
-        <w:tc>
-          <w:tcPr>
-            <w:tcW w:type="dxa" w:w="2409"/>
-            <w:shd w:val="clear" w:color="auto" w:fill="F2F5F8"/>
-          </w:tcPr>
-          <w:p>
-            <w:pPr>
-              <w:spacing w:after="40" w:before="40"/>
-            </w:pPr>
-            <w:r/>
-            <w:r>
-              <w:rPr>
-                <w:rFonts w:ascii="Cambria" w:hAnsi="Cambria"/>
-                <w:b w:val="0"/>
-                <w:i w:val="0"/>
-                <w:sz w:val="17"/>
-              </w:rPr>
-              <w:t>Grants, soft funding and debt</w:t>
-            </w:r>
-          </w:p>
-        </w:tc>
-        <w:tc>
-          <w:tcPr>
-            <w:tcW w:type="dxa" w:w="2409"/>
-            <w:shd w:val="clear" w:color="auto" w:fill="F2F5F8"/>
-          </w:tcPr>
-          <w:p>
-            <w:pPr>
-              <w:spacing w:after="40" w:before="40"/>
-            </w:pPr>
-            <w:r/>
-            <w:r>
-              <w:rPr>
-                <w:rFonts w:ascii="Cambria" w:hAnsi="Cambria"/>
-                <w:b w:val="0"/>
-                <w:i w:val="0"/>
-                <w:sz w:val="17"/>
-              </w:rPr>
-              <w:t>Excluded from the Success Fee base (Clause 1.1, Schedule 2.2)</w:t>
-            </w:r>
-          </w:p>
-        </w:tc>
-        <w:tc>
-          <w:tcPr>
-            <w:tcW w:type="dxa" w:w="2409"/>
-            <w:shd w:val="clear" w:color="auto" w:fill="F2F5F8"/>
-          </w:tcPr>
-          <w:p>
-            <w:pPr>
-              <w:spacing w:after="40" w:before="40"/>
-            </w:pPr>
-            <w:r/>
-            <w:r>
-              <w:rPr>
-                <w:rFonts w:ascii="Cambria" w:hAnsi="Cambria"/>
-                <w:b w:val="0"/>
-                <w:i w:val="0"/>
-                <w:sz w:val="17"/>
-              </w:rPr>
-              <w:t>Whether Btakka intends to pursue grants or non-dilutive funding, and whether these should be brought into scope at a separate rate</w:t>
-            </w:r>
-          </w:p>
-        </w:tc>
-      </w:tr>
-      <w:tr>
-        <w:tc>
-          <w:tcPr>
-            <w:tcW w:type="dxa" w:w="2409"/>
-          </w:tcPr>
-          <w:p>
-            <w:pPr>
-              <w:spacing w:after="40" w:before="40"/>
-            </w:pPr>
-            <w:r/>
-            <w:r>
-              <w:rPr>
-                <w:rFonts w:ascii="Cambria" w:hAnsi="Cambria"/>
-                <w:b w:val="0"/>
-                <w:i w:val="0"/>
-                <w:sz w:val="17"/>
-              </w:rPr>
-              <w:t>3</w:t>
-            </w:r>
-          </w:p>
-        </w:tc>
-        <w:tc>
-          <w:tcPr>
-            <w:tcW w:type="dxa" w:w="2409"/>
-          </w:tcPr>
-          <w:p>
-            <w:pPr>
-              <w:spacing w:after="40" w:before="40"/>
-            </w:pPr>
-            <w:r/>
-            <w:r>
-              <w:rPr>
-                <w:rFonts w:ascii="Cambria" w:hAnsi="Cambria"/>
-                <w:b w:val="0"/>
-                <w:i w:val="0"/>
-                <w:sz w:val="17"/>
-              </w:rPr>
-              <w:t>Dispute resolution forum</w:t>
-            </w:r>
-          </w:p>
-        </w:tc>
-        <w:tc>
-          <w:tcPr>
-            <w:tcW w:type="dxa" w:w="2409"/>
-          </w:tcPr>
-          <w:p>
-            <w:pPr>
-              <w:spacing w:after="40" w:before="40"/>
-            </w:pPr>
-            <w:r/>
-            <w:r>
-              <w:rPr>
-                <w:rFonts w:ascii="Cambria" w:hAnsi="Cambria"/>
-                <w:b w:val="0"/>
-                <w:i w:val="0"/>
-                <w:sz w:val="17"/>
-              </w:rPr>
-              <w:t>Cairo Economic Courts (Clause 18.3)</w:t>
-            </w:r>
-          </w:p>
-        </w:tc>
-        <w:tc>
-          <w:tcPr>
-            <w:tcW w:type="dxa" w:w="2409"/>
-          </w:tcPr>
-          <w:p>
-            <w:pPr>
-              <w:spacing w:after="40" w:before="40"/>
-            </w:pPr>
-            <w:r/>
-            <w:r>
-              <w:rPr>
-                <w:rFonts w:ascii="Cambria" w:hAnsi="Cambria"/>
-                <w:b w:val="0"/>
-                <w:i w:val="0"/>
-                <w:sz w:val="17"/>
-              </w:rPr>
-              <w:t>Whether the Parties prefer CRCICA arbitration instead</w:t>
-            </w:r>
-          </w:p>
-        </w:tc>
-      </w:tr>
-      <w:tr>
-        <w:tc>
-          <w:tcPr>
-            <w:tcW w:type="dxa" w:w="2409"/>
-            <w:shd w:val="clear" w:color="auto" w:fill="F2F5F8"/>
-          </w:tcPr>
-          <w:p>
-            <w:pPr>
-              <w:spacing w:after="40" w:before="40"/>
-            </w:pPr>
-            <w:r/>
-            <w:r>
-              <w:rPr>
-                <w:rFonts w:ascii="Cambria" w:hAnsi="Cambria"/>
-                <w:b w:val="0"/>
-                <w:i w:val="0"/>
-                <w:sz w:val="17"/>
-              </w:rPr>
-              <w:t>4</w:t>
-            </w:r>
-          </w:p>
-        </w:tc>
-        <w:tc>
-          <w:tcPr>
-            <w:tcW w:type="dxa" w:w="2409"/>
-            <w:shd w:val="clear" w:color="auto" w:fill="F2F5F8"/>
-          </w:tcPr>
-          <w:p>
-            <w:pPr>
-              <w:spacing w:after="40" w:before="40"/>
-            </w:pPr>
-            <w:r/>
-            <w:r>
-              <w:rPr>
-                <w:rFonts w:ascii="Cambria" w:hAnsi="Cambria"/>
-                <w:b w:val="0"/>
-                <w:i w:val="0"/>
-                <w:sz w:val="17"/>
-              </w:rPr>
-              <w:t>Arabic version</w:t>
-            </w:r>
-          </w:p>
-        </w:tc>
-        <w:tc>
-          <w:tcPr>
-            <w:tcW w:type="dxa" w:w="2409"/>
-            <w:shd w:val="clear" w:color="auto" w:fill="F2F5F8"/>
-          </w:tcPr>
-          <w:p>
-            <w:pPr>
-              <w:spacing w:after="40" w:before="40"/>
-            </w:pPr>
-            <w:r/>
-            <w:r>
-              <w:rPr>
-                <w:rFonts w:ascii="Cambria" w:hAnsi="Cambria"/>
-                <w:b w:val="0"/>
-                <w:i w:val="0"/>
-                <w:sz w:val="17"/>
-              </w:rPr>
-              <w:t>English governs (Clause 17.9)</w:t>
-            </w:r>
-          </w:p>
-        </w:tc>
-        <w:tc>
-          <w:tcPr>
-            <w:tcW w:type="dxa" w:w="2409"/>
-            <w:shd w:val="clear" w:color="auto" w:fill="F2F5F8"/>
-          </w:tcPr>
-          <w:p>
-            <w:pPr>
-              <w:spacing w:after="40" w:before="40"/>
-            </w:pPr>
-            <w:r/>
-            <w:r>
-              <w:rPr>
-                <w:rFonts w:ascii="Cambria" w:hAnsi="Cambria"/>
-                <w:b w:val="0"/>
-                <w:i w:val="0"/>
-                <w:sz w:val="17"/>
-              </w:rPr>
-              <w:t>Whether a bilingual execution copy is required, and which language prevails</w:t>
-            </w:r>
-          </w:p>
-        </w:tc>
-      </w:tr>
-      <w:tr>
-        <w:tc>
-          <w:tcPr>
-            <w:tcW w:type="dxa" w:w="2409"/>
-          </w:tcPr>
-          <w:p>
-            <w:pPr>
-              <w:spacing w:after="40" w:before="40"/>
-            </w:pPr>
-            <w:r/>
-            <w:r>
-              <w:rPr>
-                <w:rFonts w:ascii="Cambria" w:hAnsi="Cambria"/>
-                <w:b w:val="0"/>
-                <w:i w:val="0"/>
-                <w:sz w:val="17"/>
-              </w:rPr>
-              <w:t>5</w:t>
-            </w:r>
-          </w:p>
-        </w:tc>
-        <w:tc>
-          <w:tcPr>
-            <w:tcW w:type="dxa" w:w="2409"/>
-          </w:tcPr>
-          <w:p>
-            <w:pPr>
-              <w:spacing w:after="40" w:before="40"/>
-            </w:pPr>
-            <w:r/>
-            <w:r>
-              <w:rPr>
-                <w:rFonts w:ascii="Cambria" w:hAnsi="Cambria"/>
-                <w:b w:val="0"/>
-                <w:i w:val="0"/>
-                <w:sz w:val="17"/>
-              </w:rPr>
-              <w:t>Regulatory treatment</w:t>
-            </w:r>
-          </w:p>
-        </w:tc>
-        <w:tc>
-          <w:tcPr>
-            <w:tcW w:type="dxa" w:w="2409"/>
-          </w:tcPr>
-          <w:p>
-            <w:pPr>
-              <w:spacing w:after="40" w:before="40"/>
-            </w:pPr>
-            <w:r/>
-            <w:r>
-              <w:rPr>
-                <w:rFonts w:ascii="Cambria" w:hAnsi="Cambria"/>
-                <w:b w:val="0"/>
-                <w:i w:val="0"/>
-                <w:sz w:val="17"/>
-              </w:rPr>
-              <w:t>Clause 12.3 — advisory fee, not placement</w:t>
-            </w:r>
-          </w:p>
-        </w:tc>
-        <w:tc>
-          <w:tcPr>
-            <w:tcW w:type="dxa" w:w="2409"/>
-          </w:tcPr>
-          <w:p>
-            <w:pPr>
-              <w:spacing w:after="40" w:before="40"/>
-            </w:pPr>
-            <w:r/>
-            <w:r>
-              <w:rPr>
-                <w:rFonts w:ascii="Cambria" w:hAnsi="Cambria"/>
-                <w:b w:val="0"/>
-                <w:i w:val="0"/>
-                <w:sz w:val="17"/>
-              </w:rPr>
-              <w:t>Each Party to take independent Egyptian legal advice on the treatment of a success-based fee under Financial Regulatory Authority rules</w:t>
-            </w:r>
-          </w:p>
-        </w:tc>
-      </w:tr>
-      <w:tr>
-        <w:tc>
-          <w:tcPr>
-            <w:tcW w:type="dxa" w:w="2409"/>
-            <w:shd w:val="clear" w:color="auto" w:fill="F2F5F8"/>
-          </w:tcPr>
-          <w:p>
-            <w:pPr>
-              <w:spacing w:after="40" w:before="40"/>
-            </w:pPr>
-            <w:r/>
-            <w:r>
-              <w:rPr>
-                <w:rFonts w:ascii="Cambria" w:hAnsi="Cambria"/>
-                <w:b w:val="0"/>
-                <w:i w:val="0"/>
-                <w:sz w:val="17"/>
-              </w:rPr>
-              <w:t>6</w:t>
-            </w:r>
-          </w:p>
-        </w:tc>
-        <w:tc>
-          <w:tcPr>
-            <w:tcW w:type="dxa" w:w="2409"/>
-            <w:shd w:val="clear" w:color="auto" w:fill="F2F5F8"/>
-          </w:tcPr>
-          <w:p>
-            <w:pPr>
-              <w:spacing w:after="40" w:before="40"/>
-            </w:pPr>
-            <w:r/>
-            <w:r>
-              <w:rPr>
-                <w:rFonts w:ascii="Cambria" w:hAnsi="Cambria"/>
-                <w:b w:val="0"/>
-                <w:i w:val="0"/>
-                <w:sz w:val="17"/>
-              </w:rPr>
-              <w:t>Phase 2 exclusivity</w:t>
-            </w:r>
-          </w:p>
-        </w:tc>
-        <w:tc>
-          <w:tcPr>
-            <w:tcW w:type="dxa" w:w="2409"/>
-            <w:shd w:val="clear" w:color="auto" w:fill="F2F5F8"/>
-          </w:tcPr>
-          <w:p>
-            <w:pPr>
-              <w:spacing w:after="40" w:before="40"/>
-            </w:pPr>
-            <w:r/>
-            <w:r>
-              <w:rPr>
-                <w:rFonts w:ascii="Cambria" w:hAnsi="Cambria"/>
-                <w:b w:val="0"/>
-                <w:i w:val="0"/>
-                <w:sz w:val="17"/>
-              </w:rPr>
-              <w:t>Consultant has exclusivity on process management; Btakka's own direct fundraising is permitted (Clause 2.5)</w:t>
-            </w:r>
-          </w:p>
-        </w:tc>
-        <w:tc>
-          <w:tcPr>
-            <w:tcW w:type="dxa" w:w="2409"/>
-            <w:shd w:val="clear" w:color="auto" w:fill="F2F5F8"/>
-          </w:tcPr>
-          <w:p>
-            <w:pPr>
-              <w:spacing w:after="40" w:before="40"/>
-            </w:pPr>
-            <w:r/>
-            <w:r>
-              <w:rPr>
-                <w:rFonts w:ascii="Cambria" w:hAnsi="Cambria"/>
-                <w:b w:val="0"/>
-                <w:i w:val="0"/>
-                <w:sz w:val="17"/>
-              </w:rPr>
-              <w:t>Confirm this is acceptable to Btakka</w:t>
-            </w:r>
-          </w:p>
-        </w:tc>
-      </w:tr>
-      <w:tr>
-        <w:tc>
-          <w:tcPr>
-            <w:tcW w:type="dxa" w:w="2409"/>
-          </w:tcPr>
-          <w:p>
-            <w:pPr>
-              <w:spacing w:after="40" w:before="40"/>
-            </w:pPr>
-            <w:r/>
-            <w:r>
-              <w:rPr>
-                <w:rFonts w:ascii="Cambria" w:hAnsi="Cambria"/>
-                <w:b w:val="0"/>
-                <w:i w:val="0"/>
-                <w:sz w:val="17"/>
-              </w:rPr>
-              <w:t>7</w:t>
-            </w:r>
-          </w:p>
-        </w:tc>
-        <w:tc>
-          <w:tcPr>
-            <w:tcW w:type="dxa" w:w="2409"/>
-          </w:tcPr>
-          <w:p>
-            <w:pPr>
-              <w:spacing w:after="40" w:before="40"/>
-            </w:pPr>
-            <w:r/>
-            <w:r>
-              <w:rPr>
-                <w:rFonts w:ascii="Cambria" w:hAnsi="Cambria"/>
-                <w:b w:val="0"/>
-                <w:i w:val="0"/>
-                <w:sz w:val="17"/>
-              </w:rPr>
-              <w:t>Data room platform</w:t>
-            </w:r>
-          </w:p>
-        </w:tc>
-        <w:tc>
-          <w:tcPr>
-            <w:tcW w:type="dxa" w:w="2409"/>
-          </w:tcPr>
-          <w:p>
-            <w:pPr>
-              <w:spacing w:after="40" w:before="40"/>
-            </w:pPr>
-            <w:r/>
-            <w:r>
-              <w:rPr>
-                <w:rFonts w:ascii="Cambria" w:hAnsi="Cambria"/>
-                <w:b w:val="0"/>
-                <w:i w:val="0"/>
-                <w:sz w:val="17"/>
-              </w:rPr>
-              <w:t>Not specified</w:t>
-            </w:r>
-          </w:p>
-        </w:tc>
-        <w:tc>
-          <w:tcPr>
-            <w:tcW w:type="dxa" w:w="2409"/>
-          </w:tcPr>
-          <w:p>
-            <w:pPr>
-              <w:spacing w:after="40" w:before="40"/>
-            </w:pPr>
-            <w:r/>
-            <w:r>
-              <w:rPr>
-                <w:rFonts w:ascii="Cambria" w:hAnsi="Cambria"/>
-                <w:b w:val="0"/>
-                <w:i w:val="0"/>
-                <w:sz w:val="17"/>
-              </w:rPr>
-              <w:t>Which platform will be used, and who pays for it (Clause 6.7)</w:t>
-            </w:r>
-          </w:p>
-        </w:tc>
-      </w:tr>
-    </w:tbl>
-    <w:p>
-      <w:pPr>
-        <w:spacing w:after="40"/>
-      </w:pPr>
     </w:p>
     <w:p>
       <w:pPr>

--- a/proposals/Btakka_Consulting_Agreement.docx
+++ b/proposals/Btakka_Consulting_Agreement.docx
@@ -319,6 +319,676 @@
           <w:bottom w:val="single" w:sz="6" w:space="0" w:color="C2CCD6"/>
         </w:pBdr>
       </w:pPr>
+    </w:p>
+    <w:p>
+      <w:r>
+        <w:br w:type="page"/>
+      </w:r>
+    </w:p>
+    <w:p>
+      <w:pPr>
+        <w:spacing w:before="0" w:after="80" w:line="240" w:lineRule="auto"/>
+        <w:jc w:val="left"/>
+      </w:pPr>
+      <w:r>
+        <w:rPr>
+          <w:rFonts w:ascii="Calibri" w:hAnsi="Calibri" w:eastAsia="Calibri"/>
+          <w:b/>
+          <w:i w:val="0"/>
+          <w:color w:val="8A6115"/>
+          <w:sz w:val="18"/>
+          <w:spacing w:val="28"/>
+        </w:rPr>
+        <w:t>C O N T E N T S</w:t>
+      </w:r>
+    </w:p>
+    <w:p>
+      <w:pPr>
+        <w:spacing w:before="40" w:after="320" w:line="240" w:lineRule="auto"/>
+        <w:jc w:val="center"/>
+        <w:pBdr>
+          <w:bottom w:val="single" w:sz="10" w:space="0" w:color="0F2C4A"/>
+        </w:pBdr>
+      </w:pPr>
+    </w:p>
+    <w:p>
+      <w:pPr>
+        <w:spacing w:before="280" w:after="140" w:line="240" w:lineRule="auto"/>
+        <w:jc w:val="left"/>
+      </w:pPr>
+      <w:r>
+        <w:rPr>
+          <w:rFonts w:ascii="Calibri" w:hAnsi="Calibri" w:eastAsia="Calibri"/>
+          <w:b/>
+          <w:i w:val="0"/>
+          <w:color w:val="8A6115"/>
+          <w:sz w:val="16"/>
+          <w:spacing w:val="24"/>
+        </w:rPr>
+        <w:t>C L A U S E S</w:t>
+      </w:r>
+    </w:p>
+    <w:p>
+      <w:pPr>
+        <w:spacing w:before="0" w:after="100" w:line="240" w:lineRule="auto"/>
+        <w:ind w:left="850" w:hanging="850"/>
+      </w:pPr>
+      <w:r>
+        <w:rPr>
+          <w:rFonts w:ascii="Calibri" w:hAnsi="Calibri" w:eastAsia="Calibri"/>
+          <w:b w:val="0"/>
+          <w:i w:val="0"/>
+          <w:color w:val="555F6B"/>
+          <w:sz w:val="20"/>
+        </w:rPr>
+        <w:t xml:space="preserve">1.    </w:t>
+      </w:r>
+      <w:r>
+        <w:rPr>
+          <w:rFonts w:ascii="Cambria" w:hAnsi="Cambria" w:eastAsia="Cambria"/>
+          <w:b w:val="0"/>
+          <w:i w:val="0"/>
+          <w:color w:val="0F2C4A"/>
+          <w:sz w:val="21"/>
+        </w:rPr>
+        <w:t>Definitions and Interpretation</w:t>
+      </w:r>
+    </w:p>
+    <w:p>
+      <w:pPr>
+        <w:spacing w:before="0" w:after="100" w:line="240" w:lineRule="auto"/>
+        <w:ind w:left="850" w:hanging="850"/>
+      </w:pPr>
+      <w:r>
+        <w:rPr>
+          <w:rFonts w:ascii="Calibri" w:hAnsi="Calibri" w:eastAsia="Calibri"/>
+          <w:b w:val="0"/>
+          <w:i w:val="0"/>
+          <w:color w:val="555F6B"/>
+          <w:sz w:val="20"/>
+        </w:rPr>
+        <w:t xml:space="preserve">2.    </w:t>
+      </w:r>
+      <w:r>
+        <w:rPr>
+          <w:rFonts w:ascii="Cambria" w:hAnsi="Cambria" w:eastAsia="Cambria"/>
+          <w:b w:val="0"/>
+          <w:i w:val="0"/>
+          <w:color w:val="0F2C4A"/>
+          <w:sz w:val="21"/>
+        </w:rPr>
+        <w:t>Appointment and Term</w:t>
+      </w:r>
+    </w:p>
+    <w:p>
+      <w:pPr>
+        <w:spacing w:before="0" w:after="100" w:line="240" w:lineRule="auto"/>
+        <w:ind w:left="850" w:hanging="850"/>
+      </w:pPr>
+      <w:r>
+        <w:rPr>
+          <w:rFonts w:ascii="Calibri" w:hAnsi="Calibri" w:eastAsia="Calibri"/>
+          <w:b w:val="0"/>
+          <w:i w:val="0"/>
+          <w:color w:val="555F6B"/>
+          <w:sz w:val="20"/>
+        </w:rPr>
+        <w:t xml:space="preserve">3.    </w:t>
+      </w:r>
+      <w:r>
+        <w:rPr>
+          <w:rFonts w:ascii="Cambria" w:hAnsi="Cambria" w:eastAsia="Cambria"/>
+          <w:b w:val="0"/>
+          <w:i w:val="0"/>
+          <w:color w:val="0F2C4A"/>
+          <w:sz w:val="21"/>
+        </w:rPr>
+        <w:t>Services</w:t>
+      </w:r>
+    </w:p>
+    <w:p>
+      <w:pPr>
+        <w:spacing w:before="0" w:after="100" w:line="240" w:lineRule="auto"/>
+        <w:ind w:left="850" w:hanging="850"/>
+      </w:pPr>
+      <w:r>
+        <w:rPr>
+          <w:rFonts w:ascii="Calibri" w:hAnsi="Calibri" w:eastAsia="Calibri"/>
+          <w:b w:val="0"/>
+          <w:i w:val="0"/>
+          <w:color w:val="555F6B"/>
+          <w:sz w:val="20"/>
+        </w:rPr>
+        <w:t xml:space="preserve">4.    </w:t>
+      </w:r>
+      <w:r>
+        <w:rPr>
+          <w:rFonts w:ascii="Cambria" w:hAnsi="Cambria" w:eastAsia="Cambria"/>
+          <w:b w:val="0"/>
+          <w:i w:val="0"/>
+          <w:color w:val="0F2C4A"/>
+          <w:sz w:val="21"/>
+        </w:rPr>
+        <w:t>Client Obligations</w:t>
+      </w:r>
+    </w:p>
+    <w:p>
+      <w:pPr>
+        <w:spacing w:before="0" w:after="100" w:line="240" w:lineRule="auto"/>
+        <w:ind w:left="850" w:hanging="850"/>
+      </w:pPr>
+      <w:r>
+        <w:rPr>
+          <w:rFonts w:ascii="Calibri" w:hAnsi="Calibri" w:eastAsia="Calibri"/>
+          <w:b w:val="0"/>
+          <w:i w:val="0"/>
+          <w:color w:val="555F6B"/>
+          <w:sz w:val="20"/>
+        </w:rPr>
+        <w:t xml:space="preserve">5.    </w:t>
+      </w:r>
+      <w:r>
+        <w:rPr>
+          <w:rFonts w:ascii="Cambria" w:hAnsi="Cambria" w:eastAsia="Cambria"/>
+          <w:b w:val="0"/>
+          <w:i w:val="0"/>
+          <w:color w:val="0F2C4A"/>
+          <w:sz w:val="21"/>
+        </w:rPr>
+        <w:t>Investor Introductions, Client Engagement and Attribution</w:t>
+      </w:r>
+    </w:p>
+    <w:p>
+      <w:pPr>
+        <w:spacing w:before="0" w:after="100" w:line="240" w:lineRule="auto"/>
+        <w:ind w:left="850" w:hanging="850"/>
+      </w:pPr>
+      <w:r>
+        <w:rPr>
+          <w:rFonts w:ascii="Calibri" w:hAnsi="Calibri" w:eastAsia="Calibri"/>
+          <w:b w:val="0"/>
+          <w:i w:val="0"/>
+          <w:color w:val="555F6B"/>
+          <w:sz w:val="20"/>
+        </w:rPr>
+        <w:t xml:space="preserve">6.    </w:t>
+      </w:r>
+      <w:r>
+        <w:rPr>
+          <w:rFonts w:ascii="Cambria" w:hAnsi="Cambria" w:eastAsia="Cambria"/>
+          <w:b w:val="0"/>
+          <w:i w:val="0"/>
+          <w:color w:val="0F2C4A"/>
+          <w:sz w:val="21"/>
+        </w:rPr>
+        <w:t>Fees and Payment</w:t>
+      </w:r>
+    </w:p>
+    <w:p>
+      <w:pPr>
+        <w:spacing w:before="0" w:after="100" w:line="240" w:lineRule="auto"/>
+        <w:ind w:left="850" w:hanging="850"/>
+      </w:pPr>
+      <w:r>
+        <w:rPr>
+          <w:rFonts w:ascii="Calibri" w:hAnsi="Calibri" w:eastAsia="Calibri"/>
+          <w:b w:val="0"/>
+          <w:i w:val="0"/>
+          <w:color w:val="555F6B"/>
+          <w:sz w:val="20"/>
+        </w:rPr>
+        <w:t xml:space="preserve">7.    </w:t>
+      </w:r>
+      <w:r>
+        <w:rPr>
+          <w:rFonts w:ascii="Cambria" w:hAnsi="Cambria" w:eastAsia="Cambria"/>
+          <w:b w:val="0"/>
+          <w:i w:val="0"/>
+          <w:color w:val="0F2C4A"/>
+          <w:sz w:val="21"/>
+        </w:rPr>
+        <w:t>Timeline and Delay</w:t>
+      </w:r>
+    </w:p>
+    <w:p>
+      <w:pPr>
+        <w:spacing w:before="0" w:after="100" w:line="240" w:lineRule="auto"/>
+        <w:ind w:left="850" w:hanging="850"/>
+      </w:pPr>
+      <w:r>
+        <w:rPr>
+          <w:rFonts w:ascii="Calibri" w:hAnsi="Calibri" w:eastAsia="Calibri"/>
+          <w:b w:val="0"/>
+          <w:i w:val="0"/>
+          <w:color w:val="555F6B"/>
+          <w:sz w:val="20"/>
+        </w:rPr>
+        <w:t xml:space="preserve">8.    </w:t>
+      </w:r>
+      <w:r>
+        <w:rPr>
+          <w:rFonts w:ascii="Cambria" w:hAnsi="Cambria" w:eastAsia="Cambria"/>
+          <w:b w:val="0"/>
+          <w:i w:val="0"/>
+          <w:color w:val="0F2C4A"/>
+          <w:sz w:val="21"/>
+        </w:rPr>
+        <w:t>Suspension and Termination</w:t>
+      </w:r>
+    </w:p>
+    <w:p>
+      <w:pPr>
+        <w:spacing w:before="0" w:after="100" w:line="240" w:lineRule="auto"/>
+        <w:ind w:left="850" w:hanging="850"/>
+      </w:pPr>
+      <w:r>
+        <w:rPr>
+          <w:rFonts w:ascii="Calibri" w:hAnsi="Calibri" w:eastAsia="Calibri"/>
+          <w:b w:val="0"/>
+          <w:i w:val="0"/>
+          <w:color w:val="555F6B"/>
+          <w:sz w:val="20"/>
+        </w:rPr>
+        <w:t xml:space="preserve">9.    </w:t>
+      </w:r>
+      <w:r>
+        <w:rPr>
+          <w:rFonts w:ascii="Cambria" w:hAnsi="Cambria" w:eastAsia="Cambria"/>
+          <w:b w:val="0"/>
+          <w:i w:val="0"/>
+          <w:color w:val="0F2C4A"/>
+          <w:sz w:val="21"/>
+        </w:rPr>
+        <w:t>Tail Period</w:t>
+      </w:r>
+    </w:p>
+    <w:p>
+      <w:pPr>
+        <w:spacing w:before="0" w:after="100" w:line="240" w:lineRule="auto"/>
+        <w:ind w:left="850" w:hanging="850"/>
+      </w:pPr>
+      <w:r>
+        <w:rPr>
+          <w:rFonts w:ascii="Calibri" w:hAnsi="Calibri" w:eastAsia="Calibri"/>
+          <w:b w:val="0"/>
+          <w:i w:val="0"/>
+          <w:color w:val="555F6B"/>
+          <w:sz w:val="20"/>
+        </w:rPr>
+        <w:t xml:space="preserve">10.   </w:t>
+      </w:r>
+      <w:r>
+        <w:rPr>
+          <w:rFonts w:ascii="Cambria" w:hAnsi="Cambria" w:eastAsia="Cambria"/>
+          <w:b w:val="0"/>
+          <w:i w:val="0"/>
+          <w:color w:val="0F2C4A"/>
+          <w:sz w:val="21"/>
+        </w:rPr>
+        <w:t>Confidentiality</w:t>
+      </w:r>
+    </w:p>
+    <w:p>
+      <w:pPr>
+        <w:spacing w:before="0" w:after="100" w:line="240" w:lineRule="auto"/>
+        <w:ind w:left="850" w:hanging="850"/>
+      </w:pPr>
+      <w:r>
+        <w:rPr>
+          <w:rFonts w:ascii="Calibri" w:hAnsi="Calibri" w:eastAsia="Calibri"/>
+          <w:b w:val="0"/>
+          <w:i w:val="0"/>
+          <w:color w:val="555F6B"/>
+          <w:sz w:val="20"/>
+        </w:rPr>
+        <w:t xml:space="preserve">11.   </w:t>
+      </w:r>
+      <w:r>
+        <w:rPr>
+          <w:rFonts w:ascii="Cambria" w:hAnsi="Cambria" w:eastAsia="Cambria"/>
+          <w:b w:val="0"/>
+          <w:i w:val="0"/>
+          <w:color w:val="0F2C4A"/>
+          <w:sz w:val="21"/>
+        </w:rPr>
+        <w:t>Intellectual Property</w:t>
+      </w:r>
+    </w:p>
+    <w:p>
+      <w:pPr>
+        <w:spacing w:before="0" w:after="100" w:line="240" w:lineRule="auto"/>
+        <w:ind w:left="850" w:hanging="850"/>
+      </w:pPr>
+      <w:r>
+        <w:rPr>
+          <w:rFonts w:ascii="Calibri" w:hAnsi="Calibri" w:eastAsia="Calibri"/>
+          <w:b w:val="0"/>
+          <w:i w:val="0"/>
+          <w:color w:val="555F6B"/>
+          <w:sz w:val="20"/>
+        </w:rPr>
+        <w:t xml:space="preserve">12.   </w:t>
+      </w:r>
+      <w:r>
+        <w:rPr>
+          <w:rFonts w:ascii="Cambria" w:hAnsi="Cambria" w:eastAsia="Cambria"/>
+          <w:b w:val="0"/>
+          <w:i w:val="0"/>
+          <w:color w:val="0F2C4A"/>
+          <w:sz w:val="21"/>
+        </w:rPr>
+        <w:t>No Guarantee of Funding; Nature of the Services</w:t>
+      </w:r>
+    </w:p>
+    <w:p>
+      <w:pPr>
+        <w:spacing w:before="0" w:after="100" w:line="240" w:lineRule="auto"/>
+        <w:ind w:left="850" w:hanging="850"/>
+      </w:pPr>
+      <w:r>
+        <w:rPr>
+          <w:rFonts w:ascii="Calibri" w:hAnsi="Calibri" w:eastAsia="Calibri"/>
+          <w:b w:val="0"/>
+          <w:i w:val="0"/>
+          <w:color w:val="555F6B"/>
+          <w:sz w:val="20"/>
+        </w:rPr>
+        <w:t xml:space="preserve">13.   </w:t>
+      </w:r>
+      <w:r>
+        <w:rPr>
+          <w:rFonts w:ascii="Cambria" w:hAnsi="Cambria" w:eastAsia="Cambria"/>
+          <w:b w:val="0"/>
+          <w:i w:val="0"/>
+          <w:color w:val="0F2C4A"/>
+          <w:sz w:val="21"/>
+        </w:rPr>
+        <w:t>Independent Contractor</w:t>
+      </w:r>
+    </w:p>
+    <w:p>
+      <w:pPr>
+        <w:spacing w:before="0" w:after="100" w:line="240" w:lineRule="auto"/>
+        <w:ind w:left="850" w:hanging="850"/>
+      </w:pPr>
+      <w:r>
+        <w:rPr>
+          <w:rFonts w:ascii="Calibri" w:hAnsi="Calibri" w:eastAsia="Calibri"/>
+          <w:b w:val="0"/>
+          <w:i w:val="0"/>
+          <w:color w:val="555F6B"/>
+          <w:sz w:val="20"/>
+        </w:rPr>
+        <w:t xml:space="preserve">14.   </w:t>
+      </w:r>
+      <w:r>
+        <w:rPr>
+          <w:rFonts w:ascii="Cambria" w:hAnsi="Cambria" w:eastAsia="Cambria"/>
+          <w:b w:val="0"/>
+          <w:i w:val="0"/>
+          <w:color w:val="0F2C4A"/>
+          <w:sz w:val="21"/>
+        </w:rPr>
+        <w:t>Warranties and Limitation of Liability</w:t>
+      </w:r>
+    </w:p>
+    <w:p>
+      <w:pPr>
+        <w:spacing w:before="0" w:after="100" w:line="240" w:lineRule="auto"/>
+        <w:ind w:left="850" w:hanging="850"/>
+      </w:pPr>
+      <w:r>
+        <w:rPr>
+          <w:rFonts w:ascii="Calibri" w:hAnsi="Calibri" w:eastAsia="Calibri"/>
+          <w:b w:val="0"/>
+          <w:i w:val="0"/>
+          <w:color w:val="555F6B"/>
+          <w:sz w:val="20"/>
+        </w:rPr>
+        <w:t xml:space="preserve">15.   </w:t>
+      </w:r>
+      <w:r>
+        <w:rPr>
+          <w:rFonts w:ascii="Cambria" w:hAnsi="Cambria" w:eastAsia="Cambria"/>
+          <w:b w:val="0"/>
+          <w:i w:val="0"/>
+          <w:color w:val="0F2C4A"/>
+          <w:sz w:val="21"/>
+        </w:rPr>
+        <w:t>Force Majeure</w:t>
+      </w:r>
+    </w:p>
+    <w:p>
+      <w:pPr>
+        <w:spacing w:before="0" w:after="100" w:line="240" w:lineRule="auto"/>
+        <w:ind w:left="850" w:hanging="850"/>
+      </w:pPr>
+      <w:r>
+        <w:rPr>
+          <w:rFonts w:ascii="Calibri" w:hAnsi="Calibri" w:eastAsia="Calibri"/>
+          <w:b w:val="0"/>
+          <w:i w:val="0"/>
+          <w:color w:val="555F6B"/>
+          <w:sz w:val="20"/>
+        </w:rPr>
+        <w:t xml:space="preserve">16.   </w:t>
+      </w:r>
+      <w:r>
+        <w:rPr>
+          <w:rFonts w:ascii="Cambria" w:hAnsi="Cambria" w:eastAsia="Cambria"/>
+          <w:b w:val="0"/>
+          <w:i w:val="0"/>
+          <w:color w:val="0F2C4A"/>
+          <w:sz w:val="21"/>
+        </w:rPr>
+        <w:t>Notices</w:t>
+      </w:r>
+    </w:p>
+    <w:p>
+      <w:pPr>
+        <w:spacing w:before="0" w:after="100" w:line="240" w:lineRule="auto"/>
+        <w:ind w:left="850" w:hanging="850"/>
+      </w:pPr>
+      <w:r>
+        <w:rPr>
+          <w:rFonts w:ascii="Calibri" w:hAnsi="Calibri" w:eastAsia="Calibri"/>
+          <w:b w:val="0"/>
+          <w:i w:val="0"/>
+          <w:color w:val="555F6B"/>
+          <w:sz w:val="20"/>
+        </w:rPr>
+        <w:t xml:space="preserve">17.   </w:t>
+      </w:r>
+      <w:r>
+        <w:rPr>
+          <w:rFonts w:ascii="Cambria" w:hAnsi="Cambria" w:eastAsia="Cambria"/>
+          <w:b w:val="0"/>
+          <w:i w:val="0"/>
+          <w:color w:val="0F2C4A"/>
+          <w:sz w:val="21"/>
+        </w:rPr>
+        <w:t>General</w:t>
+      </w:r>
+    </w:p>
+    <w:p>
+      <w:pPr>
+        <w:spacing w:before="0" w:after="100" w:line="240" w:lineRule="auto"/>
+        <w:ind w:left="850" w:hanging="850"/>
+      </w:pPr>
+      <w:r>
+        <w:rPr>
+          <w:rFonts w:ascii="Calibri" w:hAnsi="Calibri" w:eastAsia="Calibri"/>
+          <w:b w:val="0"/>
+          <w:i w:val="0"/>
+          <w:color w:val="555F6B"/>
+          <w:sz w:val="20"/>
+        </w:rPr>
+        <w:t xml:space="preserve">18.   </w:t>
+      </w:r>
+      <w:r>
+        <w:rPr>
+          <w:rFonts w:ascii="Cambria" w:hAnsi="Cambria" w:eastAsia="Cambria"/>
+          <w:b w:val="0"/>
+          <w:i w:val="0"/>
+          <w:color w:val="0F2C4A"/>
+          <w:sz w:val="21"/>
+        </w:rPr>
+        <w:t>Governing Law and Dispute Resolution</w:t>
+      </w:r>
+    </w:p>
+    <w:p>
+      <w:pPr>
+        <w:spacing w:before="280" w:after="140" w:line="240" w:lineRule="auto"/>
+        <w:jc w:val="left"/>
+      </w:pPr>
+      <w:r>
+        <w:rPr>
+          <w:rFonts w:ascii="Calibri" w:hAnsi="Calibri" w:eastAsia="Calibri"/>
+          <w:b/>
+          <w:i w:val="0"/>
+          <w:color w:val="8A6115"/>
+          <w:sz w:val="16"/>
+          <w:spacing w:val="24"/>
+        </w:rPr>
+        <w:t>S C H E D U L E S</w:t>
+      </w:r>
+    </w:p>
+    <w:p>
+      <w:pPr>
+        <w:spacing w:before="0" w:after="100" w:line="240" w:lineRule="auto"/>
+        <w:ind w:left="850" w:hanging="850"/>
+      </w:pPr>
+      <w:r>
+        <w:rPr>
+          <w:rFonts w:ascii="Calibri" w:hAnsi="Calibri" w:eastAsia="Calibri"/>
+          <w:b w:val="0"/>
+          <w:i w:val="0"/>
+          <w:color w:val="555F6B"/>
+          <w:sz w:val="20"/>
+        </w:rPr>
+        <w:t xml:space="preserve">1.    </w:t>
+      </w:r>
+      <w:r>
+        <w:rPr>
+          <w:rFonts w:ascii="Cambria" w:hAnsi="Cambria" w:eastAsia="Cambria"/>
+          <w:b w:val="0"/>
+          <w:i w:val="0"/>
+          <w:color w:val="0F2C4A"/>
+          <w:sz w:val="21"/>
+        </w:rPr>
+        <w:t>Services and Deliverables Summary</w:t>
+      </w:r>
+    </w:p>
+    <w:p>
+      <w:pPr>
+        <w:spacing w:before="0" w:after="100" w:line="240" w:lineRule="auto"/>
+        <w:ind w:left="850" w:hanging="850"/>
+      </w:pPr>
+      <w:r>
+        <w:rPr>
+          <w:rFonts w:ascii="Calibri" w:hAnsi="Calibri" w:eastAsia="Calibri"/>
+          <w:b w:val="0"/>
+          <w:i w:val="0"/>
+          <w:color w:val="555F6B"/>
+          <w:sz w:val="20"/>
+        </w:rPr>
+        <w:t xml:space="preserve">2.    </w:t>
+      </w:r>
+      <w:r>
+        <w:rPr>
+          <w:rFonts w:ascii="Cambria" w:hAnsi="Cambria" w:eastAsia="Cambria"/>
+          <w:b w:val="0"/>
+          <w:i w:val="0"/>
+          <w:color w:val="0F2C4A"/>
+          <w:sz w:val="21"/>
+        </w:rPr>
+        <w:t>Fee Schedule and Payment Milestones</w:t>
+      </w:r>
+    </w:p>
+    <w:p>
+      <w:pPr>
+        <w:spacing w:before="0" w:after="100" w:line="240" w:lineRule="auto"/>
+        <w:ind w:left="850" w:hanging="850"/>
+      </w:pPr>
+      <w:r>
+        <w:rPr>
+          <w:rFonts w:ascii="Calibri" w:hAnsi="Calibri" w:eastAsia="Calibri"/>
+          <w:b w:val="0"/>
+          <w:i w:val="0"/>
+          <w:color w:val="555F6B"/>
+          <w:sz w:val="20"/>
+        </w:rPr>
+        <w:t xml:space="preserve">3.    </w:t>
+      </w:r>
+      <w:r>
+        <w:rPr>
+          <w:rFonts w:ascii="Cambria" w:hAnsi="Cambria" w:eastAsia="Cambria"/>
+          <w:b w:val="0"/>
+          <w:i w:val="0"/>
+          <w:color w:val="0F2C4A"/>
+          <w:sz w:val="21"/>
+        </w:rPr>
+        <w:t>Investor Log</w:t>
+      </w:r>
+    </w:p>
+    <w:p>
+      <w:pPr>
+        <w:spacing w:before="280" w:after="140" w:line="240" w:lineRule="auto"/>
+        <w:jc w:val="left"/>
+      </w:pPr>
+      <w:r>
+        <w:rPr>
+          <w:rFonts w:ascii="Calibri" w:hAnsi="Calibri" w:eastAsia="Calibri"/>
+          <w:b/>
+          <w:i w:val="0"/>
+          <w:color w:val="8A6115"/>
+          <w:sz w:val="16"/>
+          <w:spacing w:val="24"/>
+        </w:rPr>
+        <w:t>E X E C U T I O N</w:t>
+      </w:r>
+    </w:p>
+    <w:p>
+      <w:pPr>
+        <w:spacing w:before="0" w:after="100" w:line="240" w:lineRule="auto"/>
+        <w:ind w:left="850" w:hanging="850"/>
+      </w:pPr>
+      <w:r>
+        <w:rPr>
+          <w:rFonts w:ascii="Calibri" w:hAnsi="Calibri" w:eastAsia="Calibri"/>
+          <w:b w:val="0"/>
+          <w:i w:val="0"/>
+          <w:color w:val="555F6B"/>
+          <w:sz w:val="20"/>
+        </w:rPr>
+        <w:t xml:space="preserve">      </w:t>
+      </w:r>
+      <w:r>
+        <w:rPr>
+          <w:rFonts w:ascii="Cambria" w:hAnsi="Cambria" w:eastAsia="Cambria"/>
+          <w:b w:val="0"/>
+          <w:i w:val="0"/>
+          <w:color w:val="0F2C4A"/>
+          <w:sz w:val="21"/>
+        </w:rPr>
+        <w:t>Signature page — to be signed by both Parties</w:t>
+      </w:r>
+    </w:p>
+    <w:p>
+      <w:pPr>
+        <w:spacing w:before="400" w:after="0" w:line="240" w:lineRule="auto"/>
+        <w:jc w:val="left"/>
+      </w:pPr>
+      <w:r>
+        <w:rPr>
+          <w:rFonts w:ascii="Cambria" w:hAnsi="Cambria" w:eastAsia="Cambria"/>
+          <w:b w:val="0"/>
+          <w:i/>
+          <w:color w:val="555F6B"/>
+          <w:sz w:val="18"/>
+        </w:rPr>
+        <w:t>Each page of this Agreement is to be initialled by both Parties in the space provided at the foot of the page. The final page is the signature page.</w:t>
+      </w:r>
     </w:p>
     <w:p>
       <w:r>
@@ -6274,544 +6944,6 @@
     </w:p>
     <w:p>
       <w:pPr>
-        <w:keepNext/>
-        <w:spacing w:before="320" w:after="100"/>
-      </w:pPr>
-      <w:r>
-        <w:rPr>
-          <w:rFonts w:ascii="Calibri" w:hAnsi="Calibri"/>
-          <w:b/>
-          <w:i w:val="0"/>
-          <w:color w:val="0F2C4A"/>
-          <w:sz w:val="27"/>
-        </w:rPr>
-        <w:t>19. Execution</w:t>
-      </w:r>
-    </w:p>
-    <w:p>
-      <w:pPr>
-        <w:spacing w:after="120"/>
-      </w:pPr>
-      <w:r>
-        <w:rPr>
-          <w:rFonts w:ascii="Cambria" w:hAnsi="Cambria"/>
-          <w:b/>
-          <w:i w:val="0"/>
-        </w:rPr>
-        <w:t>IN WITNESS WHEREOF</w:t>
-      </w:r>
-      <w:r>
-        <w:rPr>
-          <w:rFonts w:ascii="Cambria" w:hAnsi="Cambria"/>
-          <w:b w:val="0"/>
-          <w:i w:val="0"/>
-        </w:rPr>
-        <w:t xml:space="preserve"> the Parties have executed this Agreement on the Effective Date first written above.</w:t>
-      </w:r>
-    </w:p>
-    <w:tbl>
-      <w:tblPr>
-        <w:tblStyle w:val="TableGrid"/>
-        <w:tblW w:type="auto" w:w="0"/>
-        <w:jc w:val="center"/>
-        <w:tblLayout w:type="autofit"/>
-        <w:tblLook w:firstColumn="1" w:firstRow="1" w:lastColumn="0" w:lastRow="0" w:noHBand="0" w:noVBand="1" w:val="04A0"/>
-      </w:tblPr>
-      <w:tblGrid>
-        <w:gridCol w:w="4819"/>
-        <w:gridCol w:w="4819"/>
-      </w:tblGrid>
-      <w:tr>
-        <w:trPr>
-          <w:tblHeader w:val="true"/>
-        </w:trPr>
-        <w:tc>
-          <w:tcPr>
-            <w:tcW w:type="dxa" w:w="4819"/>
-            <w:shd w:val="clear" w:color="auto" w:fill="0F2C4A"/>
-          </w:tcPr>
-          <w:p>
-            <w:pPr>
-              <w:spacing w:after="40" w:before="40"/>
-            </w:pPr>
-            <w:r/>
-            <w:r>
-              <w:rPr>
-                <w:rFonts w:ascii="Calibri" w:hAnsi="Calibri"/>
-                <w:b/>
-                <w:i w:val="0"/>
-                <w:color w:val="FFFFFF"/>
-                <w:sz w:val="17"/>
-              </w:rPr>
-              <w:t>THE CONSULTANT</w:t>
-            </w:r>
-          </w:p>
-        </w:tc>
-        <w:tc>
-          <w:tcPr>
-            <w:tcW w:type="dxa" w:w="4819"/>
-            <w:shd w:val="clear" w:color="auto" w:fill="0F2C4A"/>
-          </w:tcPr>
-          <w:p>
-            <w:pPr>
-              <w:spacing w:after="40" w:before="40"/>
-            </w:pPr>
-            <w:r/>
-            <w:r>
-              <w:rPr>
-                <w:rFonts w:ascii="Calibri" w:hAnsi="Calibri"/>
-                <w:b/>
-                <w:i w:val="0"/>
-                <w:color w:val="FFFFFF"/>
-                <w:sz w:val="17"/>
-              </w:rPr>
-              <w:t>THE CLIENT</w:t>
-            </w:r>
-          </w:p>
-        </w:tc>
-      </w:tr>
-      <w:tr>
-        <w:tc>
-          <w:tcPr>
-            <w:tcW w:type="dxa" w:w="4819"/>
-          </w:tcPr>
-          <w:p>
-            <w:pPr>
-              <w:spacing w:after="40" w:before="40"/>
-            </w:pPr>
-            <w:r/>
-            <w:r>
-              <w:rPr>
-                <w:rFonts w:ascii="Cambria" w:hAnsi="Cambria"/>
-                <w:b/>
-                <w:i w:val="0"/>
-                <w:sz w:val="17"/>
-              </w:rPr>
-              <w:t>ABDELRHMAN SOLIMAN</w:t>
-            </w:r>
-          </w:p>
-        </w:tc>
-        <w:tc>
-          <w:tcPr>
-            <w:tcW w:type="dxa" w:w="4819"/>
-          </w:tcPr>
-          <w:p>
-            <w:pPr>
-              <w:spacing w:after="40" w:before="40"/>
-            </w:pPr>
-            <w:r/>
-            <w:r>
-              <w:rPr>
-                <w:rFonts w:ascii="Cambria" w:hAnsi="Cambria"/>
-                <w:b/>
-                <w:i w:val="0"/>
-                <w:sz w:val="17"/>
-              </w:rPr>
-              <w:t>[ FULL REGISTERED LEGAL NAME ]</w:t>
-            </w:r>
-            <w:r>
-              <w:rPr>
-                <w:rFonts w:ascii="Cambria" w:hAnsi="Cambria"/>
-                <w:b w:val="0"/>
-                <w:i w:val="0"/>
-                <w:sz w:val="17"/>
-              </w:rPr>
-              <w:t xml:space="preserve"> trading as </w:t>
-            </w:r>
-            <w:r>
-              <w:rPr>
-                <w:rFonts w:ascii="Cambria" w:hAnsi="Cambria"/>
-                <w:b/>
-                <w:i w:val="0"/>
-                <w:sz w:val="17"/>
-              </w:rPr>
-              <w:t>Btakka</w:t>
-            </w:r>
-          </w:p>
-        </w:tc>
-      </w:tr>
-      <w:tr>
-        <w:tc>
-          <w:tcPr>
-            <w:tcW w:type="dxa" w:w="4819"/>
-            <w:shd w:val="clear" w:color="auto" w:fill="F2F5F8"/>
-          </w:tcPr>
-          <w:p>
-            <w:pPr>
-              <w:spacing w:after="40" w:before="40"/>
-            </w:pPr>
-            <w:r/>
-            <w:r>
-              <w:rPr>
-                <w:rFonts w:ascii="Cambria" w:hAnsi="Cambria"/>
-                <w:b w:val="0"/>
-                <w:i w:val="0"/>
-                <w:sz w:val="17"/>
-              </w:rPr>
-              <w:t>Business &amp; Investment Consultant</w:t>
-            </w:r>
-          </w:p>
-        </w:tc>
-        <w:tc>
-          <w:tcPr>
-            <w:tcW w:type="dxa" w:w="4819"/>
-            <w:shd w:val="clear" w:color="auto" w:fill="F2F5F8"/>
-          </w:tcPr>
-          <w:p>
-            <w:pPr>
-              <w:spacing w:after="40" w:before="40"/>
-            </w:pPr>
-            <w:r/>
-          </w:p>
-        </w:tc>
-      </w:tr>
-      <w:tr>
-        <w:tc>
-          <w:tcPr>
-            <w:tcW w:type="dxa" w:w="4819"/>
-          </w:tcPr>
-          <w:p>
-            <w:pPr>
-              <w:spacing w:after="40" w:before="40"/>
-            </w:pPr>
-            <w:r/>
-          </w:p>
-        </w:tc>
-        <w:tc>
-          <w:tcPr>
-            <w:tcW w:type="dxa" w:w="4819"/>
-          </w:tcPr>
-          <w:p>
-            <w:pPr>
-              <w:spacing w:after="40" w:before="40"/>
-            </w:pPr>
-            <w:r/>
-          </w:p>
-        </w:tc>
-      </w:tr>
-      <w:tr>
-        <w:tc>
-          <w:tcPr>
-            <w:tcW w:type="dxa" w:w="4819"/>
-            <w:shd w:val="clear" w:color="auto" w:fill="F2F5F8"/>
-          </w:tcPr>
-          <w:p>
-            <w:pPr>
-              <w:spacing w:after="40" w:before="40"/>
-            </w:pPr>
-            <w:r/>
-            <w:r>
-              <w:rPr>
-                <w:rFonts w:ascii="Cambria" w:hAnsi="Cambria"/>
-                <w:b w:val="0"/>
-                <w:i w:val="0"/>
-                <w:sz w:val="17"/>
-              </w:rPr>
-              <w:t>Signature: .............................................</w:t>
-            </w:r>
-          </w:p>
-        </w:tc>
-        <w:tc>
-          <w:tcPr>
-            <w:tcW w:type="dxa" w:w="4819"/>
-            <w:shd w:val="clear" w:color="auto" w:fill="F2F5F8"/>
-          </w:tcPr>
-          <w:p>
-            <w:pPr>
-              <w:spacing w:after="40" w:before="40"/>
-            </w:pPr>
-            <w:r/>
-            <w:r>
-              <w:rPr>
-                <w:rFonts w:ascii="Cambria" w:hAnsi="Cambria"/>
-                <w:b w:val="0"/>
-                <w:i w:val="0"/>
-                <w:sz w:val="17"/>
-              </w:rPr>
-              <w:t>Signature: .............................................</w:t>
-            </w:r>
-          </w:p>
-        </w:tc>
-      </w:tr>
-      <w:tr>
-        <w:tc>
-          <w:tcPr>
-            <w:tcW w:type="dxa" w:w="4819"/>
-          </w:tcPr>
-          <w:p>
-            <w:pPr>
-              <w:spacing w:after="40" w:before="40"/>
-            </w:pPr>
-            <w:r/>
-          </w:p>
-        </w:tc>
-        <w:tc>
-          <w:tcPr>
-            <w:tcW w:type="dxa" w:w="4819"/>
-          </w:tcPr>
-          <w:p>
-            <w:pPr>
-              <w:spacing w:after="40" w:before="40"/>
-            </w:pPr>
-            <w:r/>
-          </w:p>
-        </w:tc>
-      </w:tr>
-      <w:tr>
-        <w:tc>
-          <w:tcPr>
-            <w:tcW w:type="dxa" w:w="4819"/>
-            <w:shd w:val="clear" w:color="auto" w:fill="F2F5F8"/>
-          </w:tcPr>
-          <w:p>
-            <w:pPr>
-              <w:spacing w:after="40" w:before="40"/>
-            </w:pPr>
-            <w:r/>
-            <w:r>
-              <w:rPr>
-                <w:rFonts w:ascii="Cambria" w:hAnsi="Cambria"/>
-                <w:b w:val="0"/>
-                <w:i w:val="0"/>
-                <w:sz w:val="17"/>
-              </w:rPr>
-              <w:t>Name: Abdelrhman Soliman</w:t>
-            </w:r>
-          </w:p>
-        </w:tc>
-        <w:tc>
-          <w:tcPr>
-            <w:tcW w:type="dxa" w:w="4819"/>
-            <w:shd w:val="clear" w:color="auto" w:fill="F2F5F8"/>
-          </w:tcPr>
-          <w:p>
-            <w:pPr>
-              <w:spacing w:after="40" w:before="40"/>
-            </w:pPr>
-            <w:r/>
-            <w:r>
-              <w:rPr>
-                <w:rFonts w:ascii="Cambria" w:hAnsi="Cambria"/>
-                <w:b w:val="0"/>
-                <w:i w:val="0"/>
-                <w:sz w:val="17"/>
-              </w:rPr>
-              <w:t>Name: ......................................................</w:t>
-            </w:r>
-          </w:p>
-        </w:tc>
-      </w:tr>
-      <w:tr>
-        <w:tc>
-          <w:tcPr>
-            <w:tcW w:type="dxa" w:w="4819"/>
-          </w:tcPr>
-          <w:p>
-            <w:pPr>
-              <w:spacing w:after="40" w:before="40"/>
-            </w:pPr>
-            <w:r/>
-          </w:p>
-        </w:tc>
-        <w:tc>
-          <w:tcPr>
-            <w:tcW w:type="dxa" w:w="4819"/>
-          </w:tcPr>
-          <w:p>
-            <w:pPr>
-              <w:spacing w:after="40" w:before="40"/>
-            </w:pPr>
-            <w:r/>
-          </w:p>
-        </w:tc>
-      </w:tr>
-      <w:tr>
-        <w:tc>
-          <w:tcPr>
-            <w:tcW w:type="dxa" w:w="4819"/>
-            <w:shd w:val="clear" w:color="auto" w:fill="F2F5F8"/>
-          </w:tcPr>
-          <w:p>
-            <w:pPr>
-              <w:spacing w:after="40" w:before="40"/>
-            </w:pPr>
-            <w:r/>
-            <w:r>
-              <w:rPr>
-                <w:rFonts w:ascii="Cambria" w:hAnsi="Cambria"/>
-                <w:b w:val="0"/>
-                <w:i w:val="0"/>
-                <w:sz w:val="17"/>
-              </w:rPr>
-              <w:t>Title: Consultant</w:t>
-            </w:r>
-          </w:p>
-        </w:tc>
-        <w:tc>
-          <w:tcPr>
-            <w:tcW w:type="dxa" w:w="4819"/>
-            <w:shd w:val="clear" w:color="auto" w:fill="F2F5F8"/>
-          </w:tcPr>
-          <w:p>
-            <w:pPr>
-              <w:spacing w:after="40" w:before="40"/>
-            </w:pPr>
-            <w:r/>
-            <w:r>
-              <w:rPr>
-                <w:rFonts w:ascii="Cambria" w:hAnsi="Cambria"/>
-                <w:b w:val="0"/>
-                <w:i w:val="0"/>
-                <w:sz w:val="17"/>
-              </w:rPr>
-              <w:t>Title: .........................................................</w:t>
-            </w:r>
-          </w:p>
-        </w:tc>
-      </w:tr>
-      <w:tr>
-        <w:tc>
-          <w:tcPr>
-            <w:tcW w:type="dxa" w:w="4819"/>
-          </w:tcPr>
-          <w:p>
-            <w:pPr>
-              <w:spacing w:after="40" w:before="40"/>
-            </w:pPr>
-            <w:r/>
-          </w:p>
-        </w:tc>
-        <w:tc>
-          <w:tcPr>
-            <w:tcW w:type="dxa" w:w="4819"/>
-          </w:tcPr>
-          <w:p>
-            <w:pPr>
-              <w:spacing w:after="40" w:before="40"/>
-            </w:pPr>
-            <w:r/>
-          </w:p>
-        </w:tc>
-      </w:tr>
-      <w:tr>
-        <w:tc>
-          <w:tcPr>
-            <w:tcW w:type="dxa" w:w="4819"/>
-            <w:shd w:val="clear" w:color="auto" w:fill="F2F5F8"/>
-          </w:tcPr>
-          <w:p>
-            <w:pPr>
-              <w:spacing w:after="40" w:before="40"/>
-            </w:pPr>
-            <w:r/>
-            <w:r>
-              <w:rPr>
-                <w:rFonts w:ascii="Cambria" w:hAnsi="Cambria"/>
-                <w:b w:val="0"/>
-                <w:i w:val="0"/>
-                <w:sz w:val="17"/>
-              </w:rPr>
-              <w:t>Date: .......................................................</w:t>
-            </w:r>
-          </w:p>
-        </w:tc>
-        <w:tc>
-          <w:tcPr>
-            <w:tcW w:type="dxa" w:w="4819"/>
-            <w:shd w:val="clear" w:color="auto" w:fill="F2F5F8"/>
-          </w:tcPr>
-          <w:p>
-            <w:pPr>
-              <w:spacing w:after="40" w:before="40"/>
-            </w:pPr>
-            <w:r/>
-            <w:r>
-              <w:rPr>
-                <w:rFonts w:ascii="Cambria" w:hAnsi="Cambria"/>
-                <w:b w:val="0"/>
-                <w:i w:val="0"/>
-                <w:sz w:val="17"/>
-              </w:rPr>
-              <w:t>Date: .......................................................</w:t>
-            </w:r>
-          </w:p>
-        </w:tc>
-      </w:tr>
-      <w:tr>
-        <w:tc>
-          <w:tcPr>
-            <w:tcW w:type="dxa" w:w="4819"/>
-          </w:tcPr>
-          <w:p>
-            <w:pPr>
-              <w:spacing w:after="40" w:before="40"/>
-            </w:pPr>
-            <w:r/>
-          </w:p>
-        </w:tc>
-        <w:tc>
-          <w:tcPr>
-            <w:tcW w:type="dxa" w:w="4819"/>
-          </w:tcPr>
-          <w:p>
-            <w:pPr>
-              <w:spacing w:after="40" w:before="40"/>
-            </w:pPr>
-            <w:r/>
-          </w:p>
-        </w:tc>
-      </w:tr>
-      <w:tr>
-        <w:tc>
-          <w:tcPr>
-            <w:tcW w:type="dxa" w:w="4819"/>
-            <w:shd w:val="clear" w:color="auto" w:fill="F2F5F8"/>
-          </w:tcPr>
-          <w:p>
-            <w:pPr>
-              <w:spacing w:after="40" w:before="40"/>
-            </w:pPr>
-            <w:r/>
-          </w:p>
-        </w:tc>
-        <w:tc>
-          <w:tcPr>
-            <w:tcW w:type="dxa" w:w="4819"/>
-            <w:shd w:val="clear" w:color="auto" w:fill="F2F5F8"/>
-          </w:tcPr>
-          <w:p>
-            <w:pPr>
-              <w:spacing w:after="40" w:before="40"/>
-            </w:pPr>
-            <w:r/>
-            <w:r>
-              <w:rPr>
-                <w:rFonts w:ascii="Cambria" w:hAnsi="Cambria"/>
-                <w:b w:val="0"/>
-                <w:i w:val="0"/>
-                <w:sz w:val="17"/>
-              </w:rPr>
-              <w:t>Company stamp:</w:t>
-            </w:r>
-          </w:p>
-        </w:tc>
-      </w:tr>
-    </w:tbl>
-    <w:p>
-      <w:pPr>
-        <w:spacing w:after="40"/>
-      </w:pPr>
-    </w:p>
-    <w:p>
-      <w:pPr>
-        <w:spacing w:before="120" w:after="120"/>
-        <w:pBdr>
-          <w:bottom w:val="single" w:sz="6" w:space="1" w:color="C2CCD6"/>
-        </w:pBdr>
-      </w:pPr>
-    </w:p>
-    <w:p>
-      <w:pPr>
         <w:spacing w:before="0" w:after="200"/>
         <w:keepNext/>
         <w:pBdr>
@@ -10912,15 +11044,24 @@
     </w:p>
     <w:p>
       <w:pPr>
-        <w:spacing w:after="120"/>
-      </w:pPr>
-      <w:r>
-        <w:rPr>
-          <w:rFonts w:ascii="Cambria" w:hAnsi="Cambria"/>
-          <w:b w:val="0"/>
-          <w:i/>
-        </w:rPr>
-        <w:t>End of agreement.</w:t>
+        <w:spacing w:before="0" w:after="200"/>
+        <w:keepNext/>
+        <w:pBdr>
+          <w:bottom w:val="single" w:sz="12" w:space="4" w:color="0F2C4A"/>
+        </w:pBdr>
+      </w:pPr>
+      <w:r>
+        <w:br w:type="page"/>
+      </w:r>
+      <w:r>
+        <w:rPr>
+          <w:rFonts w:ascii="Calibri" w:hAnsi="Calibri"/>
+          <w:b/>
+          <w:i w:val="0"/>
+          <w:color w:val="0F2C4A"/>
+          <w:sz w:val="38"/>
+        </w:rPr>
+        <w:t>EXECUTION</w:t>
       </w:r>
     </w:p>
     <w:p>
@@ -10933,34 +11074,509 @@
           <w:b/>
           <w:i w:val="0"/>
         </w:rPr>
-        <w:t>Investment Readiness &amp; Investment Round Management — Consulting Agreement</w:t>
+        <w:t>IN WITNESS WHEREOF</w:t>
+      </w:r>
+      <w:r>
+        <w:rPr>
+          <w:rFonts w:ascii="Cambria" w:hAnsi="Cambria"/>
+          <w:b w:val="0"/>
+          <w:i w:val="0"/>
+        </w:rPr>
+        <w:t xml:space="preserve"> the Parties have executed this Agreement on the Effective Date first written above.</w:t>
       </w:r>
     </w:p>
+    <w:tbl>
+      <w:tblPr>
+        <w:tblStyle w:val="TableGrid"/>
+        <w:tblW w:type="auto" w:w="0"/>
+        <w:jc w:val="center"/>
+        <w:tblLayout w:type="autofit"/>
+        <w:tblLook w:firstColumn="1" w:firstRow="1" w:lastColumn="0" w:lastRow="0" w:noHBand="0" w:noVBand="1" w:val="04A0"/>
+      </w:tblPr>
+      <w:tblGrid>
+        <w:gridCol w:w="4819"/>
+        <w:gridCol w:w="4819"/>
+      </w:tblGrid>
+      <w:tr>
+        <w:trPr>
+          <w:tblHeader w:val="true"/>
+        </w:trPr>
+        <w:tc>
+          <w:tcPr>
+            <w:tcW w:type="dxa" w:w="4819"/>
+            <w:shd w:val="clear" w:color="auto" w:fill="0F2C4A"/>
+          </w:tcPr>
+          <w:p>
+            <w:pPr>
+              <w:spacing w:after="40" w:before="40"/>
+            </w:pPr>
+            <w:r/>
+            <w:r>
+              <w:rPr>
+                <w:rFonts w:ascii="Calibri" w:hAnsi="Calibri"/>
+                <w:b/>
+                <w:i w:val="0"/>
+                <w:color w:val="FFFFFF"/>
+                <w:sz w:val="17"/>
+              </w:rPr>
+              <w:t>THE CONSULTANT</w:t>
+            </w:r>
+          </w:p>
+        </w:tc>
+        <w:tc>
+          <w:tcPr>
+            <w:tcW w:type="dxa" w:w="4819"/>
+            <w:shd w:val="clear" w:color="auto" w:fill="0F2C4A"/>
+          </w:tcPr>
+          <w:p>
+            <w:pPr>
+              <w:spacing w:after="40" w:before="40"/>
+            </w:pPr>
+            <w:r/>
+            <w:r>
+              <w:rPr>
+                <w:rFonts w:ascii="Calibri" w:hAnsi="Calibri"/>
+                <w:b/>
+                <w:i w:val="0"/>
+                <w:color w:val="FFFFFF"/>
+                <w:sz w:val="17"/>
+              </w:rPr>
+              <w:t>THE CLIENT</w:t>
+            </w:r>
+          </w:p>
+        </w:tc>
+      </w:tr>
+      <w:tr>
+        <w:tc>
+          <w:tcPr>
+            <w:tcW w:type="dxa" w:w="4819"/>
+          </w:tcPr>
+          <w:p>
+            <w:pPr>
+              <w:spacing w:after="40" w:before="40"/>
+            </w:pPr>
+            <w:r/>
+            <w:r>
+              <w:rPr>
+                <w:rFonts w:ascii="Cambria" w:hAnsi="Cambria"/>
+                <w:b/>
+                <w:i w:val="0"/>
+                <w:sz w:val="17"/>
+              </w:rPr>
+              <w:t>ABDELRHMAN SOLIMAN</w:t>
+            </w:r>
+          </w:p>
+        </w:tc>
+        <w:tc>
+          <w:tcPr>
+            <w:tcW w:type="dxa" w:w="4819"/>
+          </w:tcPr>
+          <w:p>
+            <w:pPr>
+              <w:spacing w:after="40" w:before="40"/>
+            </w:pPr>
+            <w:r/>
+            <w:r>
+              <w:rPr>
+                <w:rFonts w:ascii="Cambria" w:hAnsi="Cambria"/>
+                <w:b/>
+                <w:i w:val="0"/>
+                <w:sz w:val="17"/>
+              </w:rPr>
+              <w:t>[ FULL REGISTERED LEGAL NAME ]</w:t>
+            </w:r>
+            <w:r>
+              <w:rPr>
+                <w:rFonts w:ascii="Cambria" w:hAnsi="Cambria"/>
+                <w:b w:val="0"/>
+                <w:i w:val="0"/>
+                <w:sz w:val="17"/>
+              </w:rPr>
+              <w:t xml:space="preserve"> trading as </w:t>
+            </w:r>
+            <w:r>
+              <w:rPr>
+                <w:rFonts w:ascii="Cambria" w:hAnsi="Cambria"/>
+                <w:b/>
+                <w:i w:val="0"/>
+                <w:sz w:val="17"/>
+              </w:rPr>
+              <w:t>Btakka</w:t>
+            </w:r>
+          </w:p>
+        </w:tc>
+      </w:tr>
+      <w:tr>
+        <w:tc>
+          <w:tcPr>
+            <w:tcW w:type="dxa" w:w="4819"/>
+            <w:shd w:val="clear" w:color="auto" w:fill="F2F5F8"/>
+          </w:tcPr>
+          <w:p>
+            <w:pPr>
+              <w:spacing w:after="40" w:before="40"/>
+            </w:pPr>
+            <w:r/>
+            <w:r>
+              <w:rPr>
+                <w:rFonts w:ascii="Cambria" w:hAnsi="Cambria"/>
+                <w:b w:val="0"/>
+                <w:i w:val="0"/>
+                <w:sz w:val="17"/>
+              </w:rPr>
+              <w:t>Business &amp; Investment Consultant</w:t>
+            </w:r>
+          </w:p>
+        </w:tc>
+        <w:tc>
+          <w:tcPr>
+            <w:tcW w:type="dxa" w:w="4819"/>
+            <w:shd w:val="clear" w:color="auto" w:fill="F2F5F8"/>
+          </w:tcPr>
+          <w:p>
+            <w:pPr>
+              <w:spacing w:after="40" w:before="40"/>
+            </w:pPr>
+            <w:r/>
+          </w:p>
+        </w:tc>
+      </w:tr>
+      <w:tr>
+        <w:tc>
+          <w:tcPr>
+            <w:tcW w:type="dxa" w:w="4819"/>
+          </w:tcPr>
+          <w:p>
+            <w:pPr>
+              <w:spacing w:after="40" w:before="40"/>
+            </w:pPr>
+            <w:r/>
+          </w:p>
+        </w:tc>
+        <w:tc>
+          <w:tcPr>
+            <w:tcW w:type="dxa" w:w="4819"/>
+          </w:tcPr>
+          <w:p>
+            <w:pPr>
+              <w:spacing w:after="40" w:before="40"/>
+            </w:pPr>
+            <w:r/>
+          </w:p>
+        </w:tc>
+      </w:tr>
+      <w:tr>
+        <w:tc>
+          <w:tcPr>
+            <w:tcW w:type="dxa" w:w="4819"/>
+            <w:shd w:val="clear" w:color="auto" w:fill="F2F5F8"/>
+          </w:tcPr>
+          <w:p>
+            <w:pPr>
+              <w:spacing w:after="40" w:before="40"/>
+            </w:pPr>
+            <w:r/>
+            <w:r>
+              <w:rPr>
+                <w:rFonts w:ascii="Cambria" w:hAnsi="Cambria"/>
+                <w:b w:val="0"/>
+                <w:i w:val="0"/>
+                <w:sz w:val="17"/>
+              </w:rPr>
+              <w:t>Signature: .............................................</w:t>
+            </w:r>
+          </w:p>
+        </w:tc>
+        <w:tc>
+          <w:tcPr>
+            <w:tcW w:type="dxa" w:w="4819"/>
+            <w:shd w:val="clear" w:color="auto" w:fill="F2F5F8"/>
+          </w:tcPr>
+          <w:p>
+            <w:pPr>
+              <w:spacing w:after="40" w:before="40"/>
+            </w:pPr>
+            <w:r/>
+            <w:r>
+              <w:rPr>
+                <w:rFonts w:ascii="Cambria" w:hAnsi="Cambria"/>
+                <w:b w:val="0"/>
+                <w:i w:val="0"/>
+                <w:sz w:val="17"/>
+              </w:rPr>
+              <w:t>Signature: .............................................</w:t>
+            </w:r>
+          </w:p>
+        </w:tc>
+      </w:tr>
+      <w:tr>
+        <w:tc>
+          <w:tcPr>
+            <w:tcW w:type="dxa" w:w="4819"/>
+          </w:tcPr>
+          <w:p>
+            <w:pPr>
+              <w:spacing w:after="40" w:before="40"/>
+            </w:pPr>
+            <w:r/>
+          </w:p>
+        </w:tc>
+        <w:tc>
+          <w:tcPr>
+            <w:tcW w:type="dxa" w:w="4819"/>
+          </w:tcPr>
+          <w:p>
+            <w:pPr>
+              <w:spacing w:after="40" w:before="40"/>
+            </w:pPr>
+            <w:r/>
+          </w:p>
+        </w:tc>
+      </w:tr>
+      <w:tr>
+        <w:tc>
+          <w:tcPr>
+            <w:tcW w:type="dxa" w:w="4819"/>
+            <w:shd w:val="clear" w:color="auto" w:fill="F2F5F8"/>
+          </w:tcPr>
+          <w:p>
+            <w:pPr>
+              <w:spacing w:after="40" w:before="40"/>
+            </w:pPr>
+            <w:r/>
+            <w:r>
+              <w:rPr>
+                <w:rFonts w:ascii="Cambria" w:hAnsi="Cambria"/>
+                <w:b w:val="0"/>
+                <w:i w:val="0"/>
+                <w:sz w:val="17"/>
+              </w:rPr>
+              <w:t>Name: Abdelrhman Soliman</w:t>
+            </w:r>
+          </w:p>
+        </w:tc>
+        <w:tc>
+          <w:tcPr>
+            <w:tcW w:type="dxa" w:w="4819"/>
+            <w:shd w:val="clear" w:color="auto" w:fill="F2F5F8"/>
+          </w:tcPr>
+          <w:p>
+            <w:pPr>
+              <w:spacing w:after="40" w:before="40"/>
+            </w:pPr>
+            <w:r/>
+            <w:r>
+              <w:rPr>
+                <w:rFonts w:ascii="Cambria" w:hAnsi="Cambria"/>
+                <w:b w:val="0"/>
+                <w:i w:val="0"/>
+                <w:sz w:val="17"/>
+              </w:rPr>
+              <w:t>Name: ......................................................</w:t>
+            </w:r>
+          </w:p>
+        </w:tc>
+      </w:tr>
+      <w:tr>
+        <w:tc>
+          <w:tcPr>
+            <w:tcW w:type="dxa" w:w="4819"/>
+          </w:tcPr>
+          <w:p>
+            <w:pPr>
+              <w:spacing w:after="40" w:before="40"/>
+            </w:pPr>
+            <w:r/>
+          </w:p>
+        </w:tc>
+        <w:tc>
+          <w:tcPr>
+            <w:tcW w:type="dxa" w:w="4819"/>
+          </w:tcPr>
+          <w:p>
+            <w:pPr>
+              <w:spacing w:after="40" w:before="40"/>
+            </w:pPr>
+            <w:r/>
+          </w:p>
+        </w:tc>
+      </w:tr>
+      <w:tr>
+        <w:tc>
+          <w:tcPr>
+            <w:tcW w:type="dxa" w:w="4819"/>
+            <w:shd w:val="clear" w:color="auto" w:fill="F2F5F8"/>
+          </w:tcPr>
+          <w:p>
+            <w:pPr>
+              <w:spacing w:after="40" w:before="40"/>
+            </w:pPr>
+            <w:r/>
+            <w:r>
+              <w:rPr>
+                <w:rFonts w:ascii="Cambria" w:hAnsi="Cambria"/>
+                <w:b w:val="0"/>
+                <w:i w:val="0"/>
+                <w:sz w:val="17"/>
+              </w:rPr>
+              <w:t>Title: Consultant</w:t>
+            </w:r>
+          </w:p>
+        </w:tc>
+        <w:tc>
+          <w:tcPr>
+            <w:tcW w:type="dxa" w:w="4819"/>
+            <w:shd w:val="clear" w:color="auto" w:fill="F2F5F8"/>
+          </w:tcPr>
+          <w:p>
+            <w:pPr>
+              <w:spacing w:after="40" w:before="40"/>
+            </w:pPr>
+            <w:r/>
+            <w:r>
+              <w:rPr>
+                <w:rFonts w:ascii="Cambria" w:hAnsi="Cambria"/>
+                <w:b w:val="0"/>
+                <w:i w:val="0"/>
+                <w:sz w:val="17"/>
+              </w:rPr>
+              <w:t>Title: .........................................................</w:t>
+            </w:r>
+          </w:p>
+        </w:tc>
+      </w:tr>
+      <w:tr>
+        <w:tc>
+          <w:tcPr>
+            <w:tcW w:type="dxa" w:w="4819"/>
+          </w:tcPr>
+          <w:p>
+            <w:pPr>
+              <w:spacing w:after="40" w:before="40"/>
+            </w:pPr>
+            <w:r/>
+          </w:p>
+        </w:tc>
+        <w:tc>
+          <w:tcPr>
+            <w:tcW w:type="dxa" w:w="4819"/>
+          </w:tcPr>
+          <w:p>
+            <w:pPr>
+              <w:spacing w:after="40" w:before="40"/>
+            </w:pPr>
+            <w:r/>
+          </w:p>
+        </w:tc>
+      </w:tr>
+      <w:tr>
+        <w:tc>
+          <w:tcPr>
+            <w:tcW w:type="dxa" w:w="4819"/>
+            <w:shd w:val="clear" w:color="auto" w:fill="F2F5F8"/>
+          </w:tcPr>
+          <w:p>
+            <w:pPr>
+              <w:spacing w:after="40" w:before="40"/>
+            </w:pPr>
+            <w:r/>
+            <w:r>
+              <w:rPr>
+                <w:rFonts w:ascii="Cambria" w:hAnsi="Cambria"/>
+                <w:b w:val="0"/>
+                <w:i w:val="0"/>
+                <w:sz w:val="17"/>
+              </w:rPr>
+              <w:t>Date: .......................................................</w:t>
+            </w:r>
+          </w:p>
+        </w:tc>
+        <w:tc>
+          <w:tcPr>
+            <w:tcW w:type="dxa" w:w="4819"/>
+            <w:shd w:val="clear" w:color="auto" w:fill="F2F5F8"/>
+          </w:tcPr>
+          <w:p>
+            <w:pPr>
+              <w:spacing w:after="40" w:before="40"/>
+            </w:pPr>
+            <w:r/>
+            <w:r>
+              <w:rPr>
+                <w:rFonts w:ascii="Cambria" w:hAnsi="Cambria"/>
+                <w:b w:val="0"/>
+                <w:i w:val="0"/>
+                <w:sz w:val="17"/>
+              </w:rPr>
+              <w:t>Date: .......................................................</w:t>
+            </w:r>
+          </w:p>
+        </w:tc>
+      </w:tr>
+      <w:tr>
+        <w:tc>
+          <w:tcPr>
+            <w:tcW w:type="dxa" w:w="4819"/>
+          </w:tcPr>
+          <w:p>
+            <w:pPr>
+              <w:spacing w:after="40" w:before="40"/>
+            </w:pPr>
+            <w:r/>
+          </w:p>
+        </w:tc>
+        <w:tc>
+          <w:tcPr>
+            <w:tcW w:type="dxa" w:w="4819"/>
+          </w:tcPr>
+          <w:p>
+            <w:pPr>
+              <w:spacing w:after="40" w:before="40"/>
+            </w:pPr>
+            <w:r/>
+          </w:p>
+        </w:tc>
+      </w:tr>
+      <w:tr>
+        <w:tc>
+          <w:tcPr>
+            <w:tcW w:type="dxa" w:w="4819"/>
+            <w:shd w:val="clear" w:color="auto" w:fill="F2F5F8"/>
+          </w:tcPr>
+          <w:p>
+            <w:pPr>
+              <w:spacing w:after="40" w:before="40"/>
+            </w:pPr>
+            <w:r/>
+          </w:p>
+        </w:tc>
+        <w:tc>
+          <w:tcPr>
+            <w:tcW w:type="dxa" w:w="4819"/>
+            <w:shd w:val="clear" w:color="auto" w:fill="F2F5F8"/>
+          </w:tcPr>
+          <w:p>
+            <w:pPr>
+              <w:spacing w:after="40" w:before="40"/>
+            </w:pPr>
+            <w:r/>
+            <w:r>
+              <w:rPr>
+                <w:rFonts w:ascii="Cambria" w:hAnsi="Cambria"/>
+                <w:b w:val="0"/>
+                <w:i w:val="0"/>
+                <w:sz w:val="17"/>
+              </w:rPr>
+              <w:t>Company stamp:</w:t>
+            </w:r>
+          </w:p>
+        </w:tc>
+      </w:tr>
+    </w:tbl>
     <w:p>
       <w:pPr>
-        <w:spacing w:after="120"/>
-      </w:pPr>
-      <w:r>
-        <w:rPr>
-          <w:rFonts w:ascii="Cambria" w:hAnsi="Cambria"/>
-          <w:b w:val="0"/>
-          <w:i w:val="0"/>
-        </w:rPr>
-        <w:t>Abdelrhman Soliman · Cairo, Egypt · abdelrhmansoliman96@gmail.com · +20 109 651 5287</w:t>
-      </w:r>
-    </w:p>
-    <w:p>
-      <w:pPr>
-        <w:spacing w:after="120"/>
-      </w:pPr>
-      <w:r>
-        <w:rPr>
-          <w:rFonts w:ascii="Cambria" w:hAnsi="Cambria"/>
-          <w:b w:val="0"/>
-          <w:i w:val="0"/>
-        </w:rPr>
-        <w:t>Version 1.0 — For Client Review · 13 September 2026 · Document 2 of 2</w:t>
-      </w:r>
+        <w:spacing w:after="40"/>
+      </w:pPr>
     </w:p>
     <w:sectPr>
       <w:footerReference w:type="first" r:id="rId9"/>
@@ -11034,17 +11650,89 @@
   <w:p>
     <w:pPr>
       <w:pStyle w:val="Footer"/>
+      <w:spacing w:after="40"/>
       <w:jc w:val="center"/>
     </w:pPr>
     <w:r>
       <w:rPr>
-        <w:rFonts w:ascii="Calibri" w:hAnsi="Calibri"/>
+        <w:rFonts w:ascii="Calibri" w:hAnsi="Calibri" w:eastAsia="Calibri"/>
+        <w:b/>
+        <w:color w:val="8A6115"/>
+        <w:sz w:val="14"/>
+        <w:spacing w:val="16"/>
+      </w:rPr>
+      <w:t>CONSULTANT’S INITIALS</w:t>
+    </w:r>
+    <w:r>
+      <w:rPr>
+        <w:rFonts w:ascii="Calibri" w:hAnsi="Calibri" w:eastAsia="Calibri"/>
+        <w:b w:val="0"/>
+        <w:color w:val="555F6B"/>
+        <w:sz w:val="16"/>
+      </w:rPr>
+      <w:t xml:space="preserve">  ...................          </w:t>
+    </w:r>
+    <w:r>
+      <w:rPr>
+        <w:rFonts w:ascii="Calibri" w:hAnsi="Calibri" w:eastAsia="Calibri"/>
+        <w:b/>
+        <w:color w:val="8A6115"/>
+        <w:sz w:val="14"/>
+        <w:spacing w:val="16"/>
+      </w:rPr>
+      <w:t>CLIENT’S INITIALS</w:t>
+    </w:r>
+    <w:r>
+      <w:rPr>
+        <w:rFonts w:ascii="Calibri" w:hAnsi="Calibri" w:eastAsia="Calibri"/>
+        <w:b w:val="0"/>
+        <w:color w:val="555F6B"/>
+        <w:sz w:val="16"/>
+      </w:rPr>
+      <w:t xml:space="preserve">  ...................</w:t>
+    </w:r>
+  </w:p>
+  <w:p>
+    <w:pPr>
+      <w:spacing w:before="0"/>
+      <w:jc w:val="center"/>
+    </w:pPr>
+    <w:r>
+      <w:rPr>
+        <w:rFonts w:ascii="Calibri" w:hAnsi="Calibri" w:eastAsia="Calibri"/>
+        <w:b w:val="0"/>
         <w:color w:val="555F6B"/>
         <w:sz w:val="15"/>
       </w:rPr>
-      <w:t xml:space="preserve">Consulting Agreement (2 of 2)  ·  Btakka × Abdelrhman Soliman  ·  v1.0  ·  Page </w:t>
+      <w:t xml:space="preserve">Consulting Agreement  ·  Btakka × Abdelrhman Soliman  ·  v1.0  ·  Page </w:t>
     </w:r>
-    <w:fldSimple w:instr="PAGE"/>
+    <w:fldSimple w:instr="PAGE">
+      <w:r>
+        <w:rPr>
+          <w:sz w:val="15"/>
+          <w:color w:val="555F6B"/>
+          <w:rFonts w:ascii="Calibri" w:hAnsi="Calibri"/>
+        </w:rPr>
+      </w:r>
+    </w:fldSimple>
+    <w:r>
+      <w:rPr>
+        <w:rFonts w:ascii="Calibri" w:hAnsi="Calibri" w:eastAsia="Calibri"/>
+        <w:b w:val="0"/>
+        <w:color w:val="555F6B"/>
+        <w:sz w:val="15"/>
+      </w:rPr>
+      <w:t xml:space="preserve"> of </w:t>
+    </w:r>
+    <w:fldSimple w:instr="NUMPAGES">
+      <w:r>
+        <w:rPr>
+          <w:sz w:val="15"/>
+          <w:color w:val="555F6B"/>
+          <w:rFonts w:ascii="Calibri" w:hAnsi="Calibri"/>
+        </w:rPr>
+      </w:r>
+    </w:fldSimple>
   </w:p>
 </w:ftr>
 </file>
